--- a/PP-salygos/templates/TSD_LT_SPS.docx
+++ b/PP-salygos/templates/TSD_LT_SPS.docx
@@ -1,8 +1,8 @@
 
 <file path=word/document.xml><?xml version="1.0" encoding="utf-8"?>
-<w:document xmlns:ns1="http://schemas.openxmlformats.org/markup-compatibility/2006" xmlns:ns2="http://schemas.microsoft.com/office/word/2010/wordml" xmlns:ns3="http://schemas.openxmlformats.org/officeDocument/2006/relationships" xmlns:w="http://schemas.openxmlformats.org/wordprocessingml/2006/main" ns1:Ignorable="w14 w15 w16se w16cid w16 w16cex w16sdtdh w16sdtfl w16du wp14">
+<w:document xmlns:wpc="http://schemas.microsoft.com/office/word/2010/wordprocessingCanvas" xmlns:cx="http://schemas.microsoft.com/office/drawing/2014/chartex" xmlns:cx1="http://schemas.microsoft.com/office/drawing/2015/9/8/chartex" xmlns:cx2="http://schemas.microsoft.com/office/drawing/2015/10/21/chartex" xmlns:cx3="http://schemas.microsoft.com/office/drawing/2016/5/9/chartex" xmlns:cx4="http://schemas.microsoft.com/office/drawing/2016/5/10/chartex" xmlns:cx5="http://schemas.microsoft.com/office/drawing/2016/5/11/chartex" xmlns:cx6="http://schemas.microsoft.com/office/drawing/2016/5/12/chartex" xmlns:cx7="http://schemas.microsoft.com/office/drawing/2016/5/13/chartex" xmlns:cx8="http://schemas.microsoft.com/office/drawing/2016/5/14/chartex" xmlns:mc="http://schemas.openxmlformats.org/markup-compatibility/2006" xmlns:aink="http://schemas.microsoft.com/office/drawing/2016/ink" xmlns:am3d="http://schemas.microsoft.com/office/drawing/2017/model3d" xmlns:o="urn:schemas-microsoft-com:office:office" xmlns:oel="http://schemas.microsoft.com/office/2019/extlst" xmlns:r="http://schemas.openxmlformats.org/officeDocument/2006/relationships" xmlns:m="http://schemas.openxmlformats.org/officeDocument/2006/math" xmlns:v="urn:schemas-microsoft-com:vml" xmlns:wp14="http://schemas.microsoft.com/office/word/2010/wordprocessingDrawing" xmlns:wp="http://schemas.openxmlformats.org/drawingml/2006/wordprocessingDrawing" xmlns:w10="urn:schemas-microsoft-com:office:word" xmlns:w="http://schemas.openxmlformats.org/wordprocessingml/2006/main" xmlns:w14="http://schemas.microsoft.com/office/word/2010/wordml" xmlns:w15="http://schemas.microsoft.com/office/word/2012/wordml" xmlns:w16cex="http://schemas.microsoft.com/office/word/2018/wordml/cex" xmlns:w16cid="http://schemas.microsoft.com/office/word/2016/wordml/cid" xmlns:w16="http://schemas.microsoft.com/office/word/2018/wordml" xmlns:w16du="http://schemas.microsoft.com/office/word/2023/wordml/word16du" xmlns:w16sdtdh="http://schemas.microsoft.com/office/word/2020/wordml/sdtdatahash" xmlns:w16sdtfl="http://schemas.microsoft.com/office/word/2024/wordml/sdtformatlock" xmlns:w16se="http://schemas.microsoft.com/office/word/2015/wordml/symex" xmlns:wpg="http://schemas.microsoft.com/office/word/2010/wordprocessingGroup" xmlns:wpi="http://schemas.microsoft.com/office/word/2010/wordprocessingInk" xmlns:wne="http://schemas.microsoft.com/office/word/2006/wordml" xmlns:wps="http://schemas.microsoft.com/office/word/2010/wordprocessingShape" mc:Ignorable="w14 w15 w16se w16cid w16 w16cex w16sdtdh w16sdtfl w16du wp14">
   <w:body>
-    <w:p ns2:paraId="136875C7" ns2:textId="656426D1">
+    <w:p>
       <w:pPr>
         <w:pStyle w:val="Subtitle"/>
         <w:spacing w:before="60" w:after="60"/>
@@ -27,7 +27,7 @@
           <w:u w:val="none"/>
           <w:lang w:val="lt-LT"/>
         </w:rPr>
-        <w:t>/ĮMONĖS PAVADINIMAS/</w:t>
+        <w:t>ĮMONĖS PAVADINIMAS</w:t>
       </w:r>
       <w:r>
         <w:rPr>
@@ -66,7 +66,7 @@
         <w:t>PIRKIMO SĄLYGOS</w:t>
       </w:r>
     </w:p>
-    <w:p ns2:paraId="4B8D8485" ns2:textId="77777777">
+    <w:p>
       <w:pPr>
         <w:pStyle w:val="Subtitle"/>
         <w:spacing w:before="60" w:after="60"/>
@@ -108,19 +108,17 @@
       </w:r>
       <w:r>
         <w:rPr>
-          <w:b/>
           <w:rFonts w:ascii="Arial" w:hAnsi="Arial" w:cs="Arial"/>
           <w:i/>
           <w:iCs/>
           <w:sz w:val="20"/>
           <w:szCs w:val="20"/>
           <w:lang w:val="lt-LT"/>
-          <w:u w:val="none"/>
         </w:rPr>
         <w:t>) pirkimas</w:t>
       </w:r>
     </w:p>
-    <w:p ns2:paraId="645DC51D" ns2:textId="77777777">
+    <w:p>
       <w:pPr>
         <w:pStyle w:val="Subtitle"/>
         <w:spacing w:before="60" w:after="60"/>
@@ -155,7 +153,6 @@
             <w:calendar w:val="gregorian"/>
           </w:date>
         </w:sdtPr>
-        <w:sdtEndPr/>
         <w:sdtContent>
           <w:r>
             <w:rPr>
@@ -181,7 +178,7 @@
         <w:t xml:space="preserve"> </w:t>
       </w:r>
     </w:p>
-    <w:p ns2:paraId="672A6659" ns2:textId="77777777">
+    <w:p>
       <w:pPr>
         <w:pStyle w:val="Subtitle"/>
         <w:spacing w:before="60" w:after="60"/>
@@ -197,7 +194,7 @@
         </w:rPr>
       </w:pPr>
     </w:p>
-    <w:p ns2:paraId="33E968FE" ns2:textId="77777777">
+    <w:p>
       <w:pPr>
         <w:pStyle w:val="Subtitle"/>
         <w:spacing w:before="60" w:after="60"/>
@@ -263,7 +260,7 @@
         </w:rPr>
       </w:sdtEndPr>
       <w:sdtContent>
-        <w:p ns2:paraId="2644D4A2" ns2:textId="2BBDA6B8">
+        <w:p>
           <w:pPr>
             <w:pStyle w:val="TOCHeading"/>
             <w:numPr>
@@ -273,7 +270,7 @@
             <w:ind w:left="720" w:hanging="360"/>
           </w:pPr>
         </w:p>
-        <w:p ns2:paraId="2F7199B5" ns2:textId="541CAE6A">
+        <w:p>
           <w:pPr>
             <w:pStyle w:val="TOC1"/>
             <w:rPr>
@@ -284,7 +281,7 @@
               <w:kern w:val="2"/>
               <w:sz w:val="20"/>
               <w:szCs w:val="20"/>
-              <ns2:ligatures ns2:val="standardContextual"/>
+              <w14:ligatures w14:val="standardContextual"/>
             </w:rPr>
           </w:pPr>
           <w:r>
@@ -315,7 +312,7 @@
                 <w:kern w:val="2"/>
                 <w:sz w:val="20"/>
                 <w:szCs w:val="20"/>
-                <ns2:ligatures ns2:val="standardContextual"/>
+                <w14:ligatures w14:val="standardContextual"/>
               </w:rPr>
               <w:tab/>
             </w:r>
@@ -392,7 +389,7 @@
             </w:r>
           </w:hyperlink>
         </w:p>
-        <w:p ns2:paraId="34228FCB" ns2:textId="5F18ACA8">
+        <w:p>
           <w:pPr>
             <w:pStyle w:val="TOC1"/>
             <w:rPr>
@@ -403,7 +400,7 @@
               <w:kern w:val="2"/>
               <w:sz w:val="20"/>
               <w:szCs w:val="20"/>
-              <ns2:ligatures ns2:val="standardContextual"/>
+              <w14:ligatures w14:val="standardContextual"/>
             </w:rPr>
           </w:pPr>
           <w:hyperlink w:anchor="_Toc184803745" w:history="1">
@@ -425,7 +422,7 @@
                 <w:kern w:val="2"/>
                 <w:sz w:val="20"/>
                 <w:szCs w:val="20"/>
-                <ns2:ligatures ns2:val="standardContextual"/>
+                <w14:ligatures w14:val="standardContextual"/>
               </w:rPr>
               <w:tab/>
             </w:r>
@@ -502,7 +499,7 @@
             </w:r>
           </w:hyperlink>
         </w:p>
-        <w:p ns2:paraId="2CF32CD3" ns2:textId="6CF14A76">
+        <w:p>
           <w:pPr>
             <w:pStyle w:val="TOC1"/>
             <w:rPr>
@@ -513,7 +510,7 @@
               <w:kern w:val="2"/>
               <w:sz w:val="20"/>
               <w:szCs w:val="20"/>
-              <ns2:ligatures ns2:val="standardContextual"/>
+              <w14:ligatures w14:val="standardContextual"/>
             </w:rPr>
           </w:pPr>
           <w:hyperlink w:anchor="_Toc184803746" w:history="1">
@@ -535,7 +532,7 @@
                 <w:kern w:val="2"/>
                 <w:sz w:val="20"/>
                 <w:szCs w:val="20"/>
-                <ns2:ligatures ns2:val="standardContextual"/>
+                <w14:ligatures w14:val="standardContextual"/>
               </w:rPr>
               <w:tab/>
             </w:r>
@@ -612,7 +609,7 @@
             </w:r>
           </w:hyperlink>
         </w:p>
-        <w:p ns2:paraId="080B5879" ns2:textId="02EE2053">
+        <w:p>
           <w:pPr>
             <w:pStyle w:val="TOC1"/>
             <w:rPr>
@@ -623,7 +620,7 @@
               <w:kern w:val="2"/>
               <w:sz w:val="20"/>
               <w:szCs w:val="20"/>
-              <ns2:ligatures ns2:val="standardContextual"/>
+              <w14:ligatures w14:val="standardContextual"/>
             </w:rPr>
           </w:pPr>
           <w:hyperlink w:anchor="_Toc184803747" w:history="1">
@@ -645,7 +642,7 @@
                 <w:kern w:val="2"/>
                 <w:sz w:val="20"/>
                 <w:szCs w:val="20"/>
-                <ns2:ligatures ns2:val="standardContextual"/>
+                <w14:ligatures w14:val="standardContextual"/>
               </w:rPr>
               <w:tab/>
             </w:r>
@@ -722,7 +719,7 @@
             </w:r>
           </w:hyperlink>
         </w:p>
-        <w:p ns2:paraId="364DC7D0" ns2:textId="3A12D0F4">
+        <w:p>
           <w:pPr>
             <w:pStyle w:val="TOC1"/>
             <w:rPr>
@@ -733,7 +730,7 @@
               <w:kern w:val="2"/>
               <w:sz w:val="20"/>
               <w:szCs w:val="20"/>
-              <ns2:ligatures ns2:val="standardContextual"/>
+              <w14:ligatures w14:val="standardContextual"/>
             </w:rPr>
           </w:pPr>
           <w:hyperlink w:anchor="_Toc184803748" w:history="1">
@@ -755,7 +752,7 @@
                 <w:kern w:val="2"/>
                 <w:sz w:val="20"/>
                 <w:szCs w:val="20"/>
-                <ns2:ligatures ns2:val="standardContextual"/>
+                <w14:ligatures w14:val="standardContextual"/>
               </w:rPr>
               <w:tab/>
             </w:r>
@@ -832,7 +829,7 @@
             </w:r>
           </w:hyperlink>
         </w:p>
-        <w:p ns2:paraId="60F756B2" ns2:textId="0A23B130">
+        <w:p>
           <w:pPr>
             <w:pStyle w:val="TOC1"/>
             <w:rPr>
@@ -843,7 +840,7 @@
               <w:kern w:val="2"/>
               <w:sz w:val="20"/>
               <w:szCs w:val="20"/>
-              <ns2:ligatures ns2:val="standardContextual"/>
+              <w14:ligatures w14:val="standardContextual"/>
             </w:rPr>
           </w:pPr>
           <w:hyperlink w:anchor="_Toc184803749" w:history="1">
@@ -865,7 +862,7 @@
                 <w:kern w:val="2"/>
                 <w:sz w:val="20"/>
                 <w:szCs w:val="20"/>
-                <ns2:ligatures ns2:val="standardContextual"/>
+                <w14:ligatures w14:val="standardContextual"/>
               </w:rPr>
               <w:tab/>
             </w:r>
@@ -942,7 +939,7 @@
             </w:r>
           </w:hyperlink>
         </w:p>
-        <w:p ns2:paraId="0BC5C63B" ns2:textId="079C3E79">
+        <w:p>
           <w:pPr>
             <w:pStyle w:val="TOC1"/>
             <w:rPr>
@@ -953,7 +950,7 @@
               <w:kern w:val="2"/>
               <w:sz w:val="20"/>
               <w:szCs w:val="20"/>
-              <ns2:ligatures ns2:val="standardContextual"/>
+              <w14:ligatures w14:val="standardContextual"/>
             </w:rPr>
           </w:pPr>
           <w:hyperlink w:anchor="_Toc184803750" w:history="1">
@@ -975,7 +972,7 @@
                 <w:kern w:val="2"/>
                 <w:sz w:val="20"/>
                 <w:szCs w:val="20"/>
-                <ns2:ligatures ns2:val="standardContextual"/>
+                <w14:ligatures w14:val="standardContextual"/>
               </w:rPr>
               <w:tab/>
             </w:r>
@@ -1052,7 +1049,7 @@
             </w:r>
           </w:hyperlink>
         </w:p>
-        <w:p ns2:paraId="3D527790" ns2:textId="07E7775E">
+        <w:p>
           <w:pPr>
             <w:pStyle w:val="TOC1"/>
             <w:rPr>
@@ -1063,7 +1060,7 @@
               <w:kern w:val="2"/>
               <w:sz w:val="20"/>
               <w:szCs w:val="20"/>
-              <ns2:ligatures ns2:val="standardContextual"/>
+              <w14:ligatures w14:val="standardContextual"/>
             </w:rPr>
           </w:pPr>
           <w:hyperlink w:anchor="_Toc184803751" w:history="1">
@@ -1085,7 +1082,7 @@
                 <w:kern w:val="2"/>
                 <w:sz w:val="20"/>
                 <w:szCs w:val="20"/>
-                <ns2:ligatures ns2:val="standardContextual"/>
+                <w14:ligatures w14:val="standardContextual"/>
               </w:rPr>
               <w:tab/>
             </w:r>
@@ -1162,7 +1159,7 @@
             </w:r>
           </w:hyperlink>
         </w:p>
-        <w:p ns2:paraId="1FC196A6" ns2:textId="38388416">
+        <w:p>
           <w:pPr>
             <w:pStyle w:val="TOC1"/>
             <w:rPr>
@@ -1173,7 +1170,7 @@
               <w:kern w:val="2"/>
               <w:sz w:val="20"/>
               <w:szCs w:val="20"/>
-              <ns2:ligatures ns2:val="standardContextual"/>
+              <w14:ligatures w14:val="standardContextual"/>
             </w:rPr>
           </w:pPr>
           <w:hyperlink w:anchor="_Toc184803752" w:history="1">
@@ -1195,7 +1192,7 @@
                 <w:kern w:val="2"/>
                 <w:sz w:val="20"/>
                 <w:szCs w:val="20"/>
-                <ns2:ligatures ns2:val="standardContextual"/>
+                <w14:ligatures w14:val="standardContextual"/>
               </w:rPr>
               <w:tab/>
             </w:r>
@@ -1272,7 +1269,7 @@
             </w:r>
           </w:hyperlink>
         </w:p>
-        <w:p ns2:paraId="60BD0EC8" ns2:textId="47CB9519">
+        <w:p>
           <w:pPr>
             <w:pStyle w:val="TOC1"/>
             <w:rPr>
@@ -1283,7 +1280,7 @@
               <w:kern w:val="2"/>
               <w:sz w:val="20"/>
               <w:szCs w:val="20"/>
-              <ns2:ligatures ns2:val="standardContextual"/>
+              <w14:ligatures w14:val="standardContextual"/>
             </w:rPr>
           </w:pPr>
           <w:hyperlink w:anchor="_Toc184803753" w:history="1">
@@ -1305,7 +1302,7 @@
                 <w:kern w:val="2"/>
                 <w:sz w:val="20"/>
                 <w:szCs w:val="20"/>
-                <ns2:ligatures ns2:val="standardContextual"/>
+                <w14:ligatures w14:val="standardContextual"/>
               </w:rPr>
               <w:tab/>
             </w:r>
@@ -1382,7 +1379,7 @@
             </w:r>
           </w:hyperlink>
         </w:p>
-        <w:p ns2:paraId="4FECFC80" ns2:textId="72B1F08F">
+        <w:p>
           <w:pPr>
             <w:pStyle w:val="TOC1"/>
             <w:rPr>
@@ -1393,7 +1390,7 @@
               <w:kern w:val="2"/>
               <w:sz w:val="20"/>
               <w:szCs w:val="20"/>
-              <ns2:ligatures ns2:val="standardContextual"/>
+              <w14:ligatures w14:val="standardContextual"/>
             </w:rPr>
           </w:pPr>
           <w:hyperlink w:anchor="_Toc184803754" w:history="1">
@@ -1415,7 +1412,7 @@
                 <w:kern w:val="2"/>
                 <w:sz w:val="20"/>
                 <w:szCs w:val="20"/>
-                <ns2:ligatures ns2:val="standardContextual"/>
+                <w14:ligatures w14:val="standardContextual"/>
               </w:rPr>
               <w:tab/>
             </w:r>
@@ -1492,7 +1489,7 @@
             </w:r>
           </w:hyperlink>
         </w:p>
-        <w:p ns2:paraId="519F9F47" ns2:textId="09012A44">
+        <w:p>
           <w:pPr>
             <w:pStyle w:val="TOC1"/>
             <w:rPr>
@@ -1503,7 +1500,7 @@
               <w:kern w:val="2"/>
               <w:sz w:val="20"/>
               <w:szCs w:val="20"/>
-              <ns2:ligatures ns2:val="standardContextual"/>
+              <w14:ligatures w14:val="standardContextual"/>
             </w:rPr>
           </w:pPr>
           <w:hyperlink w:anchor="_Toc184803755" w:history="1">
@@ -1525,7 +1522,7 @@
                 <w:kern w:val="2"/>
                 <w:sz w:val="20"/>
                 <w:szCs w:val="20"/>
-                <ns2:ligatures ns2:val="standardContextual"/>
+                <w14:ligatures w14:val="standardContextual"/>
               </w:rPr>
               <w:tab/>
             </w:r>
@@ -1602,7 +1599,7 @@
             </w:r>
           </w:hyperlink>
         </w:p>
-        <w:p ns2:paraId="73AE4C65" ns2:textId="5BCED57B">
+        <w:p>
           <w:pPr>
             <w:pStyle w:val="TOC1"/>
             <w:rPr>
@@ -1613,7 +1610,7 @@
               <w:kern w:val="2"/>
               <w:sz w:val="20"/>
               <w:szCs w:val="20"/>
-              <ns2:ligatures ns2:val="standardContextual"/>
+              <w14:ligatures w14:val="standardContextual"/>
             </w:rPr>
           </w:pPr>
           <w:hyperlink w:anchor="_Toc184803756" w:history="1">
@@ -1635,7 +1632,7 @@
                 <w:kern w:val="2"/>
                 <w:sz w:val="20"/>
                 <w:szCs w:val="20"/>
-                <ns2:ligatures ns2:val="standardContextual"/>
+                <w14:ligatures w14:val="standardContextual"/>
               </w:rPr>
               <w:tab/>
             </w:r>
@@ -1712,7 +1709,7 @@
             </w:r>
           </w:hyperlink>
         </w:p>
-        <w:p ns2:paraId="00B5A439" ns2:textId="52258A8C">
+        <w:p>
           <w:pPr>
             <w:pStyle w:val="TOC1"/>
             <w:rPr>
@@ -1723,7 +1720,7 @@
               <w:kern w:val="2"/>
               <w:sz w:val="20"/>
               <w:szCs w:val="20"/>
-              <ns2:ligatures ns2:val="standardContextual"/>
+              <w14:ligatures w14:val="standardContextual"/>
             </w:rPr>
           </w:pPr>
           <w:hyperlink w:anchor="_Toc184803757" w:history="1">
@@ -1745,7 +1742,7 @@
                 <w:kern w:val="2"/>
                 <w:sz w:val="20"/>
                 <w:szCs w:val="20"/>
-                <ns2:ligatures ns2:val="standardContextual"/>
+                <w14:ligatures w14:val="standardContextual"/>
               </w:rPr>
               <w:tab/>
             </w:r>
@@ -1832,7 +1829,7 @@
             </w:r>
           </w:hyperlink>
         </w:p>
-        <w:p ns2:paraId="5369D6FA" ns2:textId="412D84A4">
+        <w:p>
           <w:pPr>
             <w:pStyle w:val="TOC1"/>
             <w:rPr>
@@ -1843,7 +1840,7 @@
               <w:kern w:val="2"/>
               <w:sz w:val="20"/>
               <w:szCs w:val="20"/>
-              <ns2:ligatures ns2:val="standardContextual"/>
+              <w14:ligatures w14:val="standardContextual"/>
             </w:rPr>
           </w:pPr>
           <w:hyperlink w:anchor="_Toc184803758" w:history="1">
@@ -1866,7 +1863,7 @@
                 <w:kern w:val="2"/>
                 <w:sz w:val="20"/>
                 <w:szCs w:val="20"/>
-                <ns2:ligatures ns2:val="standardContextual"/>
+                <w14:ligatures w14:val="standardContextual"/>
               </w:rPr>
               <w:tab/>
             </w:r>
@@ -1944,7 +1941,7 @@
             </w:r>
           </w:hyperlink>
         </w:p>
-        <w:p ns2:paraId="1E691E79" ns2:textId="32AABAEF">
+        <w:p>
           <w:pPr>
             <w:pStyle w:val="TOC1"/>
             <w:rPr>
@@ -1955,7 +1952,7 @@
               <w:kern w:val="2"/>
               <w:sz w:val="20"/>
               <w:szCs w:val="20"/>
-              <ns2:ligatures ns2:val="standardContextual"/>
+              <w14:ligatures w14:val="standardContextual"/>
             </w:rPr>
           </w:pPr>
           <w:hyperlink w:anchor="_Toc184803759" w:history="1">
@@ -1977,7 +1974,7 @@
                 <w:kern w:val="2"/>
                 <w:sz w:val="20"/>
                 <w:szCs w:val="20"/>
-                <ns2:ligatures ns2:val="standardContextual"/>
+                <w14:ligatures w14:val="standardContextual"/>
               </w:rPr>
               <w:tab/>
             </w:r>
@@ -2064,7 +2061,7 @@
             </w:r>
           </w:hyperlink>
         </w:p>
-        <w:p ns2:paraId="399E15DB" ns2:textId="41C2CB3E">
+        <w:p>
           <w:r>
             <w:rPr>
               <w:b/>
@@ -2076,7 +2073,7 @@
         </w:p>
       </w:sdtContent>
     </w:sdt>
-    <w:p ns2:paraId="54300D72" ns2:textId="77777777">
+    <w:p>
       <w:pPr>
         <w:pStyle w:val="Heading1"/>
         <w:numPr>
@@ -2089,7 +2086,7 @@
         </w:rPr>
       </w:pPr>
     </w:p>
-    <w:p ns2:paraId="06851D20" ns2:textId="77777777">
+    <w:p>
       <w:pPr>
         <w:pStyle w:val="Subtitle"/>
         <w:spacing w:before="60" w:after="60"/>
@@ -2105,7 +2102,7 @@
         </w:rPr>
       </w:pPr>
     </w:p>
-    <w:p ns2:paraId="416D9F20" ns2:textId="76E02A9F">
+    <w:p>
       <w:pPr>
         <w:pStyle w:val="Heading1"/>
         <w:jc w:val="center"/>
@@ -2125,7 +2122,7 @@
       <w:bookmarkEnd w:id="1"/>
       <w:bookmarkEnd w:id="2"/>
     </w:p>
-    <w:p ns2:paraId="20C7781A" ns2:textId="17C49F7B">
+    <w:p>
       <w:pPr>
         <w:pStyle w:val="ListParagraph"/>
         <w:numPr>
@@ -2157,7 +2154,7 @@
         <w:t>Vykdomos skelbiamos derybos.</w:t>
       </w:r>
     </w:p>
-    <w:p ns2:paraId="67134D23" ns2:textId="19AFECF4">
+    <w:p>
       <w:pPr>
         <w:pStyle w:val="ListParagraph"/>
         <w:numPr>
@@ -2184,7 +2181,7 @@
           <w:sz w:val="20"/>
           <w:szCs w:val="20"/>
         </w:rPr>
-        <w:t xml:space="preserve">Vykdomas Tarptautinis pirkimas.</w:t>
+        <w:t xml:space="preserve">Vykdomas </w:t>
       </w:r>
       <w:sdt>
         <w:sdtPr>
@@ -2203,7 +2200,6 @@
             <w:listItem w:displayText="Tarptautinis pirkimas" w:value="Tarptautinis pirkimas"/>
           </w:dropDownList>
         </w:sdtPr>
-        <w:sdtEndPr/>
         <w:sdtContent>
           <w:r>
             <w:rPr>
@@ -2212,7 +2208,7 @@
               <w:sz w:val="20"/>
               <w:szCs w:val="20"/>
             </w:rPr>
-            <w:t/>
+            <w:t>Tarptautinis pirkimas</w:t>
           </w:r>
         </w:sdtContent>
       </w:sdt>
@@ -2223,10 +2219,10 @@
           <w:sz w:val="20"/>
           <w:szCs w:val="20"/>
         </w:rPr>
-        <w:t/>
+        <w:t>.</w:t>
       </w:r>
     </w:p>
-    <w:p ns2:paraId="1840FE56" ns2:textId="1D203EC1">
+    <w:p>
       <w:pPr>
         <w:pStyle w:val="ListParagraph"/>
         <w:numPr>
@@ -2275,7 +2271,6 @@
             <w:listItem w:displayText="elektroniniu paštu" w:value="elektroniniu paštu"/>
           </w:comboBox>
         </w:sdtPr>
-        <w:sdtEndPr/>
         <w:sdtContent>
           <w:r>
             <w:rPr>
@@ -2352,7 +2347,7 @@
         <w:t xml:space="preserve"> </w:t>
       </w:r>
     </w:p>
-    <w:p ns2:paraId="0EA60DC7" ns2:textId="382BC970">
+    <w:p>
       <w:pPr>
         <w:pStyle w:val="ListParagraph"/>
         <w:numPr>
@@ -2401,7 +2396,7 @@
         <w:commentReference w:id="7"/>
       </w:r>
     </w:p>
-    <w:p ns2:paraId="37487F84" ns2:textId="5670BAE6">
+    <w:p>
       <w:pPr>
         <w:pStyle w:val="ListParagraph"/>
         <w:numPr>
@@ -2472,7 +2467,7 @@
         <w:t xml:space="preserve"> </w:t>
       </w:r>
     </w:p>
-    <w:p ns2:paraId="2DD30B50" ns2:textId="754A7E1C">
+    <w:p>
       <w:pPr>
         <w:pStyle w:val="ListParagraph"/>
         <w:numPr>
@@ -2517,7 +2512,7 @@
         <w:t>Pirminį pasiūlymą ir (arba) Galutinį pasiūlymą.</w:t>
       </w:r>
     </w:p>
-    <w:p ns2:paraId="33CA5EAA" ns2:textId="77777777">
+    <w:p>
       <w:pPr>
         <w:pStyle w:val="ListParagraph"/>
         <w:tabs>
@@ -2546,7 +2541,7 @@
         <w:t>Jei Pirkimas vykdomas siekiant sudaryti Preliminariąją sutartį:</w:t>
       </w:r>
     </w:p>
-    <w:p ns2:paraId="748D1AAF" ns2:textId="77777777">
+    <w:p>
       <w:pPr>
         <w:pStyle w:val="ListParagraph"/>
         <w:numPr>
@@ -2577,7 +2572,7 @@
         <w:t xml:space="preserve">Pirkimas vykdomas siekiant sudaryti Preliminariąją sutartį. </w:t>
       </w:r>
     </w:p>
-    <w:p ns2:paraId="000CA055" ns2:textId="77777777">
+    <w:p>
       <w:pPr>
         <w:pStyle w:val="ListParagraph"/>
         <w:numPr>
@@ -2692,7 +2687,7 @@
         <w:t xml:space="preserve"> </w:t>
       </w:r>
     </w:p>
-    <w:p ns2:paraId="0D5F610B" ns2:textId="77777777">
+    <w:p>
       <w:pPr>
         <w:pStyle w:val="ListParagraph"/>
         <w:tabs>
@@ -2723,7 +2718,7 @@
         <w:t>Jei Pirkimo metu nėra rengiamas Sutarties projektas:</w:t>
       </w:r>
     </w:p>
-    <w:p ns2:paraId="537BA0C8" ns2:textId="2D853E9E">
+    <w:p>
       <w:pPr>
         <w:pStyle w:val="ListParagraph"/>
         <w:numPr>
@@ -2888,7 +2883,7 @@
         <w:t>sąlygomis.</w:t>
       </w:r>
     </w:p>
-    <w:p ns2:paraId="56D3A590" ns2:textId="77777777">
+    <w:p>
       <w:pPr>
         <w:pStyle w:val="ListParagraph"/>
         <w:numPr>
@@ -2936,7 +2931,7 @@
         <w:t>(šis punktas visada turi būti)</w:t>
       </w:r>
     </w:p>
-    <w:p ns2:paraId="3D48AAF6" ns2:textId="77777777">
+    <w:p>
       <w:pPr>
         <w:pStyle w:val="ListParagraph"/>
         <w:tabs>
@@ -2965,7 +2960,7 @@
         <w:t>Jei numatoma kviesti stebėtojus</w:t>
       </w:r>
     </w:p>
-    <w:p ns2:paraId="217F6C21" ns2:textId="6BBFF39C">
+    <w:p>
       <w:pPr>
         <w:pStyle w:val="ListParagraph"/>
         <w:numPr>
@@ -3012,7 +3007,7 @@
         <w:t>irkimo metu bus kviečiami Komisijos posėdžiuose stebėtojo teisėmis dalyvauti šie valstybės ir savivaldybių institucijų ar įstaigų atstovai ______________.</w:t>
       </w:r>
     </w:p>
-    <w:p ns2:paraId="44EEE32E" ns2:textId="77777777">
+    <w:p>
       <w:pPr>
         <w:pStyle w:val="ListParagraph"/>
         <w:numPr>
@@ -3043,7 +3038,7 @@
         <w:t>Stebėtojai, dalyvaujantys Komisijos posėdžiuose, neturi sprendimo teisės, taip pat Komisijos posėdžių metu negali teikti pastabų, pasiūlymų. Stebėtojai negali trikdyti Komisijos posėdžių darbo.</w:t>
       </w:r>
     </w:p>
-    <w:p ns2:paraId="61FF3017" ns2:textId="77777777">
+    <w:p>
       <w:pPr>
         <w:pStyle w:val="ListParagraph"/>
         <w:tabs>
@@ -3072,7 +3067,7 @@
         <w:t>Jei nenumatoma kviesti stebėtojų</w:t>
       </w:r>
     </w:p>
-    <w:p ns2:paraId="1EFEAC71" ns2:textId="58990072">
+    <w:p>
       <w:pPr>
         <w:pStyle w:val="ListParagraph"/>
         <w:numPr>
@@ -3120,7 +3115,7 @@
         <w:t>irkimo metu nebus kviečiami Komisijos posėdžiuose stebėtojo teisėmis dalyvauti valstybės ir savivaldybių institucijų ar įstaigų atstovai.</w:t>
       </w:r>
     </w:p>
-    <w:p ns2:paraId="76FD64EE" ns2:textId="00B2F075">
+    <w:p>
       <w:pPr>
         <w:pStyle w:val="ListParagraph"/>
         <w:tabs>
@@ -3198,7 +3193,7 @@
         <w:t>:</w:t>
       </w:r>
     </w:p>
-    <w:p ns2:paraId="0A37501D" ns2:textId="2F39E2C1">
+    <w:p>
       <w:pPr>
         <w:pStyle w:val="ListParagraph"/>
         <w:numPr>
@@ -3256,7 +3251,7 @@
       </w:r>
       <w:bookmarkEnd w:id="8"/>
     </w:p>
-    <w:p ns2:paraId="081141A0" ns2:textId="77777777">
+    <w:p>
       <w:pPr>
         <w:pStyle w:val="ListParagraph"/>
         <w:tabs>
@@ -3272,7 +3267,7 @@
         </w:rPr>
       </w:pPr>
     </w:p>
-    <w:p ns2:paraId="5260E0FA" ns2:textId="521AD360">
+    <w:p>
       <w:pPr>
         <w:pStyle w:val="Heading1"/>
         <w:numPr>
@@ -3312,7 +3307,7 @@
       <w:bookmarkEnd w:id="9"/>
       <w:bookmarkEnd w:id="10"/>
     </w:p>
-    <w:p ns2:paraId="090C2DC1" ns2:textId="6BBF6037">
+    <w:p>
       <w:pPr>
         <w:pStyle w:val="ListParagraph"/>
         <w:numPr>
@@ -3399,7 +3394,7 @@
         <w:t>.</w:t>
       </w:r>
     </w:p>
-    <w:p ns2:paraId="43B9B331" ns2:textId="77777777">
+    <w:p>
       <w:pPr>
         <w:pStyle w:val="ListParagraph"/>
         <w:numPr>
@@ -3476,7 +3471,7 @@
         <w:t>e.</w:t>
       </w:r>
     </w:p>
-    <w:p ns2:paraId="154EB7AC" ns2:textId="77777777">
+    <w:p>
       <w:pPr>
         <w:tabs>
           <w:tab w:val="left" w:pos="567"/>
@@ -3526,7 +3521,7 @@
         <w:t>:</w:t>
       </w:r>
     </w:p>
-    <w:p ns2:paraId="757FA288" ns2:textId="27DB022A">
+    <w:p>
       <w:pPr>
         <w:pStyle w:val="ListParagraph"/>
         <w:numPr>
@@ -3587,7 +3582,7 @@
         <w:t>.</w:t>
       </w:r>
     </w:p>
-    <w:p ns2:paraId="1955813B" ns2:textId="77777777">
+    <w:p>
       <w:pPr>
         <w:tabs>
           <w:tab w:val="left" w:pos="567"/>
@@ -3615,7 +3610,7 @@
         <w:t>Jei Pirkimo objektas skaidomas į dalis:</w:t>
       </w:r>
     </w:p>
-    <w:p ns2:paraId="1745B859" ns2:textId="17EEBEBB">
+    <w:p>
       <w:pPr>
         <w:pStyle w:val="ListParagraph"/>
         <w:numPr>
@@ -3660,7 +3655,7 @@
         <w:t>irkimo objekto dalis:</w:t>
       </w:r>
     </w:p>
-    <w:p ns2:paraId="6C7C8E44" ns2:textId="3D17CBA0">
+    <w:p>
       <w:pPr>
         <w:pStyle w:val="ListParagraph"/>
         <w:numPr>
@@ -3728,7 +3723,7 @@
         <w:t>;</w:t>
       </w:r>
     </w:p>
-    <w:p ns2:paraId="42BFF295" ns2:textId="54EB7BBC">
+    <w:p>
       <w:pPr>
         <w:pStyle w:val="ListParagraph"/>
         <w:numPr>
@@ -3796,7 +3791,7 @@
         <w:t>________________________.</w:t>
       </w:r>
     </w:p>
-    <w:p ns2:paraId="6492F26B" ns2:textId="5204736C">
+    <w:p>
       <w:pPr>
         <w:pStyle w:val="ListParagraph"/>
         <w:numPr>
@@ -3857,7 +3852,7 @@
         <w:t>vienai, kelioms ar visoms Pirkimo objekto dalims.</w:t>
       </w:r>
     </w:p>
-    <w:p ns2:paraId="0FCCD911" ns2:textId="09C40F02">
+    <w:p>
       <w:pPr>
         <w:pStyle w:val="ListParagraph"/>
         <w:numPr>
@@ -3888,7 +3883,7 @@
         <w:t>Perkantysis subjektas neriboja maksimalaus Pirkimo objekto dalių skaičiaus, dėl kurių laimėtoju gali būti nustatomas tas pats Tiekėjas.</w:t>
       </w:r>
     </w:p>
-    <w:p ns2:paraId="4180645E" ns2:textId="1B8E0F18">
+    <w:p>
       <w:pPr>
         <w:pStyle w:val="ListParagraph"/>
         <w:numPr>
@@ -3916,7 +3911,6 @@
           <w:sz w:val="20"/>
           <w:szCs w:val="20"/>
         </w:rPr>
-        <w:lastRenderedPageBreak/>
         <w:t xml:space="preserve">Perkantysis subjektas sudarys atskirą Sutartį kiekvienai Pirkimo objekto daliai, nepaisant to, kad pagal </w:t>
       </w:r>
       <w:r>
@@ -3929,7 +3923,7 @@
         <w:t>Pirkimo sąlygas laimėtoju gali būti nustatomas tas pats Tiekėjas.</w:t>
       </w:r>
     </w:p>
-    <w:p ns2:paraId="3EC97765" ns2:textId="5FAF9A3C">
+    <w:p>
       <w:pPr>
         <w:pStyle w:val="ListParagraph"/>
         <w:numPr>
@@ -3988,7 +3982,7 @@
         <w:t>]</w:t>
       </w:r>
     </w:p>
-    <w:p ns2:paraId="520C9E20" ns2:textId="7E448A77">
+    <w:p>
       <w:pPr>
         <w:pStyle w:val="ListParagraph"/>
         <w:numPr>
@@ -4080,7 +4074,7 @@
         <w:t xml:space="preserve">] </w:t>
       </w:r>
     </w:p>
-    <w:p ns2:paraId="0862FA92" ns2:textId="5F793999">
+    <w:p>
       <w:pPr>
         <w:pStyle w:val="ListParagraph"/>
         <w:numPr>
@@ -4129,7 +4123,7 @@
         <w:commentReference w:id="12"/>
       </w:r>
     </w:p>
-    <w:p ns2:paraId="3105E25D" ns2:textId="73A4CFF3">
+    <w:p>
       <w:pPr>
         <w:pStyle w:val="ListParagraph"/>
         <w:numPr>
@@ -4158,7 +4152,7 @@
         <w:t>nebus sutrikdytas Perkančiojo subjekto valdomos ryšių ir informacinės infrastruktūros, kuri yra reikšminga Perkančiojo subjekto veiklai, funkcionavimas;</w:t>
       </w:r>
     </w:p>
-    <w:p ns2:paraId="14CAA0B4" ns2:textId="48D489EF">
+    <w:p>
       <w:pPr>
         <w:pStyle w:val="ListParagraph"/>
         <w:numPr>
@@ -4187,7 +4181,7 @@
         <w:t>nebus sutrikdyta Perkančiojo subjekto, kaip nacionaliniam saugumui svarbios įmonės, veikla;</w:t>
       </w:r>
     </w:p>
-    <w:p ns2:paraId="577D767E" ns2:textId="60CA46F1">
+    <w:p>
       <w:pPr>
         <w:pStyle w:val="ListParagraph"/>
         <w:numPr>
@@ -4216,7 +4210,7 @@
         <w:t>nebus siekiama išgauti valstybės ir tarnybos paslaptį sudarančią ar kitą neviešą (Perkančiojo subjekto konfidencialią) informaciją.</w:t>
       </w:r>
     </w:p>
-    <w:p ns2:paraId="3E23D654" ns2:textId="77777777">
+    <w:p>
       <w:pPr>
         <w:pStyle w:val="ListParagraph"/>
         <w:tabs>
@@ -4245,7 +4239,7 @@
         <w:t>Jei planuojama objekto apžiūra:</w:t>
       </w:r>
     </w:p>
-    <w:p ns2:paraId="36774FEE" ns2:textId="1A935471">
+    <w:p>
       <w:pPr>
         <w:pStyle w:val="ListParagraph"/>
         <w:numPr>
@@ -4467,7 +4461,7 @@
         <w:t>lausimus po objekto apžiūros bus galima pateikti CVP IS susirašinėjimo priemonėmis.</w:t>
       </w:r>
     </w:p>
-    <w:p ns2:paraId="00CE05FF" ns2:textId="0B959210">
+    <w:p>
       <w:pPr>
         <w:pStyle w:val="ListParagraph"/>
         <w:numPr>
@@ -4503,7 +4497,7 @@
         <w:t>.</w:t>
       </w:r>
     </w:p>
-    <w:p ns2:paraId="455D31AE" ns2:textId="19506C89">
+    <w:p>
       <w:pPr>
         <w:pStyle w:val="ListParagraph"/>
         <w:numPr>
@@ -4550,7 +4544,7 @@
       </w:r>
     </w:p>
     <w:bookmarkEnd w:id="11"/>
-    <w:p ns2:paraId="5DAB6C7B" ns2:textId="77777777">
+    <w:p>
       <w:pPr>
         <w:tabs>
           <w:tab w:val="left" w:pos="851"/>
@@ -4563,7 +4557,7 @@
         </w:rPr>
       </w:pPr>
     </w:p>
-    <w:p ns2:paraId="4336408B" ns2:textId="77777777">
+    <w:p>
       <w:pPr>
         <w:pStyle w:val="Heading1"/>
         <w:numPr>
@@ -4593,7 +4587,7 @@
       </w:r>
       <w:bookmarkEnd w:id="13"/>
     </w:p>
-    <w:p ns2:paraId="42515202" ns2:textId="268BAB12">
+    <w:p>
       <w:pPr>
         <w:pStyle w:val="ListParagraph"/>
         <w:tabs>
@@ -4646,7 +4640,7 @@
       </w:r>
     </w:p>
     <w:bookmarkEnd w:id="14"/>
-    <w:p ns2:paraId="4BA95ED6" ns2:textId="7E2E4EF5">
+    <w:p>
       <w:pPr>
         <w:pStyle w:val="ListParagraph"/>
         <w:numPr>
@@ -4917,11 +4911,20 @@
           <w:sz w:val="20"/>
           <w:szCs w:val="20"/>
         </w:rPr>
-        <w:t>bus prašoma pateikti tik iš Tiekėjo, kuris pagal sudarytą pasiūlymų eilę, pateikė ekonomiškai naudingiausią pasiūlymą.</w:t>
+        <w:t xml:space="preserve">bus </w:t>
+      </w:r>
+      <w:r>
+        <w:rPr>
+          <w:rFonts w:ascii="Arial" w:hAnsi="Arial" w:cs="Arial"/>
+          <w:sz w:val="20"/>
+          <w:szCs w:val="20"/>
+        </w:rPr>
+        <w:lastRenderedPageBreak/>
+        <w:t>prašoma pateikti tik iš Tiekėjo, kuris pagal sudarytą pasiūlymų eilę, pateikė ekonomiškai naudingiausią pasiūlymą.</w:t>
       </w:r>
     </w:p>
     <w:bookmarkEnd w:id="16"/>
-    <w:p ns2:paraId="00396F23" ns2:textId="5D276C7B">
+    <w:p>
       <w:pPr>
         <w:pStyle w:val="ListParagraph"/>
         <w:tabs>
@@ -4960,7 +4963,7 @@
         <w:t xml:space="preserve"> ir pašalinimo pagrindų nebuvimas yra tikrinami:</w:t>
       </w:r>
     </w:p>
-    <w:p ns2:paraId="314B8A7A" ns2:textId="524DAFD8">
+    <w:p>
       <w:pPr>
         <w:tabs>
           <w:tab w:val="left" w:pos="567"/>
@@ -5224,7 +5227,7 @@
         <w:t>, bus prašoma pateikti tik iš Tiekėjo, kuris pagal sudarytą pasiūlymų eilę, pateikė ekonomiškai naudingiausią pasiūlymą.</w:t>
       </w:r>
     </w:p>
-    <w:p ns2:paraId="6F0BA3A7" ns2:textId="77777777">
+    <w:p>
       <w:pPr>
         <w:tabs>
           <w:tab w:val="left" w:pos="567"/>
@@ -5265,7 +5268,7 @@
         <w:t>ir pašalinimo pagrindai:</w:t>
       </w:r>
     </w:p>
-    <w:p ns2:paraId="2C923D1F" ns2:textId="3B71C296">
+    <w:p>
       <w:pPr>
         <w:tabs>
           <w:tab w:val="left" w:pos="567"/>
@@ -5287,7 +5290,6 @@
           <w:sz w:val="20"/>
           <w:szCs w:val="20"/>
         </w:rPr>
-        <w:lastRenderedPageBreak/>
         <w:t>3.1.</w:t>
       </w:r>
       <w:r>
@@ -5547,7 +5549,7 @@
         <w:t>.</w:t>
       </w:r>
     </w:p>
-    <w:p ns2:paraId="7C26811B" ns2:textId="43F19F50">
+    <w:p>
       <w:pPr>
         <w:pStyle w:val="ListParagraph"/>
         <w:ind w:left="0"/>
@@ -5563,7 +5565,7 @@
       <w:bookmarkStart w:id="18" w:name="_Hlk103065235"/>
     </w:p>
     <w:bookmarkEnd w:id="18"/>
-    <w:p ns2:paraId="45997537" ns2:textId="77777777">
+    <w:p>
       <w:pPr>
         <w:pStyle w:val="ListParagraph"/>
         <w:tabs>
@@ -5580,7 +5582,7 @@
         </w:rPr>
       </w:pPr>
     </w:p>
-    <w:p ns2:paraId="24EFFBDC" ns2:textId="7C91016D">
+    <w:p>
       <w:pPr>
         <w:tabs>
           <w:tab w:val="left" w:pos="567"/>
@@ -5604,7 +5606,7 @@
         <w:t>Jei tikrinami pašalinimo pagrindai ir kvalifikacija, 1 ir 2 lentelės paliekamos. Jei tikrinami tik pašalinimo pagrindai, paliekama atitinkama lentelė.</w:t>
       </w:r>
     </w:p>
-    <w:p ns2:paraId="02CCCBE1" ns2:textId="3ADBBA5F">
+    <w:p>
       <w:pPr>
         <w:pStyle w:val="ListParagraph"/>
         <w:tabs>
@@ -5662,12 +5664,12 @@
         <w:gridCol w:w="4394"/>
         <w:gridCol w:w="4394"/>
       </w:tblGrid>
-      <w:tr ns2:paraId="2793AFE8" ns2:textId="77777777">
+      <w:tr>
         <w:tc>
           <w:tcPr>
             <w:tcW w:w="505" w:type="pct"/>
           </w:tcPr>
-          <w:p ns2:paraId="272FACBA" ns2:textId="77777777">
+          <w:p>
             <w:pPr>
               <w:tabs>
                 <w:tab w:val="left" w:pos="567"/>
@@ -5696,7 +5698,7 @@
           <w:tcPr>
             <w:tcW w:w="2247" w:type="pct"/>
           </w:tcPr>
-          <w:p ns2:paraId="6B0228AB" ns2:textId="77777777">
+          <w:p>
             <w:pPr>
               <w:tabs>
                 <w:tab w:val="left" w:pos="567"/>
@@ -5725,7 +5727,7 @@
           <w:tcPr>
             <w:tcW w:w="2247" w:type="pct"/>
           </w:tcPr>
-          <w:p ns2:paraId="4CDF24CD" ns2:textId="77777777">
+          <w:p>
             <w:pPr>
               <w:tabs>
                 <w:tab w:val="left" w:pos="851"/>
@@ -5752,12 +5754,12 @@
           </w:p>
         </w:tc>
       </w:tr>
-      <w:tr ns2:paraId="7CB1212A" ns2:textId="77777777">
+      <w:tr>
         <w:tc>
           <w:tcPr>
             <w:tcW w:w="505" w:type="pct"/>
           </w:tcPr>
-          <w:p ns2:paraId="67D00C2E" ns2:textId="77777777">
+          <w:p>
             <w:pPr>
               <w:numPr>
                 <w:ilvl w:val="0"/>
@@ -5783,7 +5785,7 @@
           <w:tcPr>
             <w:tcW w:w="2247" w:type="pct"/>
           </w:tcPr>
-          <w:p ns2:paraId="337023B1" ns2:textId="2411281A">
+          <w:p>
             <w:pPr>
               <w:tabs>
                 <w:tab w:val="left" w:pos="567"/>
@@ -5827,7 +5829,7 @@
           <w:tcPr>
             <w:tcW w:w="2247" w:type="pct"/>
           </w:tcPr>
-          <w:p ns2:paraId="7016151D" ns2:textId="77777777">
+          <w:p>
             <w:pPr>
               <w:ind w:left="34"/>
               <w:jc w:val="both"/>
@@ -5846,7 +5848,7 @@
               <w:t>PATEIKIAMA:</w:t>
             </w:r>
           </w:p>
-          <w:p ns2:paraId="36875C4A" ns2:textId="22458D4E">
+          <w:p>
             <w:pPr>
               <w:ind w:left="34"/>
               <w:jc w:val="both"/>
@@ -5867,7 +5869,7 @@
               <w:t>Su Paraiška pateikiamas tik EBVPD.</w:t>
             </w:r>
           </w:p>
-          <w:p ns2:paraId="5A7D7A21" ns2:textId="77777777">
+          <w:p>
             <w:pPr>
               <w:ind w:left="34"/>
               <w:jc w:val="both"/>
@@ -5879,7 +5881,7 @@
               </w:rPr>
             </w:pPr>
           </w:p>
-          <w:p ns2:paraId="680C6873" ns2:textId="614AB29D">
+          <w:p>
             <w:pPr>
               <w:ind w:left="34"/>
               <w:jc w:val="both"/>
@@ -5918,7 +5920,7 @@
               <w:t>reikalaujama.</w:t>
             </w:r>
           </w:p>
-          <w:p ns2:paraId="08725CAD" ns2:textId="77777777">
+          <w:p>
             <w:pPr>
               <w:ind w:left="34"/>
               <w:jc w:val="both"/>
@@ -5930,7 +5932,7 @@
               </w:rPr>
             </w:pPr>
           </w:p>
-          <w:p ns2:paraId="6133EB5C" ns2:textId="77777777">
+          <w:p>
             <w:pPr>
               <w:ind w:left="34"/>
               <w:jc w:val="both"/>
@@ -5951,7 +5953,7 @@
               <w:t xml:space="preserve">Iš ne Lietuvoje įsteigtų subjektų bus reikalaujama tokios rūšies pažymų ir tokių dokumentinių įrodymų formų, apie kuriuos pateikta informacija Europos Komisijos informacinėje dokumentų saugykloje </w:t>
             </w:r>
           </w:p>
-          <w:p ns2:paraId="1A34F53F" ns2:textId="09B3239B">
+          <w:p>
             <w:pPr>
               <w:ind w:left="34"/>
               <w:jc w:val="both"/>
@@ -5974,12 +5976,12 @@
           </w:p>
         </w:tc>
       </w:tr>
-      <w:tr ns2:paraId="6D83E46A" ns2:textId="77777777">
+      <w:tr>
         <w:tc>
           <w:tcPr>
             <w:tcW w:w="505" w:type="pct"/>
           </w:tcPr>
-          <w:p ns2:paraId="325239B3" ns2:textId="77777777">
+          <w:p>
             <w:pPr>
               <w:numPr>
                 <w:ilvl w:val="0"/>
@@ -6004,7 +6006,7 @@
           <w:tcPr>
             <w:tcW w:w="2247" w:type="pct"/>
           </w:tcPr>
-          <w:p ns2:paraId="402E7133" ns2:textId="77777777">
+          <w:p>
             <w:pPr>
               <w:tabs>
                 <w:tab w:val="left" w:pos="567"/>
@@ -6054,7 +6056,7 @@
               <w:t xml:space="preserve"> </w:t>
             </w:r>
           </w:p>
-          <w:p ns2:paraId="50B99794" ns2:textId="77777777">
+          <w:p>
             <w:pPr>
               <w:tabs>
                 <w:tab w:val="left" w:pos="567"/>
@@ -6070,7 +6072,7 @@
               </w:rPr>
             </w:pPr>
           </w:p>
-          <w:p ns2:paraId="7AF8F1BD" ns2:textId="77777777">
+          <w:p>
             <w:pPr>
               <w:tabs>
                 <w:tab w:val="left" w:pos="567"/>
@@ -6094,7 +6096,7 @@
               <w:t>Laikoma, kad atitinkamos padėties dėl interesų konflikto negalima ištaisyti, jeigu į interesų konfliktą patekę asmenys nulėmė Komisijos ar Perkančiojo subjekto sprendimus ir šių sprendimų pakeitimas prieštarautų PĮ nuostatoms.</w:t>
             </w:r>
           </w:p>
-          <w:p ns2:paraId="19CED2CE" ns2:textId="413C44F6">
+          <w:p>
             <w:pPr>
               <w:tabs>
                 <w:tab w:val="left" w:pos="567"/>
@@ -6114,7 +6116,7 @@
           <w:tcPr>
             <w:tcW w:w="2247" w:type="pct"/>
           </w:tcPr>
-          <w:p ns2:paraId="2E79F1BE" ns2:textId="77777777">
+          <w:p>
             <w:pPr>
               <w:ind w:left="34"/>
               <w:jc w:val="both"/>
@@ -6133,7 +6135,7 @@
               <w:t>PATEIKIAMA:</w:t>
             </w:r>
           </w:p>
-          <w:p ns2:paraId="726F9876" ns2:textId="38699A5F">
+          <w:p>
             <w:pPr>
               <w:ind w:left="34"/>
               <w:jc w:val="both"/>
@@ -6154,7 +6156,7 @@
               <w:t>Su Paraiška pateikiamas tik EBVPD.</w:t>
             </w:r>
           </w:p>
-          <w:p ns2:paraId="2703C521" ns2:textId="77777777">
+          <w:p>
             <w:pPr>
               <w:ind w:left="34"/>
               <w:jc w:val="both"/>
@@ -6166,7 +6168,7 @@
               </w:rPr>
             </w:pPr>
           </w:p>
-          <w:p ns2:paraId="17698C3A" ns2:textId="4653F6AB">
+          <w:p>
             <w:pPr>
               <w:ind w:left="34"/>
               <w:jc w:val="both"/>
@@ -6205,7 +6207,7 @@
               <w:t>reikalaujama.</w:t>
             </w:r>
           </w:p>
-          <w:p ns2:paraId="47353887" ns2:textId="77777777">
+          <w:p>
             <w:pPr>
               <w:ind w:left="34"/>
               <w:jc w:val="both"/>
@@ -6217,7 +6219,7 @@
               </w:rPr>
             </w:pPr>
           </w:p>
-          <w:p ns2:paraId="5FC67A5E" ns2:textId="77777777">
+          <w:p>
             <w:pPr>
               <w:ind w:left="34"/>
               <w:jc w:val="both"/>
@@ -6238,7 +6240,7 @@
               <w:t xml:space="preserve">Iš ne Lietuvoje įsteigtų subjektų bus reikalaujama tokios rūšies pažymų ir tokių dokumentinių įrodymų formų, apie kuriuos pateikta informacija Europos Komisijos informacinėje dokumentų saugykloje </w:t>
             </w:r>
           </w:p>
-          <w:p ns2:paraId="173BD5C0" ns2:textId="6C35EF57">
+          <w:p>
             <w:pPr>
               <w:ind w:left="34"/>
               <w:jc w:val="both"/>
@@ -6260,12 +6262,12 @@
           </w:p>
         </w:tc>
       </w:tr>
-      <w:tr ns2:paraId="0AB88BDC" ns2:textId="77777777">
+      <w:tr>
         <w:tc>
           <w:tcPr>
             <w:tcW w:w="505" w:type="pct"/>
           </w:tcPr>
-          <w:p ns2:paraId="77DEA327" ns2:textId="77777777">
+          <w:p>
             <w:pPr>
               <w:numPr>
                 <w:ilvl w:val="0"/>
@@ -6301,7 +6303,7 @@
           <w:tcPr>
             <w:tcW w:w="2247" w:type="pct"/>
           </w:tcPr>
-          <w:p ns2:paraId="529C2A20" ns2:textId="3EBF757D">
+          <w:p>
             <w:pPr>
               <w:tabs>
                 <w:tab w:val="left" w:pos="567"/>
@@ -6329,7 +6331,7 @@
           <w:tcPr>
             <w:tcW w:w="2247" w:type="pct"/>
           </w:tcPr>
-          <w:p ns2:paraId="4C08EBE2" ns2:textId="77777777">
+          <w:p>
             <w:pPr>
               <w:ind w:left="34"/>
               <w:jc w:val="both"/>
@@ -6348,7 +6350,7 @@
               <w:t>PATEIKIAMA:</w:t>
             </w:r>
           </w:p>
-          <w:p ns2:paraId="7697DD39" ns2:textId="6C2BC581">
+          <w:p>
             <w:pPr>
               <w:ind w:left="34"/>
               <w:jc w:val="both"/>
@@ -6369,7 +6371,7 @@
               <w:t>Su Paraiška pateikiamas tik EBVPD.</w:t>
             </w:r>
           </w:p>
-          <w:p ns2:paraId="3C658157" ns2:textId="77777777">
+          <w:p>
             <w:pPr>
               <w:ind w:left="34"/>
               <w:jc w:val="both"/>
@@ -6381,7 +6383,7 @@
               </w:rPr>
             </w:pPr>
           </w:p>
-          <w:p ns2:paraId="350458E7" ns2:textId="6644CB17">
+          <w:p>
             <w:pPr>
               <w:ind w:left="34"/>
               <w:jc w:val="both"/>
@@ -6420,7 +6422,7 @@
               <w:t>reikalaujama.</w:t>
             </w:r>
           </w:p>
-          <w:p ns2:paraId="02D3759B" ns2:textId="77777777">
+          <w:p>
             <w:pPr>
               <w:ind w:left="34"/>
               <w:jc w:val="both"/>
@@ -6432,7 +6434,7 @@
               </w:rPr>
             </w:pPr>
           </w:p>
-          <w:p ns2:paraId="05536D11" ns2:textId="77777777">
+          <w:p>
             <w:pPr>
               <w:ind w:left="34"/>
               <w:jc w:val="both"/>
@@ -6453,7 +6455,7 @@
               <w:t xml:space="preserve">Iš ne Lietuvoje įsteigtų subjektų bus reikalaujama tokios rūšies pažymų ir tokių dokumentinių įrodymų formų, apie kuriuos pateikta informacija Europos Komisijos informacinėje dokumentų saugykloje </w:t>
             </w:r>
           </w:p>
-          <w:p ns2:paraId="0D4E2A47" ns2:textId="78301A7A">
+          <w:p>
             <w:pPr>
               <w:ind w:left="34"/>
               <w:jc w:val="both"/>
@@ -6475,12 +6477,12 @@
           </w:p>
         </w:tc>
       </w:tr>
-      <w:tr ns2:paraId="088372C1" ns2:textId="77777777">
+      <w:tr>
         <w:tc>
           <w:tcPr>
             <w:tcW w:w="505" w:type="pct"/>
           </w:tcPr>
-          <w:p ns2:paraId="64DA34E3" ns2:textId="77777777">
+          <w:p>
             <w:pPr>
               <w:numPr>
                 <w:ilvl w:val="0"/>
@@ -6506,7 +6508,7 @@
           <w:tcPr>
             <w:tcW w:w="2247" w:type="pct"/>
           </w:tcPr>
-          <w:p ns2:paraId="0C7B9CC8" ns2:textId="77777777">
+          <w:p>
             <w:pPr>
               <w:pStyle w:val="NoSpacing"/>
               <w:jc w:val="both"/>
@@ -6536,8 +6538,21 @@
                 <w:sz w:val="20"/>
                 <w:szCs w:val="20"/>
               </w:rPr>
-              <w:t xml:space="preserve">Pirkimo procedūrų metu nuslėpė informaciją ar pateikė melagingą informaciją apie atitiktį Lietuvos Respublikos viešųjų pirkimų įstatymo 46 ir 47 straipsniuose </w:t>
-            </w:r>
+              <w:t xml:space="preserve">Pirkimo procedūrų metu nuslėpė informaciją ar pateikė melagingą informaciją apie atitiktį Lietuvos Respublikos viešųjų pirkimų įstatymo 46 ir 47 straipsniuose nustatytiems reikalavimams, ir Perkantysis subjektas gali tai įrodyti bet kokiomis teisėtomis priemonėmis, arba Tiekėjas dėl pateiktos melagingos informacijos negali pateikti patvirtinančių dokumentų, reikalaujamų pagal Viešųjų pirkimų įstatymo 50 straipsnį. </w:t>
+            </w:r>
+          </w:p>
+          <w:p>
+            <w:pPr>
+              <w:pStyle w:val="NoSpacing"/>
+              <w:jc w:val="both"/>
+              <w:rPr>
+                <w:rFonts w:ascii="Arial" w:hAnsi="Arial" w:cs="Arial"/>
+                <w:iCs/>
+                <w:color w:val="000000"/>
+                <w:sz w:val="20"/>
+                <w:szCs w:val="20"/>
+              </w:rPr>
+            </w:pPr>
             <w:r>
               <w:rPr>
                 <w:rFonts w:ascii="Arial" w:eastAsia="Times New Roman" w:hAnsi="Arial" w:cs="Arial"/>
@@ -6546,34 +6561,10 @@
                 <w:sz w:val="20"/>
                 <w:szCs w:val="20"/>
               </w:rPr>
-              <w:lastRenderedPageBreak/>
-              <w:t xml:space="preserve">nustatytiems reikalavimams, ir Perkantysis subjektas gali tai įrodyti bet kokiomis teisėtomis priemonėmis, arba Tiekėjas dėl pateiktos melagingos informacijos negali pateikti patvirtinančių dokumentų, reikalaujamų pagal Viešųjų pirkimų įstatymo 50 straipsnį. </w:t>
-            </w:r>
-          </w:p>
-          <w:p ns2:paraId="7D3A5D99" ns2:textId="77777777">
-            <w:pPr>
-              <w:pStyle w:val="NoSpacing"/>
-              <w:jc w:val="both"/>
-              <w:rPr>
-                <w:rFonts w:ascii="Arial" w:hAnsi="Arial" w:cs="Arial"/>
-                <w:iCs/>
-                <w:color w:val="000000"/>
-                <w:sz w:val="20"/>
-                <w:szCs w:val="20"/>
-              </w:rPr>
-            </w:pPr>
-            <w:r>
-              <w:rPr>
-                <w:rFonts w:ascii="Arial" w:eastAsia="Times New Roman" w:hAnsi="Arial" w:cs="Arial"/>
-                <w:iCs/>
-                <w:color w:val="000000"/>
-                <w:sz w:val="20"/>
-                <w:szCs w:val="20"/>
-              </w:rPr>
               <w:t xml:space="preserve">Šiuo pagrindu Tiekėjas taip pat pašalinamas iš Pirkimo procedūros, kai ankstesnių procedūrų, atliktų Viešųjų pirkimų įstatymo, Lietuvos Respublikos viešųjų pirkimų, atliekamų gynybos ir saugumo srityje, įstatymo, PĮ ar Lietuvos Respublikos koncesijų įstatymo nustatyta tvarka, metu nuslėpė informaciją ar pateikė šiame punkte nurodytą melagingą informaciją arba Tiekėjas dėl pateiktos melagingos informacijos negalėjo pateikti patvirtinančių dokumentų, reikalaujamų pagal Viešųjų pirkimų įstatymo 50 straipsnį, dėl ko per pastaruosius vienus metus buvo pašalintas iš pirkimo ar koncesijos suteikimo procedūrų. </w:t>
             </w:r>
           </w:p>
-          <w:p ns2:paraId="6D35BDA1" ns2:textId="4325B895">
+          <w:p>
             <w:pPr>
               <w:jc w:val="both"/>
               <w:rPr>
@@ -6599,7 +6590,7 @@
           <w:tcPr>
             <w:tcW w:w="2247" w:type="pct"/>
           </w:tcPr>
-          <w:p ns2:paraId="41B8B456" ns2:textId="77777777">
+          <w:p>
             <w:pPr>
               <w:ind w:left="34"/>
               <w:jc w:val="both"/>
@@ -6615,11 +6606,10 @@
                 <w:sz w:val="20"/>
                 <w:szCs w:val="20"/>
               </w:rPr>
-              <w:lastRenderedPageBreak/>
               <w:t>PATEIKIAMA:</w:t>
             </w:r>
           </w:p>
-          <w:p ns2:paraId="7D7F2EDF" ns2:textId="6874B474">
+          <w:p>
             <w:pPr>
               <w:ind w:left="34"/>
               <w:jc w:val="both"/>
@@ -6640,7 +6630,7 @@
               <w:t>Su Paraiška pateikiamas tik EBVPD.</w:t>
             </w:r>
           </w:p>
-          <w:p ns2:paraId="23189B0E" ns2:textId="77777777">
+          <w:p>
             <w:pPr>
               <w:ind w:left="34"/>
               <w:jc w:val="both"/>
@@ -6652,7 +6642,7 @@
               </w:rPr>
             </w:pPr>
           </w:p>
-          <w:p ns2:paraId="36BCBF81" ns2:textId="603BA2FA">
+          <w:p>
             <w:pPr>
               <w:ind w:left="34"/>
               <w:jc w:val="both"/>
@@ -6670,7 +6660,6 @@
                 <w:sz w:val="20"/>
                 <w:szCs w:val="20"/>
               </w:rPr>
-              <w:lastRenderedPageBreak/>
               <w:t>Iš Lietuvoje įsteigtų subjektų kitų dokumentų pagal šį punktą ne</w:t>
             </w:r>
             <w:r>
@@ -6692,7 +6681,7 @@
               <w:t>reikalaujama.</w:t>
             </w:r>
           </w:p>
-          <w:p ns2:paraId="020B802C" ns2:textId="6CF7A704">
+          <w:p>
             <w:pPr>
               <w:ind w:left="34"/>
               <w:jc w:val="both"/>
@@ -6727,7 +6716,7 @@
               <w:t xml:space="preserve">iekėjo pašalinimo iš pirkimo procedūros šiame punkte nurodytu pašalinimo pagrindu, be kita ko, gali būti atsižvelgiama į pagal VPĮ 52 straipsnį skelbiamą informaciją: </w:t>
             </w:r>
           </w:p>
-          <w:p ns2:paraId="713096B6" ns2:textId="15DB776E">
+          <w:p>
             <w:pPr>
               <w:ind w:left="34"/>
               <w:jc w:val="both"/>
@@ -6746,7 +6735,7 @@
               <w:t>https://vpt.lrv.lt/lt/nuorodos/kiti-duomenys/powerbi/melaginga-informacija-pateikusiu-tiekeju-sarasas-3/</w:t>
             </w:r>
           </w:p>
-          <w:p ns2:paraId="220F7C67" ns2:textId="77777777">
+          <w:p>
             <w:pPr>
               <w:ind w:left="34"/>
               <w:jc w:val="both"/>
@@ -6758,7 +6747,7 @@
               </w:rPr>
             </w:pPr>
           </w:p>
-          <w:p ns2:paraId="0E40D654" ns2:textId="77777777">
+          <w:p>
             <w:pPr>
               <w:ind w:left="34"/>
               <w:jc w:val="both"/>
@@ -6779,7 +6768,7 @@
               <w:t xml:space="preserve">Iš ne Lietuvoje įsteigtų subjektų bus reikalaujama tokios rūšies pažymų ir tokių dokumentinių įrodymų formų, apie kuriuos pateikta informacija Europos Komisijos informacinėje dokumentų saugykloje </w:t>
             </w:r>
           </w:p>
-          <w:p ns2:paraId="65EB21FA" ns2:textId="6AE82CAE">
+          <w:p>
             <w:pPr>
               <w:ind w:left="34"/>
               <w:jc w:val="both"/>
@@ -6801,12 +6790,12 @@
           </w:p>
         </w:tc>
       </w:tr>
-      <w:tr ns2:paraId="1FF1E419" ns2:textId="77777777">
+      <w:tr>
         <w:tc>
           <w:tcPr>
             <w:tcW w:w="505" w:type="pct"/>
           </w:tcPr>
-          <w:p ns2:paraId="35D5FE0D" ns2:textId="77777777">
+          <w:p>
             <w:pPr>
               <w:numPr>
                 <w:ilvl w:val="0"/>
@@ -6832,7 +6821,7 @@
           <w:tcPr>
             <w:tcW w:w="2247" w:type="pct"/>
           </w:tcPr>
-          <w:p ns2:paraId="6443DC45" ns2:textId="09F742F1">
+          <w:p>
             <w:pPr>
               <w:tabs>
                 <w:tab w:val="left" w:pos="567"/>
@@ -6861,7 +6850,7 @@
           <w:tcPr>
             <w:tcW w:w="2247" w:type="pct"/>
           </w:tcPr>
-          <w:p ns2:paraId="1A662467" ns2:textId="77777777">
+          <w:p>
             <w:pPr>
               <w:ind w:left="34"/>
               <w:jc w:val="both"/>
@@ -6880,7 +6869,7 @@
               <w:t>PATEIKIAMA:</w:t>
             </w:r>
           </w:p>
-          <w:p ns2:paraId="2EBA94C9" ns2:textId="68070393">
+          <w:p>
             <w:pPr>
               <w:ind w:left="34"/>
               <w:jc w:val="both"/>
@@ -6901,7 +6890,7 @@
               <w:t>Su Paraiška pateikiamas tik EBVPD.</w:t>
             </w:r>
           </w:p>
-          <w:p ns2:paraId="6EB33088" ns2:textId="77777777">
+          <w:p>
             <w:pPr>
               <w:ind w:left="34"/>
               <w:jc w:val="both"/>
@@ -6913,7 +6902,7 @@
               </w:rPr>
             </w:pPr>
           </w:p>
-          <w:p ns2:paraId="34B10CB6" ns2:textId="7020FBAF">
+          <w:p>
             <w:pPr>
               <w:ind w:left="34"/>
               <w:jc w:val="both"/>
@@ -6952,7 +6941,7 @@
               <w:t>reikalaujama.</w:t>
             </w:r>
           </w:p>
-          <w:p ns2:paraId="07417A03" ns2:textId="77777777">
+          <w:p>
             <w:pPr>
               <w:ind w:left="34"/>
               <w:jc w:val="both"/>
@@ -6964,7 +6953,7 @@
               </w:rPr>
             </w:pPr>
           </w:p>
-          <w:p ns2:paraId="75F27B09" ns2:textId="77777777">
+          <w:p>
             <w:pPr>
               <w:ind w:left="34"/>
               <w:jc w:val="both"/>
@@ -6985,7 +6974,7 @@
               <w:t xml:space="preserve">Iš ne Lietuvoje įsteigtų subjektų bus reikalaujama tokios rūšies pažymų ir tokių dokumentinių įrodymų formų, apie kuriuos pateikta informacija Europos Komisijos informacinėje dokumentų saugykloje </w:t>
             </w:r>
           </w:p>
-          <w:p ns2:paraId="5B8F3505" ns2:textId="73E64285">
+          <w:p>
             <w:pPr>
               <w:ind w:left="34"/>
               <w:jc w:val="both"/>
@@ -7007,12 +6996,12 @@
           </w:p>
         </w:tc>
       </w:tr>
-      <w:tr ns2:paraId="40B6E680" ns2:textId="77777777">
+      <w:tr>
         <w:tc>
           <w:tcPr>
             <w:tcW w:w="505" w:type="pct"/>
           </w:tcPr>
-          <w:p ns2:paraId="1DC86069" ns2:textId="77777777">
+          <w:p>
             <w:pPr>
               <w:numPr>
                 <w:ilvl w:val="0"/>
@@ -7038,7 +7027,7 @@
           <w:tcPr>
             <w:tcW w:w="2247" w:type="pct"/>
           </w:tcPr>
-          <w:p ns2:paraId="6DCFC448" ns2:textId="77777777">
+          <w:p>
             <w:pPr>
               <w:tabs>
                 <w:tab w:val="left" w:pos="567"/>
@@ -7062,7 +7051,7 @@
                 <w:sz w:val="20"/>
                 <w:szCs w:val="20"/>
               </w:rPr>
-              <w:t xml:space="preserve">Tiekėjas yra neįvykdęs sutarties, sudarytos vadovaujantis Viešųjų pirkimų įstatymo, Viešųjų pirkimų, atliekamų gynybos ir saugumo srityje, įstatymu ar PĮ, ar koncesijos sutarties arba yra netinkamai ją įvykdęs ir tai buvo esminis sutarties pažeidimas, kaip nustatyta Lietuvos Respublikos civilinio kodekso 6.217 straipsnyje, dėl kurio per pastaruosius 3 metus buvo nutraukta sutartis arba per pastaruosius 3 metus buvo priimtas ir įsiteisėjęs teismo sprendimas, kuriuo tenkinamas perkančiosios organizacijos, perkančiojo subjekto ar suteikiančiosios institucijos reikalavimas atlyginti nuostolius, patirtus dėl to, kad Tiekėjas sutartyje nustatytą esminę sutarties sąlygą vykdė su dideliais arba nuolatiniais trūkumais, ar per pastaruosius 3 metus buvo priimtas Perkančiojo subjekto sprendimas, kad Tiekėjas sutartyje nustatytą esminę sutarties sąlygą vykdė su dideliais arba nuolatiniais trūkumais ir </w:t>
+              <w:t xml:space="preserve">Tiekėjas yra neįvykdęs sutarties, sudarytos vadovaujantis Viešųjų pirkimų įstatymo, Viešųjų pirkimų, atliekamų gynybos ir saugumo srityje, įstatymu ar PĮ, ar koncesijos sutarties arba yra netinkamai ją įvykdęs ir tai buvo esminis sutarties pažeidimas, kaip nustatyta Lietuvos Respublikos civilinio kodekso 6.217 </w:t>
             </w:r>
             <w:r>
               <w:rPr>
@@ -7073,10 +7062,10 @@
                 <w:szCs w:val="20"/>
               </w:rPr>
               <w:lastRenderedPageBreak/>
-              <w:t xml:space="preserve">dėl to buvo pritaikyta sutartyje nustatyta sankcija. </w:t>
-            </w:r>
-          </w:p>
-          <w:p ns2:paraId="5998761D" ns2:textId="56A9E8DA">
+              <w:t xml:space="preserve">straipsnyje, dėl kurio per pastaruosius 3 metus buvo nutraukta sutartis arba per pastaruosius 3 metus buvo priimtas ir įsiteisėjęs teismo sprendimas, kuriuo tenkinamas perkančiosios organizacijos, perkančiojo subjekto ar suteikiančiosios institucijos reikalavimas atlyginti nuostolius, patirtus dėl to, kad Tiekėjas sutartyje nustatytą esminę sutarties sąlygą vykdė su dideliais arba nuolatiniais trūkumais, ar per pastaruosius 3 metus buvo priimtas Perkančiojo subjekto sprendimas, kad Tiekėjas sutartyje nustatytą esminę sutarties sąlygą vykdė su dideliais arba nuolatiniais trūkumais ir dėl to buvo pritaikyta sutartyje nustatyta sankcija. </w:t>
+            </w:r>
+          </w:p>
+          <w:p>
             <w:pPr>
               <w:tabs>
                 <w:tab w:val="left" w:pos="567"/>
@@ -7107,7 +7096,7 @@
           <w:tcPr>
             <w:tcW w:w="2247" w:type="pct"/>
           </w:tcPr>
-          <w:p ns2:paraId="48F81193" ns2:textId="77777777">
+          <w:p>
             <w:pPr>
               <w:ind w:left="34"/>
               <w:jc w:val="both"/>
@@ -7127,7 +7116,7 @@
               <w:t>PATEIKIAMA:</w:t>
             </w:r>
           </w:p>
-          <w:p ns2:paraId="5908E365" ns2:textId="6392EE23">
+          <w:p>
             <w:pPr>
               <w:ind w:left="34"/>
               <w:jc w:val="both"/>
@@ -7148,7 +7137,7 @@
               <w:t>Su Paraiška pateikiamas tik EBVPD.</w:t>
             </w:r>
           </w:p>
-          <w:p ns2:paraId="5BF85D48" ns2:textId="77777777">
+          <w:p>
             <w:pPr>
               <w:ind w:left="34"/>
               <w:jc w:val="both"/>
@@ -7160,7 +7149,7 @@
               </w:rPr>
             </w:pPr>
           </w:p>
-          <w:p ns2:paraId="5DA4182B" ns2:textId="16C69E71">
+          <w:p>
             <w:pPr>
               <w:ind w:left="34"/>
               <w:jc w:val="both"/>
@@ -7199,7 +7188,7 @@
               <w:t>reikalaujama.</w:t>
             </w:r>
           </w:p>
-          <w:p ns2:paraId="7D607F08" ns2:textId="4BF98153">
+          <w:p>
             <w:pPr>
               <w:ind w:left="34"/>
               <w:jc w:val="both"/>
@@ -7231,10 +7220,19 @@
                 <w:sz w:val="20"/>
                 <w:szCs w:val="20"/>
               </w:rPr>
-              <w:t xml:space="preserve">iekėjo pašalinimo iš pirkimo procedūros šiame punkte nurodytu pašalinimo pagrindu, gali būti atsižvelgiama į pagal VPĮ 91 straipsnį skelbiamą informaciją: </w:t>
-            </w:r>
-          </w:p>
-          <w:p ns2:paraId="46E9BCB1" ns2:textId="77777777">
+              <w:t xml:space="preserve">iekėjo pašalinimo iš pirkimo procedūros šiame punkte nurodytu </w:t>
+            </w:r>
+            <w:r>
+              <w:rPr>
+                <w:rFonts w:ascii="Arial" w:eastAsia="Calibri" w:hAnsi="Arial" w:cs="Arial"/>
+                <w:sz w:val="20"/>
+                <w:szCs w:val="20"/>
+              </w:rPr>
+              <w:lastRenderedPageBreak/>
+              <w:t xml:space="preserve">pašalinimo pagrindu, gali būti atsižvelgiama į pagal VPĮ 91 straipsnį skelbiamą informaciją: </w:t>
+            </w:r>
+          </w:p>
+          <w:p>
             <w:pPr>
               <w:ind w:left="34"/>
               <w:jc w:val="both"/>
@@ -7245,7 +7243,7 @@
               </w:rPr>
             </w:pPr>
           </w:p>
-          <w:p ns2:paraId="7AC81C8A" ns2:textId="3B304C3E">
+          <w:p>
             <w:pPr>
               <w:ind w:left="34"/>
               <w:jc w:val="both"/>
@@ -7264,7 +7262,7 @@
               <w:t>https://vpt.lrv.lt/lt/nuorodos/kiti-duomenys/powerbi/nepatikimi-tiekejai-1/</w:t>
             </w:r>
           </w:p>
-          <w:p ns2:paraId="7B928267" ns2:textId="77777777">
+          <w:p>
             <w:pPr>
               <w:ind w:left="34"/>
               <w:jc w:val="both"/>
@@ -7275,7 +7273,7 @@
               </w:rPr>
             </w:pPr>
           </w:p>
-          <w:p ns2:paraId="74B218A0" ns2:textId="5A78725A">
+          <w:p>
             <w:pPr>
               <w:ind w:left="34"/>
               <w:jc w:val="both"/>
@@ -7285,7 +7283,7 @@
                 <w:szCs w:val="20"/>
               </w:rPr>
             </w:pPr>
-            <w:hyperlink ns3:id="rId11" w:history="1">
+            <w:hyperlink r:id="rId11" w:history="1">
               <w:r>
                 <w:rPr>
                   <w:rStyle w:val="Hyperlink"/>
@@ -7297,7 +7295,7 @@
               </w:r>
             </w:hyperlink>
           </w:p>
-          <w:p ns2:paraId="7B4017C3" ns2:textId="16090FDC">
+          <w:p>
             <w:pPr>
               <w:ind w:left="34"/>
               <w:jc w:val="both"/>
@@ -7307,9 +7305,9 @@
                 <w:szCs w:val="20"/>
               </w:rPr>
             </w:pPr>
-            <w:hyperlink ns3:id="rId12" w:history="1"/>
-          </w:p>
-          <w:p ns2:paraId="68D10ADE" ns2:textId="77777777">
+            <w:hyperlink r:id="rId12" w:history="1"/>
+          </w:p>
+          <w:p>
             <w:pPr>
               <w:ind w:left="34"/>
               <w:jc w:val="both"/>
@@ -7321,7 +7319,7 @@
               </w:rPr>
             </w:pPr>
           </w:p>
-          <w:p ns2:paraId="64DC9FF4" ns2:textId="77777777">
+          <w:p>
             <w:pPr>
               <w:ind w:left="34"/>
               <w:jc w:val="both"/>
@@ -7342,7 +7340,7 @@
               <w:t xml:space="preserve">Iš ne Lietuvoje įsteigtų subjektų bus reikalaujama tokios rūšies pažymų ir tokių dokumentinių įrodymų formų, apie kuriuos pateikta informacija Europos Komisijos informacinėje dokumentų saugykloje </w:t>
             </w:r>
           </w:p>
-          <w:p ns2:paraId="6FC7027A" ns2:textId="5CB913D7">
+          <w:p>
             <w:pPr>
               <w:ind w:left="34"/>
               <w:jc w:val="both"/>
@@ -7364,12 +7362,12 @@
           </w:p>
         </w:tc>
       </w:tr>
-      <w:tr ns2:paraId="2AF2CB6C" ns2:textId="77777777">
+      <w:tr>
         <w:tc>
           <w:tcPr>
             <w:tcW w:w="505" w:type="pct"/>
           </w:tcPr>
-          <w:p ns2:paraId="43B590CB" ns2:textId="77777777">
+          <w:p>
             <w:pPr>
               <w:numPr>
                 <w:ilvl w:val="0"/>
@@ -7395,7 +7393,7 @@
           <w:tcPr>
             <w:tcW w:w="2247" w:type="pct"/>
           </w:tcPr>
-          <w:p ns2:paraId="2780A2D9" ns2:textId="53CA787D">
+          <w:p>
             <w:pPr>
               <w:tabs>
                 <w:tab w:val="left" w:pos="567"/>
@@ -7512,7 +7510,7 @@
           <w:tcPr>
             <w:tcW w:w="2247" w:type="pct"/>
           </w:tcPr>
-          <w:p ns2:paraId="0CF43647" ns2:textId="77777777">
+          <w:p>
             <w:pPr>
               <w:ind w:left="34"/>
               <w:jc w:val="both"/>
@@ -7531,7 +7529,7 @@
               <w:t>PATEIKIAMA:</w:t>
             </w:r>
           </w:p>
-          <w:p ns2:paraId="527AE7C0" ns2:textId="77777777">
+          <w:p>
             <w:pPr>
               <w:ind w:left="34"/>
               <w:jc w:val="both"/>
@@ -7552,7 +7550,7 @@
               <w:t>Su Paraiška pateikiamas tik EBVPD.</w:t>
             </w:r>
           </w:p>
-          <w:p ns2:paraId="5A4DDB76" ns2:textId="77777777">
+          <w:p>
             <w:pPr>
               <w:ind w:left="34"/>
               <w:jc w:val="both"/>
@@ -7564,7 +7562,7 @@
               </w:rPr>
             </w:pPr>
           </w:p>
-          <w:p ns2:paraId="1C1AC3BC" ns2:textId="01BC2CDC">
+          <w:p>
             <w:pPr>
               <w:ind w:left="34"/>
               <w:jc w:val="both"/>
@@ -7603,7 +7601,7 @@
               <w:t>reikalaujama.</w:t>
             </w:r>
           </w:p>
-          <w:p ns2:paraId="4C0E7256" ns2:textId="77777777">
+          <w:p>
             <w:pPr>
               <w:spacing w:before="100" w:beforeAutospacing="1" w:after="100" w:afterAutospacing="1"/>
               <w:rPr>
@@ -7638,7 +7636,7 @@
               </w:rPr>
               <w:t xml:space="preserve">nacionalinėje duomenų bazėje adresu: </w:t>
             </w:r>
-            <w:hyperlink ns3:id="rId13" w:history="1">
+            <w:hyperlink r:id="rId13" w:history="1">
               <w:r>
                 <w:rPr>
                   <w:rFonts w:ascii="Arial" w:hAnsi="Arial" w:cs="Arial"/>
@@ -7651,7 +7649,7 @@
               </w:r>
             </w:hyperlink>
           </w:p>
-          <w:p ns2:paraId="61451DA3" ns2:textId="77777777">
+          <w:p>
             <w:pPr>
               <w:spacing w:before="100" w:beforeAutospacing="1" w:after="100" w:afterAutospacing="1"/>
               <w:rPr>
@@ -7669,7 +7667,7 @@
               <w:t>paskelbtą informaciją, taip pat į šiame informaciniame pranešime pateiktą informaciją:</w:t>
             </w:r>
           </w:p>
-          <w:p ns2:paraId="699B9081" ns2:textId="1449CF77">
+          <w:p>
             <w:pPr>
               <w:ind w:left="34"/>
               <w:jc w:val="both"/>
@@ -7680,7 +7678,7 @@
                 <w:szCs w:val="20"/>
               </w:rPr>
             </w:pPr>
-            <w:hyperlink ns3:id="rId14" w:history="1">
+            <w:hyperlink r:id="rId14" w:history="1">
               <w:r>
                 <w:rPr>
                   <w:rFonts w:ascii="Arial" w:hAnsi="Arial" w:cs="Arial"/>
@@ -7694,7 +7692,7 @@
               </w:r>
             </w:hyperlink>
           </w:p>
-          <w:p ns2:paraId="150EBFA8" ns2:textId="77777777">
+          <w:p>
             <w:pPr>
               <w:ind w:left="34"/>
               <w:jc w:val="both"/>
@@ -7706,7 +7704,7 @@
               </w:rPr>
             </w:pPr>
           </w:p>
-          <w:p ns2:paraId="5B9D1A14" ns2:textId="77777777">
+          <w:p>
             <w:pPr>
               <w:ind w:left="34"/>
               <w:jc w:val="both"/>
@@ -7727,7 +7725,7 @@
               <w:t xml:space="preserve">Iš ne Lietuvoje įsteigtų subjektų bus reikalaujama tokios rūšies pažymų ir tokių dokumentinių įrodymų formų, apie kuriuos pateikta informacija Europos Komisijos informacinėje dokumentų saugykloje </w:t>
             </w:r>
           </w:p>
-          <w:p ns2:paraId="53750409" ns2:textId="5BFB406D">
+          <w:p>
             <w:pPr>
               <w:ind w:left="34"/>
               <w:jc w:val="both"/>
@@ -7747,7 +7745,7 @@
               </w:rPr>
               <w:t xml:space="preserve">„e-Certis“ adresu:  </w:t>
             </w:r>
-            <w:hyperlink ns3:id="rId15" w:history="1">
+            <w:hyperlink r:id="rId15" w:history="1">
               <w:r>
                 <w:rPr>
                   <w:rStyle w:val="Hyperlink"/>
@@ -7768,7 +7766,7 @@
               <w:t>.</w:t>
             </w:r>
           </w:p>
-          <w:p ns2:paraId="0FD2F44C" ns2:textId="470544A0">
+          <w:p>
             <w:pPr>
               <w:ind w:left="34"/>
               <w:jc w:val="both"/>
@@ -7782,12 +7780,12 @@
           </w:p>
         </w:tc>
       </w:tr>
-      <w:tr ns2:paraId="3DDF8B8D" ns2:textId="77777777">
+      <w:tr>
         <w:tc>
           <w:tcPr>
             <w:tcW w:w="505" w:type="pct"/>
           </w:tcPr>
-          <w:p ns2:paraId="0DD3654D" ns2:textId="77777777">
+          <w:p>
             <w:pPr>
               <w:numPr>
                 <w:ilvl w:val="0"/>
@@ -7813,7 +7811,7 @@
           <w:tcPr>
             <w:tcW w:w="2247" w:type="pct"/>
           </w:tcPr>
-          <w:p ns2:paraId="01E1F9D7" ns2:textId="1842DD9F">
+          <w:p>
             <w:pPr>
               <w:tabs>
                 <w:tab w:val="left" w:pos="567"/>
@@ -7832,7 +7830,16 @@
                 <w:color w:val="000000"/>
                 <w:sz w:val="20"/>
               </w:rPr>
-              <w:t>Tiekėjas yra padaręs rimtą profesinį pažeidimą, dėl kurio Perkantysis subjektas abejoja tiekėjo sąžiningumu, kai jis yra padaręs draudimo sudaryti draudžiamus susitarimus, įtvirtinto Lietuvos Respublikos konkurencijos įstatyme ar panašaus pobūdžio kitos valstybės teisės akte, pažeidimą ir nuo jo padarymo dienos praėjo mažiau kaip 3 metai.</w:t>
+              <w:t xml:space="preserve">Tiekėjas yra padaręs rimtą profesinį pažeidimą, dėl kurio Perkantysis subjektas abejoja tiekėjo sąžiningumu, kai jis yra padaręs draudimo sudaryti draudžiamus susitarimus, įtvirtinto Lietuvos Respublikos konkurencijos įstatyme </w:t>
+            </w:r>
+            <w:r>
+              <w:rPr>
+                <w:rFonts w:ascii="Arial" w:hAnsi="Arial" w:cs="Arial"/>
+                <w:color w:val="000000"/>
+                <w:sz w:val="20"/>
+              </w:rPr>
+              <w:lastRenderedPageBreak/>
+              <w:t>ar panašaus pobūdžio kitos valstybės teisės akte, pažeidimą ir nuo jo padarymo dienos praėjo mažiau kaip 3 metai.</w:t>
             </w:r>
           </w:p>
         </w:tc>
@@ -7840,7 +7847,7 @@
           <w:tcPr>
             <w:tcW w:w="2247" w:type="pct"/>
           </w:tcPr>
-          <w:p ns2:paraId="730D01C6" ns2:textId="77777777">
+          <w:p>
             <w:pPr>
               <w:ind w:left="34"/>
               <w:jc w:val="both"/>
@@ -7856,10 +7863,11 @@
                 <w:sz w:val="20"/>
                 <w:szCs w:val="20"/>
               </w:rPr>
+              <w:lastRenderedPageBreak/>
               <w:t>PATEIKIAMA:</w:t>
             </w:r>
           </w:p>
-          <w:p ns2:paraId="550A0D1A" ns2:textId="77777777">
+          <w:p>
             <w:pPr>
               <w:ind w:left="34"/>
               <w:jc w:val="both"/>
@@ -7878,7 +7886,7 @@
               <w:t>Su Paraiška pateikiamas tik EBVPD.</w:t>
             </w:r>
           </w:p>
-          <w:p ns2:paraId="7DA5882A" ns2:textId="77777777">
+          <w:p>
             <w:pPr>
               <w:ind w:left="34"/>
               <w:jc w:val="both"/>
@@ -7889,7 +7897,7 @@
               </w:rPr>
             </w:pPr>
           </w:p>
-          <w:p ns2:paraId="5265BEC6" ns2:textId="77777777">
+          <w:p>
             <w:pPr>
               <w:ind w:left="34"/>
               <w:jc w:val="both"/>
@@ -7908,7 +7916,7 @@
               <w:t>Iš Lietuvoje įsteigtų subjektų kitų dokumentų pagal šį punktą nebus reikalaujama.</w:t>
             </w:r>
           </w:p>
-          <w:p ns2:paraId="2454942A" ns2:textId="77777777">
+          <w:p>
             <w:pPr>
               <w:ind w:left="34"/>
               <w:jc w:val="both"/>
@@ -7919,7 +7927,7 @@
               </w:rPr>
             </w:pPr>
           </w:p>
-          <w:p ns2:paraId="5BC4C7C1" ns2:textId="77777777">
+          <w:p>
             <w:pPr>
               <w:ind w:left="34"/>
               <w:jc w:val="both"/>
@@ -7938,7 +7946,7 @@
               <w:t xml:space="preserve">Priimant sprendimus dėl tiekėjo pašalinimo iš pirkimo procedūros šiame punkte nurodytu pašalinimo pagrindu, be kita ko, atsižvelgiama į nacionalinėje duomenų bazėje adresu: </w:t>
             </w:r>
           </w:p>
-          <w:p ns2:paraId="7518032B" ns2:textId="178732E4">
+          <w:p>
             <w:pPr>
               <w:ind w:left="34"/>
               <w:jc w:val="both"/>
@@ -7948,7 +7956,7 @@
                 <w:szCs w:val="20"/>
               </w:rPr>
             </w:pPr>
-            <w:hyperlink ns3:id="rId16" w:history="1">
+            <w:hyperlink r:id="rId16" w:history="1">
               <w:r>
                 <w:rPr>
                   <w:rStyle w:val="Hyperlink"/>
@@ -7960,7 +7968,7 @@
               </w:r>
             </w:hyperlink>
           </w:p>
-          <w:p ns2:paraId="7224914E" ns2:textId="77777777">
+          <w:p>
             <w:pPr>
               <w:ind w:left="34"/>
               <w:jc w:val="both"/>
@@ -7971,7 +7979,7 @@
               </w:rPr>
             </w:pPr>
           </w:p>
-          <w:p ns2:paraId="27300F4E" ns2:textId="22F6D3B5">
+          <w:p>
             <w:pPr>
               <w:ind w:left="34"/>
               <w:jc w:val="both"/>
@@ -7987,11 +7995,10 @@
                 <w:sz w:val="20"/>
                 <w:szCs w:val="20"/>
               </w:rPr>
-              <w:lastRenderedPageBreak/>
               <w:t>skelbiamą informaciją.</w:t>
             </w:r>
           </w:p>
-          <w:p ns2:paraId="79C7F528" ns2:textId="77777777">
+          <w:p>
             <w:pPr>
               <w:ind w:left="34"/>
               <w:jc w:val="both"/>
@@ -8002,7 +8009,7 @@
               </w:rPr>
             </w:pPr>
           </w:p>
-          <w:p ns2:paraId="553A6FCA" ns2:textId="47E94BFB">
+          <w:p>
             <w:pPr>
               <w:ind w:left="34"/>
               <w:jc w:val="both"/>
@@ -8031,12 +8038,12 @@
           </w:p>
         </w:tc>
       </w:tr>
-      <w:tr ns2:paraId="2D8ECF9A" ns2:textId="77777777">
+      <w:tr>
         <w:tc>
           <w:tcPr>
             <w:tcW w:w="505" w:type="pct"/>
           </w:tcPr>
-          <w:p ns2:paraId="436F9F81" ns2:textId="77777777">
+          <w:p>
             <w:pPr>
               <w:numPr>
                 <w:ilvl w:val="0"/>
@@ -8062,7 +8069,7 @@
           <w:tcPr>
             <w:tcW w:w="2247" w:type="pct"/>
           </w:tcPr>
-          <w:p ns2:paraId="2C46FDC4" ns2:textId="289EED0F">
+          <w:p>
             <w:pPr>
               <w:tabs>
                 <w:tab w:val="left" w:pos="567"/>
@@ -8089,7 +8096,7 @@
           <w:tcPr>
             <w:tcW w:w="2247" w:type="pct"/>
           </w:tcPr>
-          <w:p ns2:paraId="2044D2ED" ns2:textId="77777777">
+          <w:p>
             <w:pPr>
               <w:ind w:left="34"/>
               <w:jc w:val="both"/>
@@ -8108,7 +8115,7 @@
               <w:t>PATEIKIAMA:</w:t>
             </w:r>
           </w:p>
-          <w:p ns2:paraId="0B5C906A" ns2:textId="77777777">
+          <w:p>
             <w:pPr>
               <w:ind w:left="34"/>
               <w:jc w:val="both"/>
@@ -8127,7 +8134,7 @@
               <w:t>Su Paraiška pateikiamas tik EBVPD.</w:t>
             </w:r>
           </w:p>
-          <w:p ns2:paraId="791CDC77" ns2:textId="77777777">
+          <w:p>
             <w:pPr>
               <w:ind w:left="34"/>
               <w:jc w:val="both"/>
@@ -8138,7 +8145,7 @@
               </w:rPr>
             </w:pPr>
           </w:p>
-          <w:p ns2:paraId="6342B6A4" ns2:textId="77777777">
+          <w:p>
             <w:pPr>
               <w:ind w:left="34"/>
               <w:jc w:val="both"/>
@@ -8149,7 +8156,7 @@
               </w:rPr>
             </w:pPr>
           </w:p>
-          <w:p ns2:paraId="1165A3B2" ns2:textId="77777777">
+          <w:p>
             <w:pPr>
               <w:ind w:left="34"/>
               <w:jc w:val="both"/>
@@ -8168,7 +8175,7 @@
               <w:t xml:space="preserve">Iš Lietuvoje įsteigtų subjektų įrodančių dokumentų nereikalaujama. </w:t>
             </w:r>
           </w:p>
-          <w:p ns2:paraId="0345AFA5" ns2:textId="77777777">
+          <w:p>
             <w:pPr>
               <w:ind w:left="34"/>
               <w:jc w:val="both"/>
@@ -8179,7 +8186,7 @@
               </w:rPr>
             </w:pPr>
           </w:p>
-          <w:p ns2:paraId="23700776" ns2:textId="77777777">
+          <w:p>
             <w:pPr>
               <w:ind w:left="34"/>
               <w:jc w:val="both"/>
@@ -8198,7 +8205,7 @@
               <w:t xml:space="preserve">Iš ne Lietuvoje įsteigtų subjektų bus reikalaujama tokios rūšies pažymų ir tokių dokumentinių įrodymų formų, apie kuriuos pateikta informacija Europos Komisijos informacinėje dokumentų saugykloje </w:t>
             </w:r>
           </w:p>
-          <w:p ns2:paraId="3A82233E" ns2:textId="1BDB0E64">
+          <w:p>
             <w:pPr>
               <w:ind w:left="34"/>
               <w:jc w:val="both"/>
@@ -8219,12 +8226,12 @@
           </w:p>
         </w:tc>
       </w:tr>
-      <w:tr ns2:paraId="05E2F8A7" ns2:textId="77777777">
+      <w:tr>
         <w:tc>
           <w:tcPr>
             <w:tcW w:w="505" w:type="pct"/>
           </w:tcPr>
-          <w:p ns2:paraId="099D6D8A" ns2:textId="77777777">
+          <w:p>
             <w:pPr>
               <w:numPr>
                 <w:ilvl w:val="0"/>
@@ -8256,7 +8263,7 @@
               <w:right w:val="single" w:sz="4" w:space="0" w:color="000000" w:themeColor="text1"/>
             </w:tcBorders>
           </w:tcPr>
-          <w:p ns2:paraId="4201DE7B" ns2:textId="77777777">
+          <w:p>
             <w:pPr>
               <w:pStyle w:val="NoSpacing"/>
               <w:spacing w:line="256" w:lineRule="auto"/>
@@ -8280,7 +8287,7 @@
               <w:t>Tiekėjas arba jo atsakingas asmuo, nurodytas VPĮ 46 straipsnio 2 dalies 2 punkte, nuteistas už šią nusikalstamą veiką:</w:t>
             </w:r>
           </w:p>
-          <w:p ns2:paraId="5CC0DE56" ns2:textId="77777777">
+          <w:p>
             <w:pPr>
               <w:pStyle w:val="NoSpacing"/>
               <w:spacing w:line="256" w:lineRule="auto"/>
@@ -8305,7 +8312,7 @@
               <w:t>1) dalyvavimą nusikalstamame susivienijime, jo organizavimą ar vadovavimą jam;</w:t>
             </w:r>
           </w:p>
-          <w:p ns2:paraId="6E1E7849" ns2:textId="77777777">
+          <w:p>
             <w:pPr>
               <w:pStyle w:val="NoSpacing"/>
               <w:spacing w:line="256" w:lineRule="auto"/>
@@ -8330,7 +8337,7 @@
               <w:t>2) kyšininkavimą, prekybą poveikiu, papirkimą;</w:t>
             </w:r>
           </w:p>
-          <w:p ns2:paraId="21F969B4" ns2:textId="77777777">
+          <w:p>
             <w:pPr>
               <w:pStyle w:val="NoSpacing"/>
               <w:spacing w:line="256" w:lineRule="auto"/>
@@ -8355,7 +8362,7 @@
               <w:t>3) sukčiavimą, turto pasisavinimą, turto iššvaistymą, apgaulingą pareiškimą apie juridinio asmens veiklą, kredito, paskolos ar tikslinės paramos panaudojimą ne pagal paskirtį ar nustatytą tvarką, kreditinį sukčiavimą, neteisingų duomenų apie pajamas, pelną ar turtą pateikimą, deklaracijos, ataskaitos ar kito dokumento nepateikimą, apgaulingą apskaitos tvarkymą ar piktnaudžiavimą, kai šiomis nusikalstamomis veikomis kėsinamasi į Europos Sąjungos finansinius interesus, kaip apibrėžta Konvencijos dėl Europos Bendrijų finansinių interesų apsaugos 1 straipsnyje;</w:t>
             </w:r>
           </w:p>
-          <w:p ns2:paraId="7858E87E" ns2:textId="77777777">
+          <w:p>
             <w:pPr>
               <w:pStyle w:val="NoSpacing"/>
               <w:spacing w:line="256" w:lineRule="auto"/>
@@ -8380,7 +8387,7 @@
               <w:t>4) nusikalstamą bankrotą;</w:t>
             </w:r>
           </w:p>
-          <w:p ns2:paraId="05DC1C45" ns2:textId="77777777">
+          <w:p>
             <w:pPr>
               <w:pStyle w:val="NoSpacing"/>
               <w:spacing w:line="256" w:lineRule="auto"/>
@@ -8405,7 +8412,7 @@
               <w:t>5) teroristinį ir su teroristine veikla susijusį nusikaltimą;</w:t>
             </w:r>
           </w:p>
-          <w:p ns2:paraId="68352528" ns2:textId="77777777">
+          <w:p>
             <w:pPr>
               <w:pStyle w:val="NoSpacing"/>
               <w:spacing w:line="256" w:lineRule="auto"/>
@@ -8430,7 +8437,7 @@
               <w:t>6) nusikalstamu būdu gauto turto legalizavimą;</w:t>
             </w:r>
           </w:p>
-          <w:p ns2:paraId="59DF622C" ns2:textId="77777777">
+          <w:p>
             <w:pPr>
               <w:pStyle w:val="NoSpacing"/>
               <w:spacing w:line="256" w:lineRule="auto"/>
@@ -8455,7 +8462,7 @@
               <w:t>7) prekybą žmonėmis, vaiko pirkimą arba pardavimą;</w:t>
             </w:r>
           </w:p>
-          <w:p ns2:paraId="69C60860" ns2:textId="77777777">
+          <w:p>
             <w:pPr>
               <w:pStyle w:val="NoSpacing"/>
               <w:spacing w:line="256" w:lineRule="auto"/>
@@ -8480,7 +8487,7 @@
               <w:t>8) kitos valstybės tiekėjo atliktą nusikaltimą, apibrėžtą Direktyvos 2014/24/ES 57 straipsnio 1 dalyje išvardytus Europos Sąjungos teisės aktus įgyvendinančiuose kitų valstybių teisės aktuose.</w:t>
             </w:r>
           </w:p>
-          <w:p ns2:paraId="6D3C3545" ns2:textId="77777777">
+          <w:p>
             <w:pPr>
               <w:pStyle w:val="NoSpacing"/>
               <w:spacing w:line="256" w:lineRule="auto"/>
@@ -8495,7 +8502,7 @@
               </w:rPr>
             </w:pPr>
           </w:p>
-          <w:p ns2:paraId="39D49592" ns2:textId="77777777">
+          <w:p>
             <w:pPr>
               <w:pStyle w:val="NoSpacing"/>
               <w:spacing w:line="256" w:lineRule="auto"/>
@@ -8517,10 +8524,11 @@
                 <w:szCs w:val="20"/>
                 <w:lang w:eastAsia="en-US"/>
               </w:rPr>
+              <w:lastRenderedPageBreak/>
               <w:t>Laikoma, kad tiekėjas arba jo atsakingas asmuo nuteistas už aukščiau nurodytą nusikalstamą veiką, kai dėl:</w:t>
             </w:r>
           </w:p>
-          <w:p ns2:paraId="2B7AE578" ns2:textId="77777777">
+          <w:p>
             <w:pPr>
               <w:pStyle w:val="NoSpacing"/>
               <w:spacing w:line="256" w:lineRule="auto"/>
@@ -8544,7 +8552,7 @@
               <w:t>1) tiekėjo, kuris yra fizinis asmuo, per pastaruosius 5 metus buvo priimtas ir įsiteisėjęs apkaltinamasis teismo nuosprendis ir šis asmuo turi neišnykusį ar nepanaikintą teistumą;</w:t>
             </w:r>
           </w:p>
-          <w:p ns2:paraId="24C207DC" ns2:textId="77777777">
+          <w:p>
             <w:pPr>
               <w:pStyle w:val="NoSpacing"/>
               <w:spacing w:line="256" w:lineRule="auto"/>
@@ -8559,7 +8567,7 @@
               </w:rPr>
             </w:pPr>
           </w:p>
-          <w:p ns2:paraId="17F668F4" ns2:textId="77777777">
+          <w:p>
             <w:pPr>
               <w:pStyle w:val="NoSpacing"/>
               <w:spacing w:line="256" w:lineRule="auto"/>
@@ -8578,7 +8586,6 @@
                 <w:szCs w:val="20"/>
                 <w:lang w:eastAsia="en-US"/>
               </w:rPr>
-              <w:lastRenderedPageBreak/>
               <w:t>2) tiekėjo, kuris yra juridinis asmuo, kita organizacija ar jos </w:t>
             </w:r>
             <w:r>
@@ -8602,7 +8609,7 @@
               <w:t> padalinys, vadovo, kito valdymo ar priežiūros organo nario ar kito asmens, turinčio (turinčių) teisę atstovauti tiekėjui ar jį kontroliuoti, jo vardu priimti sprendimą, sudaryti sandorį, asmens (asmenų), turinčio (turinčių) teisę surašyti ir pasirašyti tiekėjo finansinės apskaitos dokumentus, per pastaruosius 5 metus buvo priimtas ir įsiteisėjęs apkaltinamasis teismo nuosprendis ir šis asmuo turi neišnykusį ar nepanaikintą teistumą;</w:t>
             </w:r>
           </w:p>
-          <w:p ns2:paraId="6325079E" ns2:textId="77777777">
+          <w:p>
             <w:pPr>
               <w:pStyle w:val="NoSpacing"/>
               <w:spacing w:line="256" w:lineRule="auto"/>
@@ -8616,7 +8623,7 @@
               </w:rPr>
             </w:pPr>
           </w:p>
-          <w:p ns2:paraId="77800B8A" ns2:textId="4E80CB0D">
+          <w:p>
             <w:pPr>
               <w:tabs>
                 <w:tab w:val="left" w:pos="567"/>
@@ -8662,7 +8669,7 @@
           <w:tcPr>
             <w:tcW w:w="2247" w:type="pct"/>
           </w:tcPr>
-          <w:p ns2:paraId="6F448C53" ns2:textId="77777777">
+          <w:p>
             <w:pPr>
               <w:ind w:left="34"/>
               <w:jc w:val="both"/>
@@ -8682,7 +8689,7 @@
               <w:t>PATEIKIAMA:</w:t>
             </w:r>
           </w:p>
-          <w:p ns2:paraId="33C83E45" ns2:textId="77777777">
+          <w:p>
             <w:pPr>
               <w:ind w:left="34"/>
               <w:jc w:val="both"/>
@@ -8703,7 +8710,7 @@
               <w:t>Su Paraiška pateikiamas tik EBVPD.</w:t>
             </w:r>
           </w:p>
-          <w:p ns2:paraId="2409A91F" ns2:textId="77777777">
+          <w:p>
             <w:pPr>
               <w:ind w:left="34"/>
               <w:jc w:val="both"/>
@@ -8714,7 +8721,7 @@
               </w:rPr>
             </w:pPr>
           </w:p>
-          <w:p ns2:paraId="21A9CBC0" ns2:textId="77777777">
+          <w:p>
             <w:pPr>
               <w:ind w:left="34"/>
               <w:jc w:val="both"/>
@@ -8725,7 +8732,7 @@
               </w:rPr>
             </w:pPr>
           </w:p>
-          <w:p ns2:paraId="09FA5527" ns2:textId="77777777">
+          <w:p>
             <w:pPr>
               <w:ind w:left="34"/>
               <w:jc w:val="both"/>
@@ -8744,7 +8751,7 @@
               <w:t>Iš Lietuvoje įsteigtų subjektų reikalaujama:</w:t>
             </w:r>
           </w:p>
-          <w:p ns2:paraId="63A168D2" ns2:textId="77777777">
+          <w:p>
             <w:pPr>
               <w:ind w:left="34"/>
               <w:jc w:val="both"/>
@@ -8772,7 +8779,7 @@
               <w:t>išrašo iš teismo sprendimo arba</w:t>
             </w:r>
           </w:p>
-          <w:p ns2:paraId="423F2E36" ns2:textId="77777777">
+          <w:p>
             <w:pPr>
               <w:ind w:left="34"/>
               <w:jc w:val="both"/>
@@ -8800,7 +8807,7 @@
               <w:t>Informatikos ir ryšių departamento prie Vidaus reikalų ministerijos pažymos, arba</w:t>
             </w:r>
           </w:p>
-          <w:p ns2:paraId="0CDC9301" ns2:textId="77777777">
+          <w:p>
             <w:pPr>
               <w:ind w:left="34"/>
               <w:jc w:val="both"/>
@@ -8828,7 +8835,7 @@
               <w:t>valstybės įmonės Registrų centro Lietuvos Respublikos Vyriausybės nustatyta tvarka išduoto dokumento, patvirtinančio jungtinius kompetentingų institucijų tvarkomus duomenis.</w:t>
             </w:r>
           </w:p>
-          <w:p ns2:paraId="0500487C" ns2:textId="77777777">
+          <w:p>
             <w:pPr>
               <w:ind w:left="34"/>
               <w:jc w:val="both"/>
@@ -8839,7 +8846,7 @@
               </w:rPr>
             </w:pPr>
           </w:p>
-          <w:p ns2:paraId="76E97C95" ns2:textId="77777777">
+          <w:p>
             <w:pPr>
               <w:ind w:left="34"/>
               <w:jc w:val="both"/>
@@ -8858,7 +8865,7 @@
               <w:t>Iš ne Lietuvoje įsteigtų subjektų reikalaujama:</w:t>
             </w:r>
           </w:p>
-          <w:p ns2:paraId="765D6187" ns2:textId="77777777">
+          <w:p>
             <w:pPr>
               <w:ind w:left="34"/>
               <w:jc w:val="both"/>
@@ -8886,7 +8893,7 @@
               <w:t>atitinkamos užsienio šalies institucijos dokumento .</w:t>
             </w:r>
           </w:p>
-          <w:p ns2:paraId="77736C8E" ns2:textId="77777777">
+          <w:p>
             <w:pPr>
               <w:ind w:left="34"/>
               <w:jc w:val="both"/>
@@ -8897,7 +8904,7 @@
               </w:rPr>
             </w:pPr>
           </w:p>
-          <w:p ns2:paraId="22186ECF" ns2:textId="77777777">
+          <w:p>
             <w:pPr>
               <w:ind w:left="34"/>
               <w:jc w:val="both"/>
@@ -8916,7 +8923,7 @@
               <w:t xml:space="preserve">Nurodyti dokumentai turi būti išduoti ne anksčiau kaip 180 dienų iki tos dienos, kai tiekėjas perkančiojo subjekto prašymu turės pateikti pašalinimo pagrindų nebuvimą patvirtinančius dokumentus. Pavyzdys: Jeigu perkantysis subjektas 2022-10-10 kreipėsi į tiekėją prašydama iki 2022-10-14 pateikti įrodančius dokumentus, jie turi būti išduoti ne anksčiau kaip 180 dienų, jas skaičiuojant atgal nuo 2022-10-14. </w:t>
             </w:r>
           </w:p>
-          <w:p ns2:paraId="1E5FD258" ns2:textId="77777777">
+          <w:p>
             <w:pPr>
               <w:ind w:left="34"/>
               <w:jc w:val="both"/>
@@ -8927,7 +8934,7 @@
               </w:rPr>
             </w:pPr>
           </w:p>
-          <w:p ns2:paraId="5D1536F5" ns2:textId="77777777">
+          <w:p>
             <w:pPr>
               <w:ind w:left="34"/>
               <w:jc w:val="both"/>
@@ -8943,10 +8950,19 @@
                 <w:sz w:val="20"/>
                 <w:szCs w:val="20"/>
               </w:rPr>
-              <w:t>Jei dokumentas išduotas anksčiau, tačiau jame nurodytas galiojimo terminas ilgesnis nei pašalinimo pagrindų nebuvimą patvirtinančių dokumentų pagal EBVPD galutinis pateikimo terminas, toks dokumentas jo galiojimo laikotarpiu yra priimtinas.</w:t>
-            </w:r>
-          </w:p>
-          <w:p ns2:paraId="11EA4FAA" ns2:textId="77777777">
+              <w:t xml:space="preserve">Jei dokumentas išduotas anksčiau, tačiau jame nurodytas galiojimo terminas ilgesnis nei pašalinimo pagrindų nebuvimą patvirtinančių </w:t>
+            </w:r>
+            <w:r>
+              <w:rPr>
+                <w:rFonts w:ascii="Arial" w:hAnsi="Arial" w:cs="Arial"/>
+                <w:sz w:val="20"/>
+                <w:szCs w:val="20"/>
+              </w:rPr>
+              <w:lastRenderedPageBreak/>
+              <w:t>dokumentų pagal EBVPD galutinis pateikimo terminas, toks dokumentas jo galiojimo laikotarpiu yra priimtinas.</w:t>
+            </w:r>
+          </w:p>
+          <w:p>
             <w:pPr>
               <w:ind w:left="34"/>
               <w:jc w:val="both"/>
@@ -8957,7 +8973,7 @@
               </w:rPr>
             </w:pPr>
           </w:p>
-          <w:p ns2:paraId="64FEED7E" ns2:textId="77777777">
+          <w:p>
             <w:pPr>
               <w:ind w:left="34"/>
               <w:jc w:val="both"/>
@@ -8968,7 +8984,7 @@
               </w:rPr>
             </w:pPr>
           </w:p>
-          <w:p ns2:paraId="0647A71F" ns2:textId="77777777">
+          <w:p>
             <w:pPr>
               <w:ind w:left="34"/>
               <w:jc w:val="both"/>
@@ -8981,12 +8997,12 @@
           </w:p>
         </w:tc>
       </w:tr>
-      <w:tr ns2:paraId="28CA8D88" ns2:textId="77777777">
+      <w:tr>
         <w:tc>
           <w:tcPr>
             <w:tcW w:w="505" w:type="pct"/>
           </w:tcPr>
-          <w:p ns2:paraId="7E51C441" ns2:textId="77777777">
+          <w:p>
             <w:pPr>
               <w:numPr>
                 <w:ilvl w:val="0"/>
@@ -9012,7 +9028,7 @@
           <w:tcPr>
             <w:tcW w:w="2247" w:type="pct"/>
           </w:tcPr>
-          <w:p ns2:paraId="3DFA8664" ns2:textId="77777777">
+          <w:p>
             <w:pPr>
               <w:jc w:val="both"/>
               <w:rPr>
@@ -9032,7 +9048,7 @@
               <w:t xml:space="preserve">Tiekėjas yra nemokus, jam iškelta restruktūrizavimo ar bankroto byla, inicijuotos ar pradėtos likvidavimo procedūros, kai jo turtą valdo teismas ar nemokumo administratorius, kai jis su kreditoriais yra sudaręs taikos sutartį (tiekėjo ir kreditorių susitarimą tęsti tiekėjo veiklą, kai tiekėjas prisiima tam tikrus įsipareigojimus, o kreditoriai sutinka savo reikalavimus atidėti, sumažinti ar jų atsisakyti), kai jo veikla sustabdyta ar apribota arba jo padėtis pagal šalies, kurioje jis registruotas, teisės aktus yra tokia pati ar panaši. </w:t>
             </w:r>
           </w:p>
-          <w:p ns2:paraId="21E2F2B8" ns2:textId="4F028DE8">
+          <w:p>
             <w:pPr>
               <w:tabs>
                 <w:tab w:val="left" w:pos="567"/>
@@ -9060,7 +9076,7 @@
           <w:tcPr>
             <w:tcW w:w="2247" w:type="pct"/>
           </w:tcPr>
-          <w:p ns2:paraId="7B566BFE" ns2:textId="77777777">
+          <w:p>
             <w:pPr>
               <w:ind w:left="34"/>
               <w:jc w:val="both"/>
@@ -9079,7 +9095,7 @@
               <w:t>PATEIKIAMA:</w:t>
             </w:r>
           </w:p>
-          <w:p ns2:paraId="3D79DEFE" ns2:textId="77777777">
+          <w:p>
             <w:pPr>
               <w:ind w:left="34"/>
               <w:jc w:val="both"/>
@@ -9100,7 +9116,7 @@
               <w:t>Su Paraiška pateikiamas tik EBVPD.</w:t>
             </w:r>
           </w:p>
-          <w:p ns2:paraId="076C8986" ns2:textId="77777777">
+          <w:p>
             <w:pPr>
               <w:ind w:left="34"/>
               <w:jc w:val="both"/>
@@ -9111,7 +9127,7 @@
               </w:rPr>
             </w:pPr>
           </w:p>
-          <w:p ns2:paraId="69E48596" ns2:textId="77777777">
+          <w:p>
             <w:pPr>
               <w:ind w:left="34"/>
               <w:jc w:val="both"/>
@@ -9130,7 +9146,7 @@
               <w:t>Iš Lietuvoje įsteigtų subjektų įrodančių dokumentų nereikalaujama, užtenka pateikto EBVPD. Perkantysis subjektas savarankiškai patikrina duomenis nacionalinėje duomenų bazėje, adresu:</w:t>
             </w:r>
           </w:p>
-          <w:p ns2:paraId="7EE5B643" ns2:textId="77777777">
+          <w:p>
             <w:pPr>
               <w:ind w:left="34"/>
               <w:jc w:val="both"/>
@@ -9149,7 +9165,7 @@
               <w:t xml:space="preserve">https://www.registrucentras.lt/jar/p/. </w:t>
             </w:r>
           </w:p>
-          <w:p ns2:paraId="4D8E2253" ns2:textId="77777777">
+          <w:p>
             <w:pPr>
               <w:ind w:left="34"/>
               <w:jc w:val="both"/>
@@ -9160,7 +9176,7 @@
               </w:rPr>
             </w:pPr>
           </w:p>
-          <w:p ns2:paraId="60C798E6" ns2:textId="77777777">
+          <w:p>
             <w:pPr>
               <w:ind w:left="34"/>
               <w:jc w:val="both"/>
@@ -9179,7 +9195,7 @@
               <w:t>Prireikus, Perkantysis subjektas turi teisę prašyti pateikti valstybės įmonės Registrų centro Lietuvos Respublikos Vyriausybės nustatyta tvarka išduoto dokumento, patvirtinančio jungtinius kompetentingų institucijų tvarkomus duomenis. Tokiu atveju dokumentas turi būti  išduotas ne anksčiau kaip 120 dienų iki tos dienos, kai tiekėjas perkančiojo subjekto prašymu turės pateikti pašalinimo pagrindų nebuvimą patvirtinančius dokumentus. Pavyzdys: Jeigu perkantysis subjektas 2022-10-10 kreipėsi į tiekėją prašydama iki 2022-10-14 pateikti įrodančius dokumentus, jie turi būti išduoti ne anksčiau kaip 120 dienų, jas skaičiuojant atgal nuo 2022-10-14.</w:t>
             </w:r>
           </w:p>
-          <w:p ns2:paraId="6441AC15" ns2:textId="77777777">
+          <w:p>
             <w:pPr>
               <w:ind w:left="34"/>
               <w:jc w:val="both"/>
@@ -9190,7 +9206,7 @@
               </w:rPr>
             </w:pPr>
           </w:p>
-          <w:p ns2:paraId="5C6D818D" ns2:textId="6FFD3185">
+          <w:p>
             <w:pPr>
               <w:ind w:left="34"/>
               <w:jc w:val="both"/>
@@ -9206,10 +9222,19 @@
                 <w:sz w:val="20"/>
                 <w:szCs w:val="20"/>
               </w:rPr>
-              <w:t>Jei dokumentas išduotas anksčiau, tačiau jame nurodytas galiojimo terminas ilgesnis nei pašalinimo pagrindų nebuvimą patvirtinančių dokumentų pagal EBVPD galutinis pateikimo terminas, toks dokumentas jo galiojimo laikotarpiu yra priimtinas.</w:t>
-            </w:r>
-          </w:p>
-          <w:p ns2:paraId="1A862F20" ns2:textId="705BA1C9">
+              <w:t xml:space="preserve">Jei dokumentas išduotas anksčiau, tačiau jame nurodytas galiojimo terminas ilgesnis nei pašalinimo pagrindų nebuvimą patvirtinančių dokumentų pagal EBVPD galutinis pateikimo </w:t>
+            </w:r>
+            <w:r>
+              <w:rPr>
+                <w:rFonts w:ascii="Arial" w:hAnsi="Arial" w:cs="Arial"/>
+                <w:sz w:val="20"/>
+                <w:szCs w:val="20"/>
+              </w:rPr>
+              <w:lastRenderedPageBreak/>
+              <w:t>terminas, toks dokumentas jo galiojimo laikotarpiu yra priimtinas.</w:t>
+            </w:r>
+          </w:p>
+          <w:p>
             <w:pPr>
               <w:ind w:left="34"/>
               <w:jc w:val="both"/>
@@ -9219,11 +9244,186 @@
                 <w:szCs w:val="20"/>
               </w:rPr>
             </w:pPr>
+          </w:p>
+        </w:tc>
+      </w:tr>
+      <w:tr>
+        <w:tc>
+          <w:tcPr>
+            <w:tcW w:w="505" w:type="pct"/>
+          </w:tcPr>
+          <w:p>
+            <w:pPr>
+              <w:numPr>
+                <w:ilvl w:val="0"/>
+                <w:numId w:val="5"/>
+              </w:numPr>
+              <w:tabs>
+                <w:tab w:val="left" w:pos="567"/>
+              </w:tabs>
+              <w:spacing w:before="60" w:after="60"/>
+              <w:contextualSpacing/>
+              <w:jc w:val="both"/>
+              <w:rPr>
+                <w:rFonts w:ascii="Arial" w:hAnsi="Arial" w:cs="Arial"/>
+                <w:bCs/>
+                <w:iCs/>
+                <w:sz w:val="20"/>
+                <w:szCs w:val="20"/>
+              </w:rPr>
+            </w:pPr>
+          </w:p>
+        </w:tc>
+        <w:tc>
+          <w:tcPr>
+            <w:tcW w:w="2247" w:type="pct"/>
+          </w:tcPr>
+          <w:p>
+            <w:pPr>
+              <w:jc w:val="both"/>
+              <w:rPr>
+                <w:rFonts w:ascii="Arial" w:hAnsi="Arial" w:cs="Arial"/>
+                <w:color w:val="000000"/>
+                <w:sz w:val="20"/>
+                <w:szCs w:val="20"/>
+              </w:rPr>
+            </w:pPr>
+            <w:r>
+              <w:rPr>
+                <w:rFonts w:ascii="Arial" w:hAnsi="Arial" w:cs="Arial"/>
+                <w:color w:val="000000"/>
+                <w:sz w:val="20"/>
+                <w:szCs w:val="20"/>
+              </w:rPr>
+              <w:t>Tiekėjas yra įsteigtas arba dalyvauja pirkime vietoj kito asmens, siekiant išvengti VPĮ 46 straipsnio 4 ir 6 dalyse nurodytų pašalinimo pagrindų taikymo.</w:t>
+            </w:r>
+          </w:p>
+        </w:tc>
+        <w:tc>
+          <w:tcPr>
+            <w:tcW w:w="2247" w:type="pct"/>
+          </w:tcPr>
+          <w:p>
+            <w:pPr>
+              <w:ind w:left="34"/>
+              <w:jc w:val="both"/>
+              <w:rPr>
+                <w:rFonts w:ascii="Arial" w:hAnsi="Arial" w:cs="Arial"/>
+                <w:sz w:val="20"/>
+                <w:szCs w:val="20"/>
+              </w:rPr>
+            </w:pPr>
+            <w:r>
+              <w:rPr>
+                <w:rFonts w:ascii="Arial" w:hAnsi="Arial" w:cs="Arial"/>
+                <w:sz w:val="20"/>
+                <w:szCs w:val="20"/>
+              </w:rPr>
+              <w:t>PATEIKIAMA:</w:t>
+            </w:r>
+          </w:p>
+          <w:p>
+            <w:pPr>
+              <w:ind w:left="34"/>
+              <w:jc w:val="both"/>
+              <w:rPr>
+                <w:rFonts w:ascii="Arial" w:hAnsi="Arial" w:cs="Arial"/>
+                <w:sz w:val="20"/>
+                <w:szCs w:val="20"/>
+              </w:rPr>
+            </w:pPr>
+            <w:r>
+              <w:rPr>
+                <w:rFonts w:ascii="Arial" w:hAnsi="Arial" w:cs="Arial"/>
+                <w:sz w:val="20"/>
+                <w:szCs w:val="20"/>
+              </w:rPr>
+              <w:t>Su Paraiška pateikiamas tik EBVPD.</w:t>
+            </w:r>
+          </w:p>
+          <w:p>
+            <w:pPr>
+              <w:ind w:left="34"/>
+              <w:jc w:val="both"/>
+              <w:rPr>
+                <w:rFonts w:ascii="Arial" w:hAnsi="Arial" w:cs="Arial"/>
+                <w:sz w:val="20"/>
+                <w:szCs w:val="20"/>
+              </w:rPr>
+            </w:pPr>
+          </w:p>
+          <w:p>
+            <w:pPr>
+              <w:ind w:left="34"/>
+              <w:jc w:val="both"/>
+              <w:rPr>
+                <w:rFonts w:ascii="Arial" w:hAnsi="Arial" w:cs="Arial"/>
+                <w:sz w:val="20"/>
+                <w:szCs w:val="20"/>
+              </w:rPr>
+            </w:pPr>
+            <w:r>
+              <w:rPr>
+                <w:rFonts w:ascii="Arial" w:hAnsi="Arial" w:cs="Arial"/>
+                <w:sz w:val="20"/>
+                <w:szCs w:val="20"/>
+              </w:rPr>
+              <w:t>Iš Lietuvoje įsteigtų subjektų įrodančių dokumentų nereikalaujama, užtenka pateikto EBVPD.</w:t>
+            </w:r>
+          </w:p>
+          <w:p>
+            <w:pPr>
+              <w:ind w:left="34"/>
+              <w:jc w:val="both"/>
+              <w:rPr>
+                <w:rFonts w:ascii="Arial" w:hAnsi="Arial" w:cs="Arial"/>
+                <w:sz w:val="20"/>
+                <w:szCs w:val="20"/>
+              </w:rPr>
+            </w:pPr>
+          </w:p>
+          <w:p>
+            <w:pPr>
+              <w:ind w:left="34"/>
+              <w:jc w:val="both"/>
+              <w:rPr>
+                <w:rFonts w:ascii="Arial" w:hAnsi="Arial" w:cs="Arial"/>
+                <w:sz w:val="20"/>
+                <w:szCs w:val="20"/>
+              </w:rPr>
+            </w:pPr>
+            <w:r>
+              <w:rPr>
+                <w:rFonts w:ascii="Arial" w:hAnsi="Arial" w:cs="Arial"/>
+                <w:sz w:val="20"/>
+                <w:szCs w:val="20"/>
+              </w:rPr>
+              <w:t xml:space="preserve">Iš ne Lietuvoje įsteigtų subjektų bus reikalaujama tokios rūšies pažymų ir tokių dokumentinių įrodymų formų, apie kuriuos pateikta informacija Europos Komisijos informacinėje dokumentų saugykloje </w:t>
+            </w:r>
+          </w:p>
+          <w:p>
+            <w:pPr>
+              <w:ind w:left="34"/>
+              <w:jc w:val="both"/>
+              <w:rPr>
+                <w:rFonts w:ascii="Arial" w:hAnsi="Arial" w:cs="Arial"/>
+                <w:sz w:val="20"/>
+                <w:szCs w:val="20"/>
+              </w:rPr>
+            </w:pPr>
+            <w:r>
+              <w:rPr>
+                <w:rFonts w:ascii="Arial" w:hAnsi="Arial" w:cs="Arial"/>
+                <w:sz w:val="20"/>
+                <w:szCs w:val="20"/>
+              </w:rPr>
+              <w:t>„e-Certis“ adresu:  https://ec.europa.eu/tools/ecertis/.</w:t>
+            </w:r>
           </w:p>
         </w:tc>
       </w:tr>
     </w:tbl>
-    <w:p ns2:paraId="165E0302" ns2:textId="77777777">
+    <w:p>
       <w:pPr>
         <w:pStyle w:val="ListParagraph"/>
         <w:rPr>
@@ -9235,7 +9435,7 @@
         </w:rPr>
       </w:pPr>
     </w:p>
-    <w:p ns2:paraId="6CB5064C" ns2:textId="4CE87BEA">
+    <w:p>
       <w:pPr>
         <w:pStyle w:val="ListParagraph"/>
         <w:rPr>
@@ -9277,7 +9477,7 @@
         <w:t>irkimo objekto daliai).</w:t>
       </w:r>
     </w:p>
-    <w:p ns2:paraId="45FB0818" ns2:textId="77777777">
+    <w:p>
       <w:pPr>
         <w:pStyle w:val="ListParagraph"/>
         <w:tabs>
@@ -9296,7 +9496,7 @@
         </w:rPr>
       </w:pPr>
     </w:p>
-    <w:p ns2:paraId="44E9F771" ns2:textId="22865717">
+    <w:p>
       <w:pPr>
         <w:pStyle w:val="ListParagraph"/>
         <w:tabs>
@@ -9343,7 +9543,7 @@
         <w:gridCol w:w="4075"/>
         <w:gridCol w:w="4800"/>
       </w:tblGrid>
-      <w:tr ns2:paraId="7D2A37DE" ns2:textId="77777777">
+      <w:tr>
         <w:trPr>
           <w:tblHeader/>
         </w:trPr>
@@ -9352,7 +9552,7 @@
             <w:tcW w:w="477" w:type="pct"/>
             <w:vAlign w:val="center"/>
           </w:tcPr>
-          <w:p ns2:paraId="60D7521B" ns2:textId="77777777">
+          <w:p>
             <w:pPr>
               <w:pStyle w:val="ListParagraph"/>
               <w:tabs>
@@ -9376,7 +9576,6 @@
                 <w:sz w:val="20"/>
                 <w:szCs w:val="20"/>
               </w:rPr>
-              <w:lastRenderedPageBreak/>
               <w:t>Eil. Nr.</w:t>
             </w:r>
           </w:p>
@@ -9386,7 +9585,7 @@
             <w:tcW w:w="2077" w:type="pct"/>
             <w:vAlign w:val="center"/>
           </w:tcPr>
-          <w:p ns2:paraId="1AA587FF" ns2:textId="77777777">
+          <w:p>
             <w:pPr>
               <w:pStyle w:val="ListParagraph"/>
               <w:tabs>
@@ -9419,7 +9618,7 @@
             <w:tcW w:w="2446" w:type="pct"/>
             <w:vAlign w:val="center"/>
           </w:tcPr>
-          <w:p ns2:paraId="2FBE8816" ns2:textId="77777777">
+          <w:p>
             <w:pPr>
               <w:tabs>
                 <w:tab w:val="left" w:pos="851"/>
@@ -9446,13 +9645,13 @@
           </w:p>
         </w:tc>
       </w:tr>
-      <w:tr ns2:paraId="6827AAB7" ns2:textId="77777777">
+      <w:tr>
         <w:tc>
           <w:tcPr>
             <w:tcW w:w="5000" w:type="pct"/>
             <w:gridSpan w:val="3"/>
           </w:tcPr>
-          <w:p ns2:paraId="23D9D900" ns2:textId="77777777">
+          <w:p>
             <w:pPr>
               <w:spacing w:before="60" w:after="60"/>
               <w:ind w:left="33"/>
@@ -9478,12 +9677,12 @@
           </w:p>
         </w:tc>
       </w:tr>
-      <w:tr ns2:paraId="46360378" ns2:textId="77777777">
+      <w:tr>
         <w:tc>
           <w:tcPr>
             <w:tcW w:w="477" w:type="pct"/>
           </w:tcPr>
-          <w:p ns2:paraId="049F31CB" ns2:textId="77777777">
+          <w:p>
             <w:pPr>
               <w:pStyle w:val="ListParagraph"/>
               <w:numPr>
@@ -9509,7 +9708,7 @@
           <w:tcPr>
             <w:tcW w:w="2077" w:type="pct"/>
           </w:tcPr>
-          <w:p ns2:paraId="716E728F" ns2:textId="074E8A44">
+          <w:p>
             <w:pPr>
               <w:spacing w:before="60" w:after="60"/>
               <w:rPr>
@@ -9525,7 +9724,7 @@
           <w:tcPr>
             <w:tcW w:w="2446" w:type="pct"/>
           </w:tcPr>
-          <w:p ns2:paraId="62486C05" ns2:textId="77777777">
+          <w:p>
             <w:pPr>
               <w:spacing w:before="60" w:after="60"/>
               <w:jc w:val="both"/>
@@ -9537,7 +9736,7 @@
               </w:rPr>
             </w:pPr>
           </w:p>
-          <w:p ns2:paraId="5281B2B2" ns2:textId="7078036F">
+          <w:p>
             <w:pPr>
               <w:spacing w:before="60" w:after="60"/>
               <w:jc w:val="both"/>
@@ -9560,13 +9759,13 @@
           </w:p>
         </w:tc>
       </w:tr>
-      <w:tr ns2:paraId="345C9BC6" ns2:textId="77777777">
+      <w:tr>
         <w:tc>
           <w:tcPr>
             <w:tcW w:w="5000" w:type="pct"/>
             <w:gridSpan w:val="3"/>
           </w:tcPr>
-          <w:p ns2:paraId="68C1A5B2" ns2:textId="77777777">
+          <w:p>
             <w:pPr>
               <w:spacing w:before="60" w:after="60"/>
               <w:ind w:left="34"/>
@@ -9592,12 +9791,12 @@
           </w:p>
         </w:tc>
       </w:tr>
-      <w:tr ns2:paraId="3F931448" ns2:textId="77777777">
+      <w:tr>
         <w:tc>
           <w:tcPr>
             <w:tcW w:w="477" w:type="pct"/>
           </w:tcPr>
-          <w:p ns2:paraId="1299C43A" ns2:textId="77777777">
+          <w:p>
             <w:pPr>
               <w:pStyle w:val="ListParagraph"/>
               <w:numPr>
@@ -9623,7 +9822,7 @@
           <w:tcPr>
             <w:tcW w:w="2077" w:type="pct"/>
           </w:tcPr>
-          <w:p ns2:paraId="7490FE4B" ns2:textId="1D1A7F18">
+          <w:p>
             <w:pPr>
               <w:pStyle w:val="tajtip"/>
               <w:spacing w:after="0"/>
@@ -9640,7 +9839,7 @@
           <w:tcPr>
             <w:tcW w:w="2446" w:type="pct"/>
           </w:tcPr>
-          <w:p ns2:paraId="2F87DE59" ns2:textId="77777777">
+          <w:p>
             <w:pPr>
               <w:spacing w:before="60" w:after="60"/>
               <w:jc w:val="both"/>
@@ -9661,7 +9860,7 @@
               <w:t>PATEIKIAMA:</w:t>
             </w:r>
           </w:p>
-          <w:p ns2:paraId="160B862E" ns2:textId="29FFB802">
+          <w:p>
             <w:pPr>
               <w:jc w:val="both"/>
               <w:rPr>
@@ -9673,7 +9872,7 @@
               </w:rPr>
             </w:pPr>
           </w:p>
-          <w:p ns2:paraId="5242EF48" ns2:textId="77777777">
+          <w:p>
             <w:pPr>
               <w:jc w:val="both"/>
               <w:rPr>
@@ -9685,7 +9884,7 @@
               </w:rPr>
             </w:pPr>
           </w:p>
-          <w:p ns2:paraId="4DDBEF00" ns2:textId="77777777">
+          <w:p>
             <w:pPr>
               <w:jc w:val="both"/>
               <w:rPr>
@@ -9697,7 +9896,7 @@
               </w:rPr>
             </w:pPr>
           </w:p>
-          <w:p ns2:paraId="316A2483" ns2:textId="28F3977E">
+          <w:p>
             <w:pPr>
               <w:jc w:val="both"/>
               <w:rPr>
@@ -9718,13 +9917,13 @@
           </w:p>
         </w:tc>
       </w:tr>
-      <w:tr ns2:paraId="7F39BE14" ns2:textId="77777777">
+      <w:tr>
         <w:tc>
           <w:tcPr>
             <w:tcW w:w="5000" w:type="pct"/>
             <w:gridSpan w:val="3"/>
           </w:tcPr>
-          <w:p ns2:paraId="33FDEFEC" ns2:textId="77777777">
+          <w:p>
             <w:pPr>
               <w:pStyle w:val="ListParagraph"/>
               <w:spacing w:before="60" w:after="60"/>
@@ -9751,12 +9950,12 @@
           </w:p>
         </w:tc>
       </w:tr>
-      <w:tr ns2:paraId="0B63AE12" ns2:textId="77777777">
+      <w:tr>
         <w:tc>
           <w:tcPr>
             <w:tcW w:w="477" w:type="pct"/>
           </w:tcPr>
-          <w:p ns2:paraId="6D98A12B" ns2:textId="77777777">
+          <w:p>
             <w:pPr>
               <w:pStyle w:val="ListParagraph"/>
               <w:numPr>
@@ -9782,7 +9981,7 @@
           <w:tcPr>
             <w:tcW w:w="2077" w:type="pct"/>
           </w:tcPr>
-          <w:p ns2:paraId="2AE736C7" ns2:textId="082D545A">
+          <w:p>
             <w:pPr>
               <w:spacing w:before="60" w:after="60"/>
               <w:jc w:val="both"/>
@@ -9801,7 +10000,7 @@
           <w:tcPr>
             <w:tcW w:w="2446" w:type="pct"/>
           </w:tcPr>
-          <w:p ns2:paraId="4B46A261" ns2:textId="77777777">
+          <w:p>
             <w:pPr>
               <w:tabs>
                 <w:tab w:val="left" w:pos="567"/>
@@ -9823,7 +10022,7 @@
               <w:t>PATEIKIAMA:</w:t>
             </w:r>
           </w:p>
-          <w:p ns2:paraId="110FFD37" ns2:textId="77777777">
+          <w:p>
             <w:pPr>
               <w:spacing w:before="60" w:after="60"/>
               <w:jc w:val="both"/>
@@ -9835,7 +10034,7 @@
               </w:rPr>
             </w:pPr>
           </w:p>
-          <w:p ns2:paraId="46AE13BE" ns2:textId="5A48E74F">
+          <w:p>
             <w:pPr>
               <w:tabs>
                 <w:tab w:val="left" w:pos="567"/>
@@ -9863,13 +10062,13 @@
           </w:p>
         </w:tc>
       </w:tr>
-      <w:tr ns2:paraId="143ED135" ns2:textId="77777777">
+      <w:tr>
         <w:tc>
           <w:tcPr>
             <w:tcW w:w="5000" w:type="pct"/>
             <w:gridSpan w:val="3"/>
           </w:tcPr>
-          <w:p ns2:paraId="170E2219" ns2:textId="5119217E">
+          <w:p>
             <w:pPr>
               <w:tabs>
                 <w:tab w:val="left" w:pos="567"/>
@@ -9908,13 +10107,13 @@
           </w:p>
         </w:tc>
       </w:tr>
-      <w:tr ns2:paraId="4082F75E" ns2:textId="77777777">
+      <w:tr>
         <w:tc>
           <w:tcPr>
             <w:tcW w:w="5000" w:type="pct"/>
             <w:gridSpan w:val="3"/>
           </w:tcPr>
-          <w:p ns2:paraId="357ABBCA" ns2:textId="40AE0A69">
+          <w:p>
             <w:pPr>
               <w:tabs>
                 <w:tab w:val="left" w:pos="567"/>
@@ -9999,7 +10198,7 @@
         </w:tc>
       </w:tr>
     </w:tbl>
-    <w:p ns2:paraId="573D2CAF" ns2:textId="77777777">
+    <w:p>
       <w:pPr>
         <w:pStyle w:val="ListParagraph"/>
         <w:tabs>
@@ -10020,7 +10219,7 @@
       <w:bookmarkStart w:id="22" w:name="_Hlk33614459"/>
       <w:bookmarkEnd w:id="15"/>
     </w:p>
-    <w:p ns2:paraId="6D586713" ns2:textId="614EC317">
+    <w:p>
       <w:pPr>
         <w:pStyle w:val="ListParagraph"/>
         <w:numPr>
@@ -10055,7 +10254,15 @@
           <w:sz w:val="20"/>
           <w:szCs w:val="20"/>
         </w:rPr>
-        <w:t>11</w:t>
+        <w:t>1</w:t>
+      </w:r>
+      <w:r>
+        <w:rPr>
+          <w:rFonts w:ascii="Arial" w:hAnsi="Arial" w:cs="Arial"/>
+          <w:sz w:val="20"/>
+          <w:szCs w:val="20"/>
+        </w:rPr>
+        <w:t>2</w:t>
       </w:r>
       <w:r>
         <w:rPr>
@@ -10071,7 +10278,15 @@
           <w:sz w:val="20"/>
           <w:szCs w:val="20"/>
         </w:rPr>
-        <w:t>11</w:t>
+        <w:t>1</w:t>
+      </w:r>
+      <w:r>
+        <w:rPr>
+          <w:rFonts w:ascii="Arial" w:hAnsi="Arial" w:cs="Arial"/>
+          <w:sz w:val="20"/>
+          <w:szCs w:val="20"/>
+        </w:rPr>
+        <w:t>2</w:t>
       </w:r>
       <w:r>
         <w:rPr>
@@ -10082,7 +10297,7 @@
         <w:t xml:space="preserve"> punktuose nurodytų pašalinimo pagrindų nebuvimą. </w:t>
       </w:r>
     </w:p>
-    <w:p ns2:paraId="73773857" ns2:textId="77777777">
+    <w:p>
       <w:pPr>
         <w:pStyle w:val="ListParagraph"/>
         <w:numPr>
@@ -10110,7 +10325,7 @@
         <w:t>Reikalavimai Kvalifikacijos reikalavimų atitikimui:</w:t>
       </w:r>
     </w:p>
-    <w:p ns2:paraId="3FB945EF" ns2:textId="77777777">
+    <w:p>
       <w:pPr>
         <w:pStyle w:val="ListParagraph"/>
         <w:tabs>
@@ -10127,7 +10342,7 @@
         </w:rPr>
       </w:pPr>
     </w:p>
-    <w:p ns2:paraId="41BCC40E" ns2:textId="77777777">
+    <w:p>
       <w:pPr>
         <w:pStyle w:val="ListParagraph"/>
         <w:tabs>
@@ -10172,7 +10387,7 @@
         <w:t>:</w:t>
       </w:r>
     </w:p>
-    <w:p ns2:paraId="01BA2BF3" ns2:textId="77777777">
+    <w:p>
       <w:pPr>
         <w:pStyle w:val="ListParagraph"/>
         <w:numPr>
@@ -10200,7 +10415,7 @@
         <w:t xml:space="preserve">jeigu Paraišką teikia Tiekėjų grupė – reikalavimą turi atitikti kiekvienas Tiekėjų grupės narys (-iai), pagal jų prisiimamus įsipareigojimus Sutarčiai vykdyti; </w:t>
       </w:r>
     </w:p>
-    <w:p ns2:paraId="5E34BB1A" ns2:textId="77777777">
+    <w:p>
       <w:pPr>
         <w:pStyle w:val="ListParagraph"/>
         <w:numPr>
@@ -10228,7 +10443,7 @@
         <w:t xml:space="preserve">Tiekėjas gali remtis kitų ūkio subjektų pajėgumais tik tuomet, kai Ūkio subjektai, kurių pajėgumais remiamasi, patys tieks prekes, teiks paslaugas ar atliks darbus, kuriems reikia jų pajėgumų; </w:t>
       </w:r>
     </w:p>
-    <w:p ns2:paraId="27FACCA2" ns2:textId="77777777">
+    <w:p>
       <w:pPr>
         <w:pStyle w:val="ListParagraph"/>
         <w:numPr>
@@ -10256,7 +10471,7 @@
         <w:t>Subtiekėjai, kuriuos Tiekėjas pasitelks Sutarties vykdymui (kurių pajėgumais Tiekėjas nesiremia, kad atitiktų Pirkimo dokumentuose nustatytus Kvalifikacijos reikalavimus), privalo turėti teisę verstis ta veikla, kuriai jie pasitelkiami.</w:t>
       </w:r>
     </w:p>
-    <w:p ns2:paraId="5B893AD1" ns2:textId="77777777">
+    <w:p>
       <w:pPr>
         <w:pStyle w:val="ListParagraph"/>
         <w:tabs>
@@ -10273,7 +10488,7 @@
         </w:rPr>
       </w:pPr>
     </w:p>
-    <w:p ns2:paraId="3AA24735" ns2:textId="77777777">
+    <w:p>
       <w:pPr>
         <w:pStyle w:val="ListParagraph"/>
         <w:tabs>
@@ -10318,7 +10533,7 @@
         <w:t>:</w:t>
       </w:r>
     </w:p>
-    <w:p ns2:paraId="7E928994" ns2:textId="77777777">
+    <w:p>
       <w:pPr>
         <w:pStyle w:val="ListParagraph"/>
         <w:numPr>
@@ -10346,7 +10561,7 @@
         <w:t xml:space="preserve">jeigu Paraišką teikia Tiekėjų grupė – reikalavimą turi atitikti visi kartu (pajėgumai sumuojami); </w:t>
       </w:r>
     </w:p>
-    <w:p ns2:paraId="56B4DDFD" ns2:textId="77777777">
+    <w:p>
       <w:pPr>
         <w:pStyle w:val="ListParagraph"/>
         <w:numPr>
@@ -10374,7 +10589,7 @@
         <w:t xml:space="preserve">Tiekėjas gali remtis kitų Ūkio subjektų pajėgumais: reikalavimą turi atitikti visi kartu (šių ūkio subjektų pajėgumai gali būti sumuojami su Tiekėjo pajėgumais); </w:t>
       </w:r>
     </w:p>
-    <w:p ns2:paraId="73B50A0D" ns2:textId="77777777">
+    <w:p>
       <w:pPr>
         <w:pStyle w:val="ListParagraph"/>
         <w:numPr>
@@ -10402,7 +10617,7 @@
         <w:t>Subtiekėjams šis reikalavimas nekeliamas.</w:t>
       </w:r>
     </w:p>
-    <w:p ns2:paraId="034F7815" ns2:textId="77777777">
+    <w:p>
       <w:pPr>
         <w:pStyle w:val="ListParagraph"/>
         <w:tabs>
@@ -10419,7 +10634,7 @@
         </w:rPr>
       </w:pPr>
     </w:p>
-    <w:p ns2:paraId="1ABE6BB6" ns2:textId="77777777">
+    <w:p>
       <w:pPr>
         <w:pStyle w:val="ListParagraph"/>
         <w:tabs>
@@ -10464,7 +10679,7 @@
         <w:t>:</w:t>
       </w:r>
     </w:p>
-    <w:p ns2:paraId="1636F3CC" ns2:textId="77777777">
+    <w:p>
       <w:pPr>
         <w:pStyle w:val="ListParagraph"/>
         <w:numPr>
@@ -10492,7 +10707,7 @@
         <w:t xml:space="preserve">profesiniu civilinės atsakomybės draudimu privalo būti apsidraudęs Tiekėjas, kiekvienas Tiekėjų grupės narys, Ūkio subjektai, kurių pajėgumais remiamasi, Subtiekėjai, jeigu jie vykdys veiklą pagal Sutartį, kuriai taikomi reikalavimai dėl profesinio civilinės atsakomybės draudimo. Kitais ūkio subjektais Tiekėjas gali remtis, kad atitiktų šį reikalavimą, tik tokiu atveju, jei tie ūkio subjektai patys atliks veiklas, kurioms reikia profesinio civilinės atsakomybės draudimo. </w:t>
       </w:r>
     </w:p>
-    <w:p ns2:paraId="553398F3" ns2:textId="77777777">
+    <w:p>
       <w:pPr>
         <w:pStyle w:val="ListParagraph"/>
         <w:tabs>
@@ -10509,7 +10724,7 @@
         </w:rPr>
       </w:pPr>
     </w:p>
-    <w:p ns2:paraId="377F72D3" ns2:textId="77777777">
+    <w:p>
       <w:pPr>
         <w:pStyle w:val="ListParagraph"/>
         <w:tabs>
@@ -10554,7 +10769,7 @@
         <w:t>:</w:t>
       </w:r>
     </w:p>
-    <w:p ns2:paraId="2F64EC9C" ns2:textId="77777777">
+    <w:p>
       <w:pPr>
         <w:pStyle w:val="ListParagraph"/>
         <w:numPr>
@@ -10582,7 +10797,7 @@
         <w:t xml:space="preserve">jeigu Paraišką teikia Tiekėjų grupė – reikalavimą turi atitikti visi Tiekėjų grupės nariai kartu (Tiekėjų grupės narių turima patirtis sumuojama), atsižvelgiant į jų prisiimamus įsipareigojimus; </w:t>
       </w:r>
     </w:p>
-    <w:p ns2:paraId="4DD5DBFC" ns2:textId="77777777">
+    <w:p>
       <w:pPr>
         <w:pStyle w:val="ListParagraph"/>
         <w:numPr>
@@ -10610,7 +10825,7 @@
         <w:t xml:space="preserve">Tiekėjas gali remtis kitų ūkio subjektų pajėgumais tik tuo atveju, jeigu tie Ūkio subjektai patys vykdys tą Sutarties dalį, kuriai reikia jų turimų pajėgumų; </w:t>
       </w:r>
     </w:p>
-    <w:p ns2:paraId="20653F0C" ns2:textId="77777777">
+    <w:p>
       <w:pPr>
         <w:pStyle w:val="ListParagraph"/>
         <w:numPr>
@@ -10638,7 +10853,7 @@
         <w:t xml:space="preserve">Subtiekėjams šis reikalavimas nekeliamas. </w:t>
       </w:r>
     </w:p>
-    <w:p ns2:paraId="6730636F" ns2:textId="77777777">
+    <w:p>
       <w:pPr>
         <w:pStyle w:val="ListParagraph"/>
         <w:tabs>
@@ -10655,7 +10870,7 @@
         </w:rPr>
       </w:pPr>
     </w:p>
-    <w:p ns2:paraId="46637C61" ns2:textId="77777777">
+    <w:p>
       <w:pPr>
         <w:pStyle w:val="ListParagraph"/>
         <w:tabs>
@@ -10681,7 +10896,6 @@
           <w:sz w:val="20"/>
           <w:szCs w:val="20"/>
         </w:rPr>
-        <w:lastRenderedPageBreak/>
         <w:t xml:space="preserve">3.3.5. Jei keliamas techninio ir profesinio pajėgumo reikalavimas </w:t>
       </w:r>
       <w:r>
@@ -10698,7 +10912,7 @@
         <w:t>dėl Tiekėjo ar jo personalo išsilavinimo ir profesinės kvalifikacijos:</w:t>
       </w:r>
     </w:p>
-    <w:p ns2:paraId="71A77405" ns2:textId="77777777">
+    <w:p>
       <w:pPr>
         <w:pStyle w:val="ListParagraph"/>
         <w:numPr>
@@ -10726,7 +10940,7 @@
         <w:t xml:space="preserve">jeigu Paraišką teikia Tiekėjų grupė – reikalavimą turi atitikti Tiekėjų grupės nario (-ių) specialistai, atsižvelgiant į jų prisiimamus įsipareigojimus Sutarčiai vykdyti; </w:t>
       </w:r>
     </w:p>
-    <w:p ns2:paraId="401ADB67" ns2:textId="77777777">
+    <w:p>
       <w:pPr>
         <w:pStyle w:val="ListParagraph"/>
         <w:numPr>
@@ -10754,7 +10968,7 @@
         <w:t xml:space="preserve">Tiekėjas gali remtis kitų ūkio subjektų pajėgumais tik tuo atveju, jeigu tie Ūkio subjektai (jų darbuotojai) patys vykdys tą Sutarties dalį, kuriai reikia jų turimų pajėgumų; </w:t>
       </w:r>
     </w:p>
-    <w:p ns2:paraId="615FD45C" ns2:textId="77777777">
+    <w:p>
       <w:pPr>
         <w:pStyle w:val="ListParagraph"/>
         <w:numPr>
@@ -10782,7 +10996,7 @@
         <w:t xml:space="preserve">Subtiekėjai - jei Tiekėjas (jo pasitelkiami specialistai) pats atitinka keliamą reikalavimą, tačiau ketina pasitelkti Subtiekėjus (jo specialistus), Subtiekėjų specialistai privalo atitikti keliamus reikalavimus, jeigu Subtiekėjai (jų darbuotojai) patys vykdys tą Sutarties dalį, kuriai reikia nustatytos kvalifikacijos. </w:t>
       </w:r>
     </w:p>
-    <w:p ns2:paraId="3462B460" ns2:textId="77777777">
+    <w:p>
       <w:pPr>
         <w:pStyle w:val="ListParagraph"/>
         <w:tabs>
@@ -10806,7 +11020,7 @@
         <w:t>3.4.Tiekėjui, Tiekėjų grupės nariui arba Ūkio subjektui, kurio pajėgumais remiamasi, nedraudžiama remtis sutartimi, kurią jie vykdė ne vieni, bet kartu su kitais ūkio subjektais, tačiau tokiu atveju bus vertinami tik to Tiekėjo, Tiekėjų grupės nario arba Ūkio subjekto, kurio pajėgumais remiamasi, atlikti darbai, suteiktos paslaugos, pristatytos prekės bei jų apimtis ir vertė, o ne visas vykdytos sutarties objektas.</w:t>
       </w:r>
     </w:p>
-    <w:p ns2:paraId="49AE9061" ns2:textId="77777777">
+    <w:p>
       <w:pPr>
         <w:pStyle w:val="ListParagraph"/>
         <w:tabs>
@@ -10847,7 +11061,7 @@
         <w:t xml:space="preserve"> pateikimo termino pabaigos.</w:t>
       </w:r>
     </w:p>
-    <w:p ns2:paraId="665D5F02" ns2:textId="77777777">
+    <w:p>
       <w:pPr>
         <w:tabs>
           <w:tab w:val="left" w:pos="0"/>
@@ -10904,7 +11118,7 @@
       </w:r>
       <w:bookmarkEnd w:id="23"/>
     </w:p>
-    <w:p ns2:paraId="0938464B" ns2:textId="46ED90E9">
+    <w:p>
       <w:pPr>
         <w:tabs>
           <w:tab w:val="left" w:pos="0"/>
@@ -10968,7 +11182,7 @@
         <w:t xml:space="preserve"> pagrįsti pasitelkia Kvazisubtiekėjus).</w:t>
       </w:r>
     </w:p>
-    <w:p ns2:paraId="7AE23DCB" ns2:textId="77777777">
+    <w:p>
       <w:pPr>
         <w:pStyle w:val="ListParagraph"/>
         <w:tabs>
@@ -10986,7 +11200,7 @@
         </w:rPr>
       </w:pPr>
     </w:p>
-    <w:p ns2:paraId="3CAB341C" ns2:textId="5B71544A">
+    <w:p>
       <w:pPr>
         <w:pStyle w:val="Heading1"/>
         <w:numPr>
@@ -11001,7 +11215,7 @@
       </w:r>
       <w:bookmarkEnd w:id="24"/>
     </w:p>
-    <w:p ns2:paraId="4CFBA792" ns2:textId="77777777">
+    <w:p>
       <w:pPr>
         <w:pStyle w:val="ListParagraph"/>
         <w:tabs>
@@ -11021,7 +11235,7 @@
     </w:p>
     <w:bookmarkEnd w:id="21"/>
     <w:bookmarkEnd w:id="22"/>
-    <w:p ns2:paraId="113125C0" ns2:textId="5DBD16ED">
+    <w:p>
       <w:pPr>
         <w:pStyle w:val="ListParagraph"/>
         <w:numPr>
@@ -11062,7 +11276,7 @@
         <w:t xml:space="preserve">Jei žalieji reikalavimai nurodyti Techninėje specifikacijoje ir (ar) Sutarties projekte: </w:t>
       </w:r>
     </w:p>
-    <w:p ns2:paraId="2581F671" ns2:textId="77777777">
+    <w:p>
       <w:pPr>
         <w:jc w:val="both"/>
         <w:rPr>
@@ -11119,7 +11333,7 @@
         <w:t xml:space="preserve"> </w:t>
       </w:r>
     </w:p>
-    <w:p ns2:paraId="05D80FAA" ns2:textId="77777777">
+    <w:p>
       <w:pPr>
         <w:jc w:val="both"/>
         <w:rPr>
@@ -11130,7 +11344,7 @@
         </w:rPr>
       </w:pPr>
     </w:p>
-    <w:p ns2:paraId="4CDDB297" ns2:textId="77777777">
+    <w:p>
       <w:pPr>
         <w:jc w:val="both"/>
         <w:rPr>
@@ -11154,7 +11368,7 @@
         <w:t xml:space="preserve">Jei žalieji reikalavimai nurodomi pirkimo sąlygose: </w:t>
       </w:r>
     </w:p>
-    <w:p ns2:paraId="70192FC8" ns2:textId="77777777">
+    <w:p>
       <w:pPr>
         <w:jc w:val="both"/>
         <w:rPr>
@@ -11190,7 +11404,7 @@
         <w:t xml:space="preserve">. Dokumentus, pagrindžiančius atitiktį žaliesiems reikalavimams, Tiekėjai privalo pateikti su Pirminiu pasiūlymu. </w:t>
       </w:r>
     </w:p>
-    <w:p ns2:paraId="114AFF33" ns2:textId="77777777">
+    <w:p>
       <w:pPr>
         <w:jc w:val="both"/>
         <w:rPr>
@@ -11202,7 +11416,7 @@
         </w:rPr>
       </w:pPr>
     </w:p>
-    <w:p ns2:paraId="052CFE9B" ns2:textId="77777777">
+    <w:p>
       <w:pPr>
         <w:jc w:val="both"/>
         <w:rPr>
@@ -11223,10 +11437,11 @@
           <w:sz w:val="20"/>
           <w:szCs w:val="20"/>
         </w:rPr>
+        <w:lastRenderedPageBreak/>
         <w:t>Jei pirkimas laikomas žaliuoju savaime:</w:t>
       </w:r>
     </w:p>
-    <w:p ns2:paraId="2A3020D4" ns2:textId="77777777">
+    <w:p>
       <w:pPr>
         <w:jc w:val="both"/>
         <w:rPr>
@@ -11254,7 +11469,7 @@
         <w:t xml:space="preserve">. </w:t>
       </w:r>
     </w:p>
-    <w:p ns2:paraId="5DF84707" ns2:textId="77777777">
+    <w:p>
       <w:pPr>
         <w:jc w:val="both"/>
         <w:rPr>
@@ -11266,12 +11481,12 @@
         </w:rPr>
       </w:pPr>
     </w:p>
-    <w:p ns2:paraId="471658B2" ns2:textId="77777777">
+    <w:p>
       <w:pPr>
         <w:jc w:val="both"/>
       </w:pPr>
     </w:p>
-    <w:p ns2:paraId="4C929BAA" ns2:textId="555F98DC">
+    <w:p>
       <w:pPr>
         <w:jc w:val="both"/>
         <w:rPr>
@@ -11295,7 +11510,7 @@
         <w:t xml:space="preserve">Jei pirkimo sąlygose nustatomi žalieji reikalavimai (ISO 14 001), 3 lentelė paliekama, kitu atveju – trinama kartu su 4.2. punktu.  Jei pirkimo objektas skaidomas į dalis, žaliuosius reikalavimus pateikti kiekvienai pirkimo objekto daliai. Sutikrinti visų lentelių numerius, pažymėtus raudonai ir nuorodas į juos.  </w:t>
       </w:r>
     </w:p>
-    <w:p ns2:paraId="2F6AB7F4" ns2:textId="77777777">
+    <w:p>
       <w:pPr>
         <w:jc w:val="right"/>
         <w:rPr>
@@ -11326,7 +11541,7 @@
         <w:gridCol w:w="4271"/>
         <w:gridCol w:w="4394"/>
       </w:tblGrid>
-      <w:tr ns2:paraId="6E5A3A60" ns2:textId="77777777">
+      <w:tr>
         <w:trPr>
           <w:trHeight w:val="402"/>
         </w:trPr>
@@ -11335,7 +11550,7 @@
             <w:tcW w:w="969" w:type="dxa"/>
             <w:vMerge w:val="restart"/>
           </w:tcPr>
-          <w:p ns2:paraId="2C1FD466" ns2:textId="77777777">
+          <w:p>
             <w:pPr>
               <w:rPr>
                 <w:rFonts w:ascii="Arial" w:hAnsi="Arial" w:cs="Arial"/>
@@ -11360,7 +11575,7 @@
             <w:tcW w:w="8665" w:type="dxa"/>
             <w:gridSpan w:val="2"/>
           </w:tcPr>
-          <w:p ns2:paraId="5C240ED7" ns2:textId="0C008927">
+          <w:p>
             <w:pPr>
               <w:pStyle w:val="ListParagraph"/>
               <w:tabs>
@@ -11428,14 +11643,14 @@
           </w:p>
         </w:tc>
       </w:tr>
-      <w:tr ns2:paraId="03D03E0C" ns2:textId="77777777">
+      <w:tr>
         <w:tc>
           <w:tcPr>
             <w:tcW w:w="969" w:type="dxa"/>
             <w:vMerge/>
             <w:vAlign w:val="center"/>
           </w:tcPr>
-          <w:p ns2:paraId="167E60C6" ns2:textId="77777777">
+          <w:p>
             <w:pPr>
               <w:jc w:val="center"/>
               <w:rPr>
@@ -11451,7 +11666,7 @@
             <w:tcW w:w="4271" w:type="dxa"/>
             <w:vAlign w:val="center"/>
           </w:tcPr>
-          <w:p ns2:paraId="095354FD" ns2:textId="77777777">
+          <w:p>
             <w:pPr>
               <w:spacing w:before="120" w:after="120"/>
               <w:jc w:val="center"/>
@@ -11481,7 +11696,7 @@
             <w:tcW w:w="4394" w:type="dxa"/>
             <w:vAlign w:val="center"/>
           </w:tcPr>
-          <w:p ns2:paraId="5CF02535" ns2:textId="77777777">
+          <w:p>
             <w:pPr>
               <w:jc w:val="center"/>
               <w:rPr>
@@ -11505,12 +11720,12 @@
           </w:p>
         </w:tc>
       </w:tr>
-      <w:tr ns2:paraId="0E1208D5" ns2:textId="77777777">
+      <w:tr>
         <w:tc>
           <w:tcPr>
             <w:tcW w:w="969" w:type="dxa"/>
           </w:tcPr>
-          <w:p ns2:paraId="66E8F307" ns2:textId="77777777">
+          <w:p>
             <w:pPr>
               <w:rPr>
                 <w:rFonts w:ascii="Arial" w:hAnsi="Arial" w:cs="Arial"/>
@@ -11532,7 +11747,7 @@
           <w:tcPr>
             <w:tcW w:w="4271" w:type="dxa"/>
           </w:tcPr>
-          <w:p ns2:paraId="11C034E1" ns2:textId="77777777">
+          <w:p>
             <w:pPr>
               <w:jc w:val="both"/>
               <w:rPr>
@@ -11587,20 +11802,10 @@
                 <w:sz w:val="20"/>
                 <w:szCs w:val="20"/>
               </w:rPr>
-              <w:t xml:space="preserve"> taikys aplinkos apsaugos vadybos sistemos reikalavimus pagal standartą LST EN ISO 14001 arba Europos Sąjungos aplinkosaugos vadybos ir audito sistemą (EMAS) ar kitus aplinkos apsaugos vadybos standartus, pagrįstus atitinkamais Europos </w:t>
-            </w:r>
-            <w:r>
-              <w:rPr>
-                <w:rFonts w:ascii="Arial" w:hAnsi="Arial" w:cs="Arial"/>
-                <w:iCs/>
-                <w:sz w:val="20"/>
-                <w:szCs w:val="20"/>
-              </w:rPr>
-              <w:lastRenderedPageBreak/>
-              <w:t xml:space="preserve">arba tarptautinių standartizacijos organizacijų priimtais standartais, ar kitais tiekėjo pateiktais lygiaverčiais įrodymais. </w:t>
-            </w:r>
-          </w:p>
-          <w:p ns2:paraId="15B94D58" ns2:textId="77777777">
+              <w:t xml:space="preserve"> taikys aplinkos apsaugos vadybos sistemos reikalavimus pagal standartą LST EN ISO 14001 arba Europos Sąjungos aplinkosaugos vadybos ir audito sistemą (EMAS) ar kitus aplinkos apsaugos vadybos standartus, pagrįstus atitinkamais Europos arba tarptautinių standartizacijos organizacijų priimtais standartais, ar kitais tiekėjo pateiktais lygiaverčiais įrodymais. </w:t>
+            </w:r>
+          </w:p>
+          <w:p>
             <w:pPr>
               <w:jc w:val="both"/>
               <w:rPr>
@@ -11622,7 +11827,7 @@
               <w:t xml:space="preserve">Jei pirkimas supaprastintas, papildomai nerašyti nieko; </w:t>
             </w:r>
           </w:p>
-          <w:p ns2:paraId="00D8E5E4" ns2:textId="77777777">
+          <w:p>
             <w:pPr>
               <w:jc w:val="both"/>
               <w:rPr>
@@ -11644,7 +11849,7 @@
               <w:t xml:space="preserve">Jei pirkimas tarptautinis: </w:t>
             </w:r>
           </w:p>
-          <w:p ns2:paraId="1BF802CB" ns2:textId="77777777">
+          <w:p>
             <w:pPr>
               <w:jc w:val="both"/>
               <w:rPr>
@@ -11668,7 +11873,7 @@
           <w:tcPr>
             <w:tcW w:w="4394" w:type="dxa"/>
           </w:tcPr>
-          <w:p ns2:paraId="148FEA9C" ns2:textId="0AD06B5E">
+          <w:p>
             <w:pPr>
               <w:spacing w:before="60" w:after="60"/>
               <w:jc w:val="both"/>
@@ -11686,7 +11891,6 @@
                 <w:sz w:val="20"/>
                 <w:szCs w:val="20"/>
               </w:rPr>
-              <w:lastRenderedPageBreak/>
               <w:t xml:space="preserve">SU </w:t>
             </w:r>
             <w:r>
@@ -11708,7 +11912,7 @@
               <w:t>PASIŪLYMU PATEIKIAMA:</w:t>
             </w:r>
           </w:p>
-          <w:p ns2:paraId="70281EE0" ns2:textId="77777777">
+          <w:p>
             <w:pPr>
               <w:jc w:val="both"/>
               <w:rPr>
@@ -11728,7 +11932,7 @@
               <w:t xml:space="preserve">Nepriklausomos įstaigos išduotas sertifikatas. Perkantysis subjektas pripažins lygiaverčius sertifikatus, išduotus kitose valstybėse narėse įsteigtų nepriklausomų įstaigų. </w:t>
             </w:r>
           </w:p>
-          <w:p ns2:paraId="4E356269" ns2:textId="77777777">
+          <w:p>
             <w:pPr>
               <w:jc w:val="both"/>
               <w:rPr>
@@ -11750,7 +11954,7 @@
               <w:t xml:space="preserve">Jei pirkimas supaprastintas: </w:t>
             </w:r>
           </w:p>
-          <w:p ns2:paraId="710D2F15" ns2:textId="77777777">
+          <w:p>
             <w:pPr>
               <w:jc w:val="both"/>
               <w:rPr>
@@ -11767,20 +11971,10 @@
                 <w:sz w:val="20"/>
                 <w:szCs w:val="20"/>
               </w:rPr>
-              <w:t xml:space="preserve">Perkantysis subjektas priima ir kitus tiekėjo lygiaverčių aplinkos apsaugos vadybos </w:t>
-            </w:r>
-            <w:r>
-              <w:rPr>
-                <w:rFonts w:ascii="Arial" w:hAnsi="Arial" w:cs="Arial"/>
-                <w:iCs/>
-                <w:sz w:val="20"/>
-                <w:szCs w:val="20"/>
-              </w:rPr>
-              <w:lastRenderedPageBreak/>
-              <w:t>užtikrinimo priemonių įrodymus, kurie patvirtintų, kad jo siūlomos aplinkos apsaugos vadybos užtikrinimo priemonės atitinka reikalaujamus aplinkos apsaugos vadybos sistemos standartus ir pateikia įrodymus, kurie patvirtintų, kad tiekėjo siūlomos aplinkos apsaugos vadybos užtikrinimo priemonės atitinka reikalaujamus aplinkos apsaugos vadybos sistemos standartus.</w:t>
-            </w:r>
-          </w:p>
-          <w:p ns2:paraId="21D429C6" ns2:textId="77777777">
+              <w:t>Perkantysis subjektas priima ir kitus tiekėjo lygiaverčių aplinkos apsaugos vadybos užtikrinimo priemonių įrodymus, kurie patvirtintų, kad jo siūlomos aplinkos apsaugos vadybos užtikrinimo priemonės atitinka reikalaujamus aplinkos apsaugos vadybos sistemos standartus ir pateikia įrodymus, kurie patvirtintų, kad tiekėjo siūlomos aplinkos apsaugos vadybos užtikrinimo priemonės atitinka reikalaujamus aplinkos apsaugos vadybos sistemos standartus.</w:t>
+            </w:r>
+          </w:p>
+          <w:p>
             <w:pPr>
               <w:jc w:val="both"/>
               <w:rPr>
@@ -11802,7 +11996,7 @@
               <w:t xml:space="preserve">Jei pirkimas tarptautinis: </w:t>
             </w:r>
           </w:p>
-          <w:p ns2:paraId="63534F31" ns2:textId="77777777">
+          <w:p>
             <w:pPr>
               <w:jc w:val="both"/>
               <w:rPr>
@@ -11825,7 +12019,7 @@
         </w:tc>
       </w:tr>
     </w:tbl>
-    <w:p ns2:paraId="0531B32D" ns2:textId="77777777">
+    <w:p>
       <w:pPr>
         <w:jc w:val="both"/>
         <w:rPr>
@@ -11843,7 +12037,6 @@
           <w:sz w:val="20"/>
           <w:szCs w:val="20"/>
         </w:rPr>
-        <w:lastRenderedPageBreak/>
         <w:t xml:space="preserve">4.2. Žaliuosius reikalavimus </w:t>
       </w:r>
       <w:r>
@@ -11865,7 +12058,7 @@
         <w:t xml:space="preserve">turi atitikti: </w:t>
       </w:r>
     </w:p>
-    <w:p ns2:paraId="5EB36FD5" ns2:textId="77777777">
+    <w:p>
       <w:pPr>
         <w:jc w:val="both"/>
         <w:rPr>
@@ -11894,7 +12087,7 @@
         <w:t xml:space="preserve"> </w:t>
       </w:r>
     </w:p>
-    <w:p ns2:paraId="24D617D8" ns2:textId="77777777">
+    <w:p>
       <w:pPr>
         <w:jc w:val="both"/>
         <w:rPr>
@@ -11959,7 +12152,7 @@
         <w:t>teiks paslaugas/vykdys darbus.</w:t>
       </w:r>
     </w:p>
-    <w:p ns2:paraId="445D8EAA" ns2:textId="77777777">
+    <w:p>
       <w:pPr>
         <w:jc w:val="both"/>
         <w:rPr>
@@ -11970,7 +12163,7 @@
         </w:rPr>
       </w:pPr>
     </w:p>
-    <w:p ns2:paraId="5436D763" ns2:textId="77777777">
+    <w:p>
       <w:pPr>
         <w:jc w:val="both"/>
         <w:rPr>
@@ -11996,7 +12189,7 @@
         <w:t>arba</w:t>
       </w:r>
     </w:p>
-    <w:p ns2:paraId="56F1E3AE" ns2:textId="77777777">
+    <w:p>
       <w:pPr>
         <w:jc w:val="both"/>
         <w:rPr>
@@ -12007,7 +12200,7 @@
         </w:rPr>
       </w:pPr>
     </w:p>
-    <w:p ns2:paraId="18B86793" ns2:textId="77777777">
+    <w:p>
       <w:pPr>
         <w:jc w:val="both"/>
         <w:rPr>
@@ -12081,7 +12274,7 @@
         <w:t>.</w:t>
       </w:r>
     </w:p>
-    <w:p ns2:paraId="756A3250" ns2:textId="77777777">
+    <w:p>
       <w:pPr>
         <w:jc w:val="both"/>
         <w:rPr>
@@ -12092,7 +12285,7 @@
         </w:rPr>
       </w:pPr>
     </w:p>
-    <w:p ns2:paraId="061924F2" ns2:textId="77777777">
+    <w:p>
       <w:pPr>
         <w:jc w:val="both"/>
         <w:rPr>
@@ -12118,7 +12311,7 @@
         <w:t>arba</w:t>
       </w:r>
     </w:p>
-    <w:p ns2:paraId="0DAB1163" ns2:textId="77777777">
+    <w:p>
       <w:pPr>
         <w:jc w:val="both"/>
         <w:rPr>
@@ -12129,7 +12322,7 @@
         </w:rPr>
       </w:pPr>
     </w:p>
-    <w:p ns2:paraId="76C6C2A7" ns2:textId="77777777">
+    <w:p>
       <w:pPr>
         <w:jc w:val="both"/>
         <w:rPr>
@@ -12163,7 +12356,7 @@
         <w:commentReference w:id="27"/>
       </w:r>
     </w:p>
-    <w:p ns2:paraId="4AAB348E" ns2:textId="77777777">
+    <w:p>
       <w:pPr>
         <w:jc w:val="both"/>
         <w:rPr>
@@ -12175,7 +12368,7 @@
         </w:rPr>
       </w:pPr>
     </w:p>
-    <w:p ns2:paraId="14240960" ns2:textId="3CB42767">
+    <w:p>
       <w:pPr>
         <w:pStyle w:val="Heading1"/>
         <w:jc w:val="center"/>
@@ -12186,7 +12379,7 @@
       </w:r>
       <w:bookmarkEnd w:id="28"/>
     </w:p>
-    <w:p ns2:paraId="45886A09" ns2:textId="77777777">
+    <w:p>
       <w:pPr>
         <w:pStyle w:val="ListParagraph"/>
         <w:tabs>
@@ -12204,7 +12397,7 @@
         </w:rPr>
       </w:pPr>
     </w:p>
-    <w:p ns2:paraId="669BD0C3" ns2:textId="18A92F83">
+    <w:p>
       <w:pPr>
         <w:pStyle w:val="ListParagraph"/>
         <w:numPr>
@@ -12231,6 +12424,7 @@
           <w:sz w:val="20"/>
           <w:szCs w:val="20"/>
         </w:rPr>
+        <w:lastRenderedPageBreak/>
         <w:t xml:space="preserve">Tiekėjas arba jo pasitelktas subtiekėjas, arba ūkio subjektas, kurio pajėgumais remiamasi   privalo atitikti bent vieną iš socialinių reikalavimų, nurodytų </w:t>
       </w:r>
       <w:r>
@@ -12329,7 +12523,7 @@
       </w:r>
     </w:p>
     <w:bookmarkEnd w:id="29"/>
-    <w:p ns2:paraId="777843CD" ns2:textId="77777777">
+    <w:p>
       <w:pPr>
         <w:pStyle w:val="ListParagraph"/>
         <w:tabs>
@@ -12365,13 +12559,13 @@
         <w:gridCol w:w="4500"/>
         <w:gridCol w:w="4503"/>
       </w:tblGrid>
-      <w:tr ns2:paraId="0AE8D56C" ns2:textId="77777777">
+      <w:tr>
         <w:tc>
           <w:tcPr>
             <w:tcW w:w="9628" w:type="dxa"/>
             <w:gridSpan w:val="3"/>
           </w:tcPr>
-          <w:p ns2:paraId="5BCE0D80" ns2:textId="77777777">
+          <w:p>
             <w:pPr>
               <w:pStyle w:val="ListParagraph"/>
               <w:tabs>
@@ -12401,12 +12595,12 @@
           </w:p>
         </w:tc>
       </w:tr>
-      <w:tr ns2:paraId="1CE59E9E" ns2:textId="77777777">
+      <w:tr>
         <w:tc>
           <w:tcPr>
             <w:tcW w:w="625" w:type="dxa"/>
           </w:tcPr>
-          <w:p ns2:paraId="2150559F" ns2:textId="77777777">
+          <w:p>
             <w:pPr>
               <w:pStyle w:val="ListParagraph"/>
               <w:tabs>
@@ -12438,7 +12632,7 @@
           <w:tcPr>
             <w:tcW w:w="4500" w:type="dxa"/>
           </w:tcPr>
-          <w:p ns2:paraId="21F16FE2" ns2:textId="77777777">
+          <w:p>
             <w:pPr>
               <w:pStyle w:val="ListParagraph"/>
               <w:tabs>
@@ -12470,7 +12664,7 @@
           <w:tcPr>
             <w:tcW w:w="4503" w:type="dxa"/>
           </w:tcPr>
-          <w:p ns2:paraId="465DF0A4" ns2:textId="77777777">
+          <w:p>
             <w:pPr>
               <w:pStyle w:val="ListParagraph"/>
               <w:tabs>
@@ -12499,12 +12693,12 @@
           </w:p>
         </w:tc>
       </w:tr>
-      <w:tr ns2:paraId="7A2CE75A" ns2:textId="77777777">
+      <w:tr>
         <w:tc>
           <w:tcPr>
             <w:tcW w:w="625" w:type="dxa"/>
           </w:tcPr>
-          <w:p ns2:paraId="3002E17A" ns2:textId="77777777">
+          <w:p>
             <w:pPr>
               <w:pStyle w:val="ListParagraph"/>
               <w:tabs>
@@ -12533,7 +12727,7 @@
           <w:tcPr>
             <w:tcW w:w="4500" w:type="dxa"/>
           </w:tcPr>
-          <w:p ns2:paraId="7990C322" ns2:textId="77777777">
+          <w:p>
             <w:pPr>
               <w:spacing w:after="160" w:line="259" w:lineRule="auto"/>
               <w:ind w:right="36"/>
@@ -12576,7 +12770,7 @@
               <w:t>:</w:t>
             </w:r>
           </w:p>
-          <w:p ns2:paraId="419AE9EF" ns2:textId="77777777">
+          <w:p>
             <w:pPr>
               <w:spacing w:after="160" w:line="259" w:lineRule="auto"/>
               <w:ind w:right="36"/>
@@ -12595,20 +12789,10 @@
                 <w:sz w:val="20"/>
                 <w:szCs w:val="20"/>
               </w:rPr>
-              <w:t xml:space="preserve">1. lankstus darbo grafikas, kai darbuotojas privalo darbovietėje būti fiksuotomis darbo dienos (pamainos) valandomis, o kitas tos </w:t>
-            </w:r>
-            <w:r>
-              <w:rPr>
-                <w:rFonts w:ascii="Arial" w:eastAsia="Calibri" w:hAnsi="Arial" w:cs="Arial"/>
-                <w:iCs/>
-                <w:sz w:val="20"/>
-                <w:szCs w:val="20"/>
-              </w:rPr>
-              <w:lastRenderedPageBreak/>
-              <w:t>dienos (pamainos) valandas gali dirbti prieš ar po šių valandų*;</w:t>
-            </w:r>
-          </w:p>
-          <w:p ns2:paraId="6F0D55F4" ns2:textId="77777777">
+              <w:t>1. lankstus darbo grafikas, kai darbuotojas privalo darbovietėje būti fiksuotomis darbo dienos (pamainos) valandomis, o kitas tos dienos (pamainos) valandas gali dirbti prieš ar po šių valandų*;</w:t>
+            </w:r>
+          </w:p>
+          <w:p>
             <w:pPr>
               <w:spacing w:after="160" w:line="259" w:lineRule="auto"/>
               <w:ind w:right="36"/>
@@ -12630,7 +12814,7 @@
               <w:t xml:space="preserve">2. individualus darbo laiko režimas**, kai individualus darbuotojo darbo laikas paskirstomas per savaitę; </w:t>
             </w:r>
           </w:p>
-          <w:p ns2:paraId="6DA77390" ns2:textId="77777777">
+          <w:p>
             <w:pPr>
               <w:spacing w:after="160" w:line="259" w:lineRule="auto"/>
               <w:ind w:right="36"/>
@@ -12652,7 +12836,7 @@
               <w:t>3. suskaidytos darbo dienos laiko režimas, kai tą pačią dieną (pamainą) dirbama su pertrauka pailsėti ir pavalgyti, kurios trukmė ilgesnė negu nustatyta maksimali pertraukos pailsėti ir pavalgyti trukmė***;</w:t>
             </w:r>
           </w:p>
-          <w:p ns2:paraId="4C095A51" ns2:textId="77777777">
+          <w:p>
             <w:pPr>
               <w:spacing w:after="160" w:line="259" w:lineRule="auto"/>
               <w:ind w:right="36"/>
@@ -12674,7 +12858,7 @@
               <w:t>4. nuotolinis darbas****;</w:t>
             </w:r>
           </w:p>
-          <w:p ns2:paraId="1DDAAAC6" ns2:textId="77777777">
+          <w:p>
             <w:pPr>
               <w:spacing w:after="160" w:line="259" w:lineRule="auto"/>
               <w:ind w:right="36"/>
@@ -12696,7 +12880,7 @@
               <w:t>5. sutrumpinta 32 (trisdešimt dviejų) valandų per savaitę darbo laiko norma, už nedirbtą darbo laiko normos dalį paliekant nustatytą darbo užmokestį;</w:t>
             </w:r>
           </w:p>
-          <w:p ns2:paraId="68D61D22" ns2:textId="77777777">
+          <w:p>
             <w:pPr>
               <w:spacing w:after="160" w:line="259" w:lineRule="auto"/>
               <w:ind w:right="36"/>
@@ -12718,7 +12902,7 @@
               <w:t>6. galimybė, esant poreikiui, atsivesti vaiką (įvaikį, globotinį, rūpintinį) į darbovietę ar suteikiama kompensacija už vaiko (įvaikio, globotinio, rūpintinio) priežiūros paslaugas;</w:t>
             </w:r>
           </w:p>
-          <w:p ns2:paraId="79288BD2" ns2:textId="77777777">
+          <w:p>
             <w:pPr>
               <w:spacing w:after="160" w:line="259" w:lineRule="auto"/>
               <w:ind w:right="36"/>
@@ -12740,7 +12924,7 @@
               <w:t>7. bent viena papildoma laisva diena per metus, paliekant nustatytą darbo užmokestį;</w:t>
             </w:r>
           </w:p>
-          <w:p ns2:paraId="2388FBC4" ns2:textId="77777777">
+          <w:p>
             <w:pPr>
               <w:spacing w:after="160" w:line="259" w:lineRule="auto"/>
               <w:ind w:right="36"/>
@@ -12761,7 +12945,7 @@
               <w:t>8. suteikiama kompensacija atlygiui, kurį darbuotojas moka ateinančiam slaugytojui ar individualios priežiūros darbuotojui už šeimos narių ar kartu gyvenančių asmenų, kuriems nustatyta nuolatinė slauga ar priežiūra, slaugą / priežiūrą tuo metu, kuomet jis/ji dirba.</w:t>
             </w:r>
           </w:p>
-          <w:p ns2:paraId="592F4713" ns2:textId="77777777">
+          <w:p>
             <w:pPr>
               <w:tabs>
                 <w:tab w:val="left" w:pos="567"/>
@@ -12790,18 +12974,29 @@
                 <w:sz w:val="16"/>
                 <w:szCs w:val="16"/>
               </w:rPr>
-              <w:t>Dirbant pagal šį darbo režimą, darbuotojas privalo darbovietėje būti fiksuotomis darbo dienos valandomis, o kitas tos dienos valandas gali dirbti prieš ar po šių valandų. Paprastai fiksuotas darbo dienos valandas, kuriomis darbuotojas privalo dirbti darbovietėje, nustato darbdavys, o darbuotojas pats pasirenka kada atidirbs nefiksuotas darbo dienos valandas. Su darbdavio sutikimu yra galimybė perkelti neišdirbtas nefiksuotas darbo dienos valandas į kitą darbo dieną, nepažeidžiant maksimaliojo darbo laiko ir minimaliojo poilsio laiko reikalavimų.</w:t>
-            </w:r>
-            <w:r>
-              <w:rPr>
-                <w:rFonts w:ascii="Arial" w:hAnsi="Arial" w:cs="Arial"/>
+              <w:t xml:space="preserve">Dirbant pagal šį darbo režimą, darbuotojas privalo darbovietėje būti fiksuotomis darbo dienos valandomis, o kitas tos dienos valandas gali dirbti prieš ar po šių valandų. Paprastai fiksuotas darbo dienos valandas, kuriomis darbuotojas privalo dirbti darbovietėje, nustato darbdavys, o darbuotojas pats pasirenka kada atidirbs nefiksuotas darbo dienos valandas. Su darbdavio sutikimu yra galimybė perkelti </w:t>
+            </w:r>
+            <w:r>
+              <w:rPr>
+                <w:rFonts w:ascii="Arial" w:hAnsi="Arial" w:cs="Arial"/>
+                <w:i/>
+                <w:iCs/>
                 <w:sz w:val="16"/>
                 <w:szCs w:val="16"/>
               </w:rPr>
+              <w:lastRenderedPageBreak/>
+              <w:t>neišdirbtas nefiksuotas darbo dienos valandas į kitą darbo dieną, nepažeidžiant maksimaliojo darbo laiko ir minimaliojo poilsio laiko reikalavimų.</w:t>
+            </w:r>
+            <w:r>
+              <w:rPr>
+                <w:rFonts w:ascii="Arial" w:hAnsi="Arial" w:cs="Arial"/>
+                <w:sz w:val="16"/>
+                <w:szCs w:val="16"/>
+              </w:rPr>
               <w:t xml:space="preserve"> </w:t>
             </w:r>
           </w:p>
-          <w:p ns2:paraId="05C67893" ns2:textId="77777777">
+          <w:p>
             <w:pPr>
               <w:tabs>
                 <w:tab w:val="left" w:pos="567"/>
@@ -12841,7 +13036,7 @@
               <w:t xml:space="preserve"> </w:t>
             </w:r>
           </w:p>
-          <w:p ns2:paraId="2A0C5C9F" ns2:textId="77777777">
+          <w:p>
             <w:pPr>
               <w:tabs>
                 <w:tab w:val="left" w:pos="567"/>
@@ -12881,7 +13076,7 @@
               <w:t xml:space="preserve"> </w:t>
             </w:r>
           </w:p>
-          <w:p ns2:paraId="374A0299" ns2:textId="77777777">
+          <w:p>
             <w:pPr>
               <w:tabs>
                 <w:tab w:val="left" w:pos="567"/>
@@ -12910,21 +13105,10 @@
                 <w:sz w:val="16"/>
                 <w:szCs w:val="16"/>
               </w:rPr>
-              <w:t xml:space="preserve">Nuotolinis darbas yra darbo organizavimo forma arba darbo atlikimo būdas, kai darbuotojas jam priskirtas darbo funkcijas ar jų dalį visą arba dalį darbo laiko su darbdaviu suderinta tvarka reguliariai atlieka nuotoliniu būdu, tai yra sulygtoje darbo sutarties šalims priimtinoje kitoje, negu yra </w:t>
-            </w:r>
-            <w:r>
-              <w:rPr>
-                <w:rFonts w:ascii="Arial" w:hAnsi="Arial" w:cs="Arial"/>
-                <w:i/>
-                <w:iCs/>
-                <w:sz w:val="16"/>
-                <w:szCs w:val="16"/>
-              </w:rPr>
-              <w:lastRenderedPageBreak/>
-              <w:t>darbovietė, vietoje, taip pat naudodamas informacines ir elektroninių ryšių technologijas.</w:t>
-            </w:r>
-          </w:p>
-          <w:p ns2:paraId="2D528252" ns2:textId="77777777">
+              <w:t>Nuotolinis darbas yra darbo organizavimo forma arba darbo atlikimo būdas, kai darbuotojas jam priskirtas darbo funkcijas ar jų dalį visą arba dalį darbo laiko su darbdaviu suderinta tvarka reguliariai atlieka nuotoliniu būdu, tai yra sulygtoje darbo sutarties šalims priimtinoje kitoje, negu yra darbovietė, vietoje, taip pat naudodamas informacines ir elektroninių ryšių technologijas.</w:t>
+            </w:r>
+          </w:p>
+          <w:p>
             <w:pPr>
               <w:suppressAutoHyphens/>
               <w:autoSpaceDN w:val="0"/>
@@ -12939,7 +13123,7 @@
               </w:rPr>
             </w:pPr>
           </w:p>
-          <w:p ns2:paraId="515E5C5B" ns2:textId="77777777">
+          <w:p>
             <w:pPr>
               <w:suppressAutoHyphens/>
               <w:autoSpaceDN w:val="0"/>
@@ -12954,7 +13138,7 @@
               </w:rPr>
             </w:pPr>
           </w:p>
-          <w:p ns2:paraId="2C09DD5C" ns2:textId="77777777">
+          <w:p>
             <w:pPr>
               <w:suppressAutoHyphens/>
               <w:autoSpaceDN w:val="0"/>
@@ -12969,7 +13153,7 @@
               </w:rPr>
             </w:pPr>
           </w:p>
-          <w:p ns2:paraId="117DE525" ns2:textId="77777777">
+          <w:p>
             <w:pPr>
               <w:pStyle w:val="ListParagraph"/>
               <w:tabs>
@@ -12992,7 +13176,7 @@
           <w:tcPr>
             <w:tcW w:w="4503" w:type="dxa"/>
           </w:tcPr>
-          <w:p ns2:paraId="25CC844D" ns2:textId="662B5CB8">
+          <w:p>
             <w:pPr>
               <w:jc w:val="both"/>
               <w:rPr>
@@ -13058,7 +13242,7 @@
               <w:t>)</w:t>
             </w:r>
           </w:p>
-          <w:p ns2:paraId="31FC38DE" ns2:textId="77777777">
+          <w:p>
             <w:pPr>
               <w:jc w:val="both"/>
               <w:rPr>
@@ -13070,7 +13254,7 @@
               </w:rPr>
             </w:pPr>
           </w:p>
-          <w:p ns2:paraId="341E6DA6" ns2:textId="77777777">
+          <w:p>
             <w:pPr>
               <w:jc w:val="both"/>
               <w:rPr>
@@ -13098,7 +13282,7 @@
               <w:t xml:space="preserve"> </w:t>
             </w:r>
           </w:p>
-          <w:p ns2:paraId="0E613A59" ns2:textId="77777777">
+          <w:p>
             <w:pPr>
               <w:pStyle w:val="ListParagraph"/>
               <w:numPr>
@@ -13126,7 +13310,7 @@
                 <w:sz w:val="20"/>
                 <w:szCs w:val="20"/>
               </w:rPr>
-              <w:t xml:space="preserve">patvirtintas darbo tvarkos taisykles arba nacionalinę (tarpšakinę), teritorinę, šakos (gamybos, paslaugų, profesinę), darbdavio ar darbovietės </w:t>
+              <w:t>patvirtintas darbo tvarkos taisykles arba nacionalinę (tarpšakinę), teritorinę, šakos (gamybos, paslaugų, profesinę), darbdavio ar darbovietės lygmens kolektyvinę sutartį</w:t>
             </w:r>
             <w:r>
               <w:rPr>
@@ -13134,8 +13318,7 @@
                 <w:sz w:val="20"/>
                 <w:szCs w:val="20"/>
               </w:rPr>
-              <w:lastRenderedPageBreak/>
-              <w:t>lygmens kolektyvinę sutartį</w:t>
+              <w:t xml:space="preserve"> </w:t>
             </w:r>
             <w:r>
               <w:rPr>
@@ -13143,7 +13326,7 @@
                 <w:sz w:val="20"/>
                 <w:szCs w:val="20"/>
               </w:rPr>
-              <w:t xml:space="preserve"> </w:t>
+              <w:t>arba kitą lygiavertį įpareigojančios formos dokumentą, pagal kurį tiekėjo darbuotojams, kurie tiesiogiai vykdys pirkimo sutartį, taikomos nurodytos šeimos ir darbo interesų derinimo priemonės</w:t>
             </w:r>
             <w:r>
               <w:rPr>
@@ -13151,18 +13334,10 @@
                 <w:sz w:val="20"/>
                 <w:szCs w:val="20"/>
               </w:rPr>
-              <w:t>arba kitą lygiavertį įpareigojančios formos dokumentą, pagal kurį tiekėjo darbuotojams, kurie tiesiogiai vykdys pirkimo sutartį, taikomos nurodytos šeimos ir darbo interesų derinimo priemonės</w:t>
-            </w:r>
-            <w:r>
-              <w:rPr>
-                <w:rFonts w:ascii="Arial" w:eastAsia="Calibri" w:hAnsi="Arial" w:cs="Arial"/>
-                <w:sz w:val="20"/>
-                <w:szCs w:val="20"/>
-              </w:rPr>
               <w:t>;</w:t>
             </w:r>
           </w:p>
-          <w:p ns2:paraId="43080EEC" ns2:textId="77777777">
+          <w:p>
             <w:pPr>
               <w:pStyle w:val="ListParagraph"/>
               <w:numPr>
@@ -13273,7 +13448,7 @@
               <w:t>;</w:t>
             </w:r>
           </w:p>
-          <w:p ns2:paraId="27313C1E" ns2:textId="77777777">
+          <w:p>
             <w:pPr>
               <w:pStyle w:val="ListParagraph"/>
               <w:numPr>
@@ -13384,7 +13559,7 @@
               <w:t>;</w:t>
             </w:r>
           </w:p>
-          <w:p ns2:paraId="26DC1035" ns2:textId="77777777">
+          <w:p>
             <w:pPr>
               <w:pStyle w:val="ListParagraph"/>
               <w:numPr>
@@ -13463,7 +13638,7 @@
               <w:t>;</w:t>
             </w:r>
           </w:p>
-          <w:p ns2:paraId="63669BC4" ns2:textId="77777777">
+          <w:p>
             <w:pPr>
               <w:pStyle w:val="ListParagraph"/>
               <w:numPr>
@@ -13515,7 +13690,7 @@
                 <w:sz w:val="20"/>
                 <w:szCs w:val="20"/>
               </w:rPr>
-              <w:t>patvirtintas darbo tvarkos taisykles arba nacionalinę (tarpšakinę), teritorinę, šakos (gamybos, paslaugų, profesinę), darbdavio ar darbovietės lygmens kolektyvinę sutartį</w:t>
+              <w:t xml:space="preserve">patvirtintas darbo tvarkos </w:t>
             </w:r>
             <w:r>
               <w:rPr>
@@ -13523,6 +13698,15 @@
                 <w:sz w:val="20"/>
                 <w:szCs w:val="20"/>
               </w:rPr>
+              <w:lastRenderedPageBreak/>
+              <w:t>taisykles arba nacionalinę (tarpšakinę), teritorinę, šakos (gamybos, paslaugų, profesinę), darbdavio ar darbovietės lygmens kolektyvinę sutartį</w:t>
+            </w:r>
+            <w:r>
+              <w:rPr>
+                <w:rFonts w:ascii="Arial" w:eastAsia="Calibri" w:hAnsi="Arial" w:cs="Arial"/>
+                <w:sz w:val="20"/>
+                <w:szCs w:val="20"/>
+              </w:rPr>
               <w:t xml:space="preserve"> </w:t>
             </w:r>
             <w:r>
@@ -13542,7 +13726,7 @@
               <w:t>;</w:t>
             </w:r>
           </w:p>
-          <w:p ns2:paraId="72729839" ns2:textId="77777777">
+          <w:p>
             <w:pPr>
               <w:pStyle w:val="ListParagraph"/>
               <w:numPr>
@@ -13621,7 +13805,7 @@
               <w:t>darbuotojams, kurie tiesiogiai vykdys pirkimo sutartį, taikomos nurodytos šeimos ir darbo interesų derinimo priemonės;</w:t>
             </w:r>
           </w:p>
-          <w:p ns2:paraId="3146C3BC" ns2:textId="77777777">
+          <w:p>
             <w:pPr>
               <w:pStyle w:val="ListParagraph"/>
               <w:numPr>
@@ -13641,11 +13825,10 @@
                 <w:sz w:val="20"/>
                 <w:szCs w:val="20"/>
               </w:rPr>
-              <w:lastRenderedPageBreak/>
               <w:t>Jeigu tiekėjas taiko 7 punkte numatytą priemonę – patvirtintas darbo tvarkos taisykles arba nacionalinę (tarpšakinę), teritorinę, šakos (gamybos, paslaugų, profesinę), darbdavio ar darbovietės lygmens kolektyvinę sutartį arba kitą lygiavertį įpareigojančios formos dokumentą, pagal kurį tiekėjo darbuotojams, kurie tiesiogiai vykdys pirkimo sutartį, taikomos nurodytos šeimos ir darbo interesų derinimo priemonės;</w:t>
             </w:r>
           </w:p>
-          <w:p ns2:paraId="02CFD50C" ns2:textId="77777777">
+          <w:p>
             <w:pPr>
               <w:pStyle w:val="ListParagraph"/>
               <w:numPr>
@@ -13668,17 +13851,17 @@
                 <w:sz w:val="20"/>
                 <w:szCs w:val="20"/>
               </w:rPr>
-              <w:t>Jeigu tiekėjas taiko 8 punkte numatytą priemonę – įrodymus dėl suteikiamos kompensacijos už vaikų priežiūros paslaugas, už asmenų, kuriems nustatyta nuolatinė slauga ar priežiūra, slaugą / priežiūrą, pateikiant sutarties su teikiančiu vaiko priežiūros paslaugas / slaugos, priežiūros paslaugas asmeniu arba institucija kopiją, mokėjimo įvykdymo patvirtinimą (pavedimo kopiją) arba kitą lygiavertį dokumentą arba kitą lygiavertį įpareigojančios formos dokumentą, pagal kurį tiekėjo darbuotojams, kurie tiesiogiai vykdys pirkimo sutartį, taikomos nurodytos šeimos ir darbo interesų derinimo priemonės.</w:t>
+              <w:t>Jeigu tiekėjas taiko 8 punkte numatytą priemonę – įrodymus dėl suteikiamos kompensacijos už asmenų, kuriems nustatyta nuolatinė slauga ar priežiūra, slaugą / priežiūrą, pateikiant sutarties su teikiančiu slaugos, priežiūros paslaugas asmeniu arba institucija kopiją, mokėjimo įvykdymo patvirtinimą (pavedimo kopiją) arba kitą lygiavertį dokumentą arba kitą lygiavertį įpareigojančios formos dokumentą, pagal kurį tiekėjo darbuotojams, kurie tiesiogiai vykdys pirkimo sutartį, taikomos nurodytos šeimos ir darbo interesų derinimo priemonės.</w:t>
             </w:r>
           </w:p>
         </w:tc>
       </w:tr>
-      <w:tr ns2:paraId="7543697B" ns2:textId="77777777">
+      <w:tr>
         <w:tc>
           <w:tcPr>
             <w:tcW w:w="625" w:type="dxa"/>
           </w:tcPr>
-          <w:p ns2:paraId="27B4582B" ns2:textId="77777777">
+          <w:p>
             <w:pPr>
               <w:pStyle w:val="ListParagraph"/>
               <w:tabs>
@@ -13708,7 +13891,7 @@
           <w:tcPr>
             <w:tcW w:w="4500" w:type="dxa"/>
           </w:tcPr>
-          <w:p ns2:paraId="4CA72663" ns2:textId="77777777">
+          <w:p>
             <w:pPr>
               <w:jc w:val="both"/>
               <w:rPr>
@@ -13775,7 +13958,7 @@
               <w:t xml:space="preserve"> psichologinio smurto prevencijai užtikrinti ir aktyvių veiksmų pagalbai asmenims, patyrusiems psichologinį smurtą, suteikti:</w:t>
             </w:r>
           </w:p>
-          <w:p ns2:paraId="2F0070DE" ns2:textId="1102ADC0">
+          <w:p>
             <w:pPr>
               <w:jc w:val="both"/>
               <w:rPr>
@@ -13801,7 +13984,7 @@
               <w:t>. tiekėjas tiesiogiai pirkimo sutartį vykdančius darbuotojus draudžia papildomu sveikatos draudimu, kuris apima ir individualių konsultacijų su psichiatru bei psichoterapeutu paslaugas;</w:t>
             </w:r>
           </w:p>
-          <w:p ns2:paraId="3EF6C08D" ns2:textId="0CA3E211">
+          <w:p>
             <w:pPr>
               <w:pStyle w:val="ListParagraph"/>
               <w:tabs>
@@ -13824,6 +14007,7 @@
                 <w:sz w:val="20"/>
                 <w:szCs w:val="20"/>
               </w:rPr>
+              <w:lastRenderedPageBreak/>
               <w:t>2</w:t>
             </w:r>
             <w:r>
@@ -13840,7 +14024,7 @@
           <w:tcPr>
             <w:tcW w:w="4503" w:type="dxa"/>
           </w:tcPr>
-          <w:p ns2:paraId="1B45BB24" ns2:textId="5BF753A7">
+          <w:p>
             <w:pPr>
               <w:jc w:val="both"/>
               <w:rPr>
@@ -13859,6 +14043,7 @@
                 <w:sz w:val="20"/>
                 <w:szCs w:val="20"/>
               </w:rPr>
+              <w:lastRenderedPageBreak/>
               <w:t xml:space="preserve">Atitikimas reikalavimui turi būti deklaruojamas Pasiūlyme </w:t>
             </w:r>
             <w:r>
@@ -13905,7 +14090,7 @@
               <w:t>)</w:t>
             </w:r>
           </w:p>
-          <w:p ns2:paraId="5D29065B" ns2:textId="77777777">
+          <w:p>
             <w:pPr>
               <w:jc w:val="both"/>
               <w:rPr>
@@ -13917,7 +14102,7 @@
               </w:rPr>
             </w:pPr>
           </w:p>
-          <w:p ns2:paraId="09E5A655" ns2:textId="77777777">
+          <w:p>
             <w:pPr>
               <w:jc w:val="both"/>
               <w:rPr>
@@ -13939,7 +14124,7 @@
               <w:t>Kitų dokumentų (vieno ar kelių) bus prašoma pateikti tik iš Tiekėjo, kuris pagal sudarytą pasiūlymų eilę, pateikė ekonomiškai naudingiausią pasiūlymą:</w:t>
             </w:r>
           </w:p>
-          <w:p ns2:paraId="4A2AB31D" ns2:textId="77777777">
+          <w:p>
             <w:pPr>
               <w:jc w:val="both"/>
               <w:rPr>
@@ -13949,7 +14134,7 @@
               </w:rPr>
             </w:pPr>
           </w:p>
-          <w:p ns2:paraId="63264E21" ns2:textId="77777777">
+          <w:p>
             <w:pPr>
               <w:jc w:val="both"/>
               <w:rPr>
@@ -13971,7 +14156,7 @@
               <w:t>Tiekėjas turi pateikti:</w:t>
             </w:r>
           </w:p>
-          <w:p ns2:paraId="67605255" ns2:textId="7DBAF7CA">
+          <w:p>
             <w:pPr>
               <w:pStyle w:val="ListParagraph"/>
               <w:numPr>
@@ -13999,7 +14184,16 @@
                 <w:sz w:val="20"/>
                 <w:szCs w:val="20"/>
               </w:rPr>
-              <w:t xml:space="preserve">Jei minėtų sutarčių galiojimas neapima viso Pirkimo sutarties galiojimo, pateikti rašytinį įsipareigojimą, kad sutartys bus pratęsiamos atitinkamam laikotarpiui. </w:t>
+              <w:t xml:space="preserve">Jei minėtų sutarčių galiojimas neapima viso Pirkimo </w:t>
+            </w:r>
+            <w:r>
+              <w:rPr>
+                <w:rFonts w:ascii="Arial" w:hAnsi="Arial" w:cs="Arial"/>
+                <w:sz w:val="20"/>
+                <w:szCs w:val="20"/>
+              </w:rPr>
+              <w:lastRenderedPageBreak/>
+              <w:t xml:space="preserve">sutarties galiojimo, pateikti rašytinį įsipareigojimą, kad sutartys bus pratęsiamos atitinkamam laikotarpiui. </w:t>
             </w:r>
             <w:r>
               <w:rPr>
@@ -14013,7 +14207,7 @@
         </w:tc>
       </w:tr>
     </w:tbl>
-    <w:p ns2:paraId="36329563" ns2:textId="77777777">
+    <w:p>
       <w:pPr>
         <w:pStyle w:val="ListParagraph"/>
         <w:tabs>
@@ -14031,7 +14225,7 @@
         </w:rPr>
       </w:pPr>
     </w:p>
-    <w:p ns2:paraId="1F79578C" ns2:textId="77777777">
+    <w:p>
       <w:pPr>
         <w:pStyle w:val="Heading1"/>
         <w:numPr>
@@ -14041,7 +14235,7 @@
         <w:ind w:left="720"/>
       </w:pPr>
     </w:p>
-    <w:p ns2:paraId="2AD837D9" ns2:textId="3A51190A">
+    <w:p>
       <w:pPr>
         <w:pStyle w:val="Heading1"/>
         <w:jc w:val="center"/>
@@ -14064,7 +14258,7 @@
       </w:r>
       <w:bookmarkEnd w:id="30"/>
     </w:p>
-    <w:p ns2:paraId="43E33DA6" ns2:textId="77777777">
+    <w:p>
       <w:pPr>
         <w:pStyle w:val="ListParagraph"/>
         <w:tabs>
@@ -14082,7 +14276,7 @@
         </w:rPr>
       </w:pPr>
     </w:p>
-    <w:p ns2:paraId="551DAC3C" ns2:textId="7E88ECFE">
+    <w:p>
       <w:pPr>
         <w:pStyle w:val="ListParagraph"/>
         <w:numPr>
@@ -14138,7 +14332,7 @@
       </w:r>
     </w:p>
     <w:bookmarkEnd w:id="31"/>
-    <w:p ns2:paraId="64E99AC9" ns2:textId="77777777">
+    <w:p>
       <w:pPr>
         <w:jc w:val="both"/>
         <w:rPr>
@@ -14151,7 +14345,7 @@
         </w:rPr>
       </w:pPr>
     </w:p>
-    <w:p ns2:paraId="70E3EED4" ns2:textId="0A5486DA">
+    <w:p>
       <w:pPr>
         <w:jc w:val="right"/>
         <w:rPr>
@@ -14191,13 +14385,13 @@
         <w:gridCol w:w="4252"/>
         <w:gridCol w:w="4394"/>
       </w:tblGrid>
-      <w:tr ns2:paraId="17E44BE4" ns2:textId="77777777">
+      <w:tr>
         <w:tc>
           <w:tcPr>
             <w:tcW w:w="9634" w:type="dxa"/>
             <w:gridSpan w:val="3"/>
           </w:tcPr>
-          <w:p ns2:paraId="734E24BD" ns2:textId="77777777">
+          <w:p>
             <w:pPr>
               <w:ind w:right="39"/>
               <w:jc w:val="center"/>
@@ -14224,12 +14418,12 @@
           </w:p>
         </w:tc>
       </w:tr>
-      <w:tr ns2:paraId="75623CA6" ns2:textId="77777777">
+      <w:tr>
         <w:tc>
           <w:tcPr>
             <w:tcW w:w="988" w:type="dxa"/>
           </w:tcPr>
-          <w:p ns2:paraId="2C402C97" ns2:textId="77777777">
+          <w:p>
             <w:pPr>
               <w:rPr>
                 <w:rFonts w:ascii="Arial" w:hAnsi="Arial" w:cs="Arial"/>
@@ -14248,7 +14442,7 @@
               <w:t xml:space="preserve">Eil. Nr. </w:t>
             </w:r>
           </w:p>
-          <w:p ns2:paraId="34FB70A0" ns2:textId="77777777">
+          <w:p>
             <w:pPr>
               <w:ind w:right="-314"/>
               <w:rPr>
@@ -14264,7 +14458,7 @@
             <w:tcW w:w="4252" w:type="dxa"/>
             <w:vAlign w:val="center"/>
           </w:tcPr>
-          <w:p ns2:paraId="2D1C86D0" ns2:textId="77777777">
+          <w:p>
             <w:pPr>
               <w:jc w:val="center"/>
               <w:rPr>
@@ -14291,7 +14485,7 @@
             <w:tcW w:w="4394" w:type="dxa"/>
             <w:vAlign w:val="center"/>
           </w:tcPr>
-          <w:p ns2:paraId="3A6CA77D" ns2:textId="77777777">
+          <w:p>
             <w:pPr>
               <w:ind w:right="39"/>
               <w:jc w:val="center"/>
@@ -14315,12 +14509,12 @@
           </w:p>
         </w:tc>
       </w:tr>
-      <w:tr ns2:paraId="61A598C1" ns2:textId="77777777">
+      <w:tr>
         <w:tc>
           <w:tcPr>
             <w:tcW w:w="988" w:type="dxa"/>
           </w:tcPr>
-          <w:p ns2:paraId="54BDAF21" ns2:textId="77777777">
+          <w:p>
             <w:pPr>
               <w:pStyle w:val="ListParagraph"/>
               <w:numPr>
@@ -14340,7 +14534,7 @@
           <w:tcPr>
             <w:tcW w:w="4252" w:type="dxa"/>
           </w:tcPr>
-          <w:p ns2:paraId="0BF46486" ns2:textId="74942E58">
+          <w:p>
             <w:pPr>
               <w:ind w:right="36"/>
               <w:jc w:val="both"/>
@@ -14375,17 +14569,7 @@
                 <w:sz w:val="20"/>
                 <w:szCs w:val="20"/>
               </w:rPr>
-              <w:t xml:space="preserve">Ūkio subjektai, kurių pajėgumais remiamasi, Tiekėjo siūlomų prekių gamintojas ar juos kontroliuojantys asmenys nėra </w:t>
-            </w:r>
-            <w:r>
-              <w:rPr>
-                <w:rFonts w:ascii="Arial" w:hAnsi="Arial" w:cs="Arial"/>
-                <w:iCs/>
-                <w:sz w:val="20"/>
-                <w:szCs w:val="20"/>
-              </w:rPr>
-              <w:lastRenderedPageBreak/>
-              <w:t>juridiniai asmenys, registruoti V</w:t>
+              <w:t>Ūkio subjektai, kurių pajėgumais remiamasi, Tiekėjo siūlomų prekių gamintojas ar juos kontroliuojantys asmenys nėra juridiniai asmenys, registruoti V</w:t>
             </w:r>
             <w:r>
               <w:rPr>
@@ -14428,7 +14612,7 @@
             <w:tcW w:w="4394" w:type="dxa"/>
             <w:vMerge w:val="restart"/>
           </w:tcPr>
-          <w:p ns2:paraId="1F72B2A3" ns2:textId="77777777">
+          <w:p>
             <w:pPr>
               <w:spacing w:after="160" w:line="259" w:lineRule="auto"/>
               <w:ind w:right="36"/>
@@ -14445,7 +14629,6 @@
                 <w:sz w:val="20"/>
                 <w:szCs w:val="20"/>
               </w:rPr>
-              <w:lastRenderedPageBreak/>
               <w:t>Atitikimas reikalavimui turi būti deklaruojamas Paraiškoje ir Pasiūlyme (</w:t>
             </w:r>
             <w:r>
@@ -14466,7 +14649,7 @@
               <w:t xml:space="preserve">). </w:t>
             </w:r>
           </w:p>
-          <w:p ns2:paraId="0F6C8528" ns2:textId="07D68635">
+          <w:p>
             <w:pPr>
               <w:ind w:right="36"/>
               <w:jc w:val="both"/>
@@ -14482,7 +14665,6 @@
                 <w:sz w:val="20"/>
                 <w:szCs w:val="20"/>
               </w:rPr>
-              <w:lastRenderedPageBreak/>
               <w:t>Jei Perkančiajam subjektui kils abejonių dėl Tiekėjo nurodytos informacijos teisingumo, ekonomiškai naudingiausią pasiūlymą pateikęs Tiekėjas turės pateikti</w:t>
             </w:r>
             <w:r>
@@ -14491,17 +14673,9 @@
                 <w:sz w:val="20"/>
                 <w:szCs w:val="20"/>
               </w:rPr>
-              <w:t xml:space="preserve"> žemiau nurodytus (vieną ar kelis) </w:t>
+              <w:t xml:space="preserve"> žemiau nurodytus (vieną ar kelis) dokumentus</w:t>
             </w:r>
             <w:commentRangeStart w:id="32"/>
-            <w:r>
-              <w:rPr>
-                <w:rFonts w:ascii="Arial" w:hAnsi="Arial" w:cs="Arial"/>
-                <w:sz w:val="20"/>
-                <w:szCs w:val="20"/>
-              </w:rPr>
-              <w:t>dokumentus</w:t>
-            </w:r>
             <w:commentRangeEnd w:id="32"/>
             <w:r>
               <w:rPr>
@@ -14521,7 +14695,7 @@
               <w:t>:</w:t>
             </w:r>
           </w:p>
-          <w:p ns2:paraId="513CF5D2" ns2:textId="77777777">
+          <w:p>
             <w:pPr>
               <w:ind w:right="36"/>
               <w:jc w:val="both"/>
@@ -14532,7 +14706,7 @@
               </w:rPr>
             </w:pPr>
           </w:p>
-          <w:p ns2:paraId="2AAF4C29" ns2:textId="6F5F8479">
+          <w:p>
             <w:pPr>
               <w:ind w:right="36"/>
               <w:jc w:val="both"/>
@@ -14579,7 +14753,7 @@
               <w:t>Ūkio subjektai, kurių pajėgumais remiamasi, Tiekėjo siūlomų prekių gamintojas ar juos kontroliuojantys asmenys yra juridiniai asmenys:</w:t>
             </w:r>
           </w:p>
-          <w:p ns2:paraId="216EFE7B" ns2:textId="77777777">
+          <w:p>
             <w:pPr>
               <w:pStyle w:val="ListParagraph"/>
               <w:numPr>
@@ -14601,7 +14775,7 @@
               <w:t>juridinio asmens vadovo patvirtintą juridinio asmens steigimo dokumentų kopiją,</w:t>
             </w:r>
           </w:p>
-          <w:p ns2:paraId="220996B1" ns2:textId="3EABDC5E">
+          <w:p>
             <w:pPr>
               <w:pStyle w:val="ListParagraph"/>
               <w:numPr>
@@ -14625,7 +14799,7 @@
               <w:t>Juridinių asmenų registro išplėstinį išrašą su istorija,</w:t>
             </w:r>
           </w:p>
-          <w:p ns2:paraId="64E6B6F3" ns2:textId="77777777">
+          <w:p>
             <w:pPr>
               <w:pStyle w:val="ListParagraph"/>
               <w:numPr>
@@ -14649,7 +14823,7 @@
               <w:t>Juridinių asmenų dalyvių informacinės sistemos išrašą,</w:t>
             </w:r>
           </w:p>
-          <w:p ns2:paraId="02058064" ns2:textId="77777777">
+          <w:p>
             <w:pPr>
               <w:pStyle w:val="ListParagraph"/>
               <w:numPr>
@@ -14673,7 +14847,7 @@
               <w:t xml:space="preserve">duomenų apie juridinio asmens naudos gavėjus išrašą, </w:t>
             </w:r>
           </w:p>
-          <w:p ns2:paraId="281B3653" ns2:textId="77777777">
+          <w:p>
             <w:pPr>
               <w:pStyle w:val="ListParagraph"/>
               <w:numPr>
@@ -14697,7 +14871,7 @@
               <w:t>arba atitinkamus valstybės narės ar trečiosios šalies dokumentus, nurodančius tiekėją, jo subtiekėją, ūkio subjektą, kurio pajėgumais remiamasi, tiekėjo siūlomų prekių gamintoją kontroliuojančius asmenis ir (arba) jų bei juos kontroliuojančių asmenų registracijos vietą.</w:t>
             </w:r>
           </w:p>
-          <w:p ns2:paraId="36FFD842" ns2:textId="654DA75E">
+          <w:p>
             <w:pPr>
               <w:ind w:right="36"/>
               <w:jc w:val="both"/>
@@ -14744,7 +14918,7 @@
               <w:t>Ūkio subjektai, kurių pajėgumais remiamasi, Tiekėjo siūlomų prekių gamintojas ar juos kontroliuojantys asmenys yra fiziniai asmenys:</w:t>
             </w:r>
           </w:p>
-          <w:p ns2:paraId="10183F1C" ns2:textId="77777777">
+          <w:p>
             <w:pPr>
               <w:pStyle w:val="ListParagraph"/>
               <w:numPr>
@@ -14768,7 +14942,7 @@
               <w:t xml:space="preserve">asmens tapatybę patvirtinančio dokumento (tapatybės kortelės ar paso) kopiją, </w:t>
             </w:r>
           </w:p>
-          <w:p ns2:paraId="0D39D491" ns2:textId="77777777">
+          <w:p>
             <w:pPr>
               <w:pStyle w:val="ListParagraph"/>
               <w:numPr>
@@ -14789,10 +14963,19 @@
                 <w:sz w:val="20"/>
                 <w:szCs w:val="20"/>
               </w:rPr>
-              <w:t xml:space="preserve">leidimo verstis atitinkama ūkine veikla patvirtinančio dokumento (pavyzdžiui, verslo liudijimo, individualios veiklos pažymėjimo ir pan.) kopiją, </w:t>
-            </w:r>
-          </w:p>
-          <w:p ns2:paraId="7E9C6569" ns2:textId="77777777">
+              <w:t xml:space="preserve">leidimo verstis atitinkama ūkine veikla patvirtinančio dokumento (pavyzdžiui, </w:t>
+            </w:r>
+            <w:r>
+              <w:rPr>
+                <w:rFonts w:ascii="Arial" w:hAnsi="Arial" w:cs="Arial"/>
+                <w:sz w:val="20"/>
+                <w:szCs w:val="20"/>
+              </w:rPr>
+              <w:lastRenderedPageBreak/>
+              <w:t xml:space="preserve">verslo liudijimo, individualios veiklos pažymėjimo ir pan.) kopiją, </w:t>
+            </w:r>
+          </w:p>
+          <w:p>
             <w:pPr>
               <w:pStyle w:val="ListParagraph"/>
               <w:numPr>
@@ -14816,7 +14999,7 @@
               <w:t xml:space="preserve">pažymą apie deklaruotą gyvenamąją vietą; </w:t>
             </w:r>
           </w:p>
-          <w:p ns2:paraId="50EB69D3" ns2:textId="51D60C26">
+          <w:p>
             <w:pPr>
               <w:pStyle w:val="ListParagraph"/>
               <w:numPr>
@@ -14840,7 +15023,7 @@
               <w:t>arba atitinkamus valstybės narės ar trečiosios šalies dokumentus, nurodančius tiekėjo, jo subtiekėjo, ūkio subjekto, kurio pajėgumais remiamasi, ir (arba) tiekėjo siūlomų prekių gamintojo pilietybę ir nuolatinę gyvenamąją vietą.</w:t>
             </w:r>
           </w:p>
-          <w:p ns2:paraId="7247A714" ns2:textId="77777777">
+          <w:p>
             <w:pPr>
               <w:ind w:right="36"/>
               <w:jc w:val="both"/>
@@ -14851,7 +15034,7 @@
               </w:rPr>
             </w:pPr>
           </w:p>
-          <w:p ns2:paraId="41E1ABE4" ns2:textId="77777777">
+          <w:p>
             <w:pPr>
               <w:ind w:right="36"/>
               <w:jc w:val="both"/>
@@ -14870,7 +15053,7 @@
               <w:t>Dokumentai, kuriuose nenurodytas galiojimo terminas, turi būti  išduoti ar atspausdinti iš informacinės sistemos ne anksčiau kaip prieš tris mėnesius iki tos dienos, kai Perkančiojo subjekto prašymu Tiekėjas turi pateikti dokumentus.</w:t>
             </w:r>
           </w:p>
-          <w:p ns2:paraId="2247260B" ns2:textId="77777777">
+          <w:p>
             <w:pPr>
               <w:jc w:val="both"/>
               <w:rPr>
@@ -14880,7 +15063,7 @@
               </w:rPr>
             </w:pPr>
           </w:p>
-          <w:p ns2:paraId="098C2CF6" ns2:textId="1E8B2B38">
+          <w:p>
             <w:pPr>
               <w:jc w:val="both"/>
               <w:rPr>
@@ -14932,12 +15115,12 @@
           </w:p>
         </w:tc>
       </w:tr>
-      <w:tr ns2:paraId="590CF6B6" ns2:textId="77777777">
+      <w:tr>
         <w:tc>
           <w:tcPr>
             <w:tcW w:w="988" w:type="dxa"/>
           </w:tcPr>
-          <w:p ns2:paraId="28E21794" ns2:textId="77777777">
+          <w:p>
             <w:pPr>
               <w:pStyle w:val="ListParagraph"/>
               <w:numPr>
@@ -14957,7 +15140,7 @@
           <w:tcPr>
             <w:tcW w:w="4252" w:type="dxa"/>
           </w:tcPr>
-          <w:p ns2:paraId="04AF5F16" ns2:textId="19BADBCE">
+          <w:p>
             <w:pPr>
               <w:tabs>
                 <w:tab w:val="left" w:pos="360"/>
@@ -15003,7 +15186,7 @@
             <w:tcW w:w="4394" w:type="dxa"/>
             <w:vMerge/>
           </w:tcPr>
-          <w:p ns2:paraId="56DF8C0F" ns2:textId="77777777">
+          <w:p>
             <w:pPr>
               <w:jc w:val="both"/>
               <w:rPr>
@@ -15015,7 +15198,7 @@
           </w:p>
         </w:tc>
       </w:tr>
-      <w:tr ns2:paraId="5DA5C94C" ns2:textId="77777777">
+      <w:tr>
         <w:trPr>
           <w:trHeight w:val="278"/>
         </w:trPr>
@@ -15023,7 +15206,7 @@
           <w:tcPr>
             <w:tcW w:w="988" w:type="dxa"/>
           </w:tcPr>
-          <w:p ns2:paraId="61618719" ns2:textId="77777777">
+          <w:p>
             <w:pPr>
               <w:pStyle w:val="ListParagraph"/>
               <w:numPr>
@@ -15043,7 +15226,7 @@
           <w:tcPr>
             <w:tcW w:w="4252" w:type="dxa"/>
           </w:tcPr>
-          <w:p ns2:paraId="7588A1E5" ns2:textId="77777777">
+          <w:p>
             <w:pPr>
               <w:ind w:right="36"/>
               <w:jc w:val="both"/>
@@ -15084,7 +15267,7 @@
           <w:tcPr>
             <w:tcW w:w="4394" w:type="dxa"/>
           </w:tcPr>
-          <w:p ns2:paraId="3CEEDC8A" ns2:textId="77777777">
+          <w:p>
             <w:pPr>
               <w:spacing w:after="160" w:line="259" w:lineRule="auto"/>
               <w:ind w:right="36"/>
@@ -15121,7 +15304,7 @@
               <w:t xml:space="preserve">). </w:t>
             </w:r>
           </w:p>
-          <w:p ns2:paraId="46C95233" ns2:textId="77777777">
+          <w:p>
             <w:pPr>
               <w:ind w:right="36"/>
               <w:jc w:val="both"/>
@@ -15132,7 +15315,7 @@
               </w:rPr>
             </w:pPr>
           </w:p>
-          <w:p ns2:paraId="3463399B" ns2:textId="315445A7">
+          <w:p>
             <w:pPr>
               <w:jc w:val="both"/>
               <w:rPr>
@@ -15194,7 +15377,7 @@
           </w:p>
         </w:tc>
       </w:tr>
-      <w:tr ns2:paraId="3E355ABD" ns2:textId="77777777">
+      <w:tr>
         <w:trPr>
           <w:trHeight w:val="1350"/>
         </w:trPr>
@@ -15202,7 +15385,7 @@
           <w:tcPr>
             <w:tcW w:w="988" w:type="dxa"/>
           </w:tcPr>
-          <w:p ns2:paraId="3C284838" ns2:textId="77777777">
+          <w:p>
             <w:pPr>
               <w:pStyle w:val="ListParagraph"/>
               <w:numPr>
@@ -15222,7 +15405,7 @@
           <w:tcPr>
             <w:tcW w:w="4252" w:type="dxa"/>
           </w:tcPr>
-          <w:p ns2:paraId="70675D7D" ns2:textId="77777777">
+          <w:p>
             <w:pPr>
               <w:ind w:right="36"/>
               <w:jc w:val="both"/>
@@ -15278,7 +15461,7 @@
           <w:tcPr>
             <w:tcW w:w="4394" w:type="dxa"/>
           </w:tcPr>
-          <w:p ns2:paraId="328F71BA" ns2:textId="77777777">
+          <w:p>
             <w:pPr>
               <w:spacing w:after="160" w:line="259" w:lineRule="auto"/>
               <w:ind w:right="36"/>
@@ -15315,7 +15498,7 @@
               <w:t xml:space="preserve">). </w:t>
             </w:r>
           </w:p>
-          <w:p ns2:paraId="1D9D7F9D" ns2:textId="77777777">
+          <w:p>
             <w:pPr>
               <w:jc w:val="both"/>
               <w:rPr>
@@ -15330,7 +15513,7 @@
           </w:p>
         </w:tc>
       </w:tr>
-      <w:tr ns2:paraId="74BA43BA" ns2:textId="77777777">
+      <w:tr>
         <w:trPr>
           <w:trHeight w:val="1350"/>
         </w:trPr>
@@ -15338,7 +15521,7 @@
           <w:tcPr>
             <w:tcW w:w="988" w:type="dxa"/>
           </w:tcPr>
-          <w:p ns2:paraId="708487AA" ns2:textId="77777777">
+          <w:p>
             <w:pPr>
               <w:pStyle w:val="ListParagraph"/>
               <w:numPr>
@@ -15358,7 +15541,7 @@
           <w:tcPr>
             <w:tcW w:w="4252" w:type="dxa"/>
           </w:tcPr>
-          <w:p ns2:paraId="275574A1" ns2:textId="1BC19E02">
+          <w:p>
             <w:pPr>
               <w:ind w:right="36"/>
               <w:jc w:val="both"/>
@@ -15405,7 +15588,7 @@
           <w:tcPr>
             <w:tcW w:w="4394" w:type="dxa"/>
           </w:tcPr>
-          <w:p ns2:paraId="3A48BD25" ns2:textId="77777777">
+          <w:p>
             <w:pPr>
               <w:spacing w:after="160" w:line="259" w:lineRule="auto"/>
               <w:ind w:right="36"/>
@@ -15442,7 +15625,7 @@
               <w:t xml:space="preserve">). </w:t>
             </w:r>
           </w:p>
-          <w:p ns2:paraId="138D19F9" ns2:textId="77777777">
+          <w:p>
             <w:pPr>
               <w:spacing w:after="160" w:line="259" w:lineRule="auto"/>
               <w:ind w:right="36"/>
@@ -15454,7 +15637,7 @@
               </w:rPr>
             </w:pPr>
           </w:p>
-          <w:p ns2:paraId="1467FF4F" ns2:textId="272A1DA8">
+          <w:p>
             <w:pPr>
               <w:spacing w:after="160" w:line="259" w:lineRule="auto"/>
               <w:ind w:right="36"/>
@@ -15476,7 +15659,7 @@
           </w:p>
         </w:tc>
       </w:tr>
-      <w:tr ns2:paraId="27263B12" ns2:textId="77777777">
+      <w:tr>
         <w:trPr>
           <w:trHeight w:val="1643"/>
         </w:trPr>
@@ -15484,7 +15667,7 @@
           <w:tcPr>
             <w:tcW w:w="988" w:type="dxa"/>
           </w:tcPr>
-          <w:p ns2:paraId="1FE6E10D" ns2:textId="77777777">
+          <w:p>
             <w:pPr>
               <w:pStyle w:val="ListParagraph"/>
               <w:numPr>
@@ -15504,7 +15687,7 @@
           <w:tcPr>
             <w:tcW w:w="4252" w:type="dxa"/>
           </w:tcPr>
-          <w:p ns2:paraId="775461C6" ns2:textId="0D2D5D06">
+          <w:p>
             <w:pPr>
               <w:ind w:right="36"/>
               <w:jc w:val="both"/>
@@ -15588,7 +15771,7 @@
           <w:tcPr>
             <w:tcW w:w="4394" w:type="dxa"/>
           </w:tcPr>
-          <w:p ns2:paraId="7B37CFA7" ns2:textId="77777777">
+          <w:p>
             <w:pPr>
               <w:jc w:val="both"/>
               <w:rPr>
@@ -15600,7 +15783,7 @@
           </w:p>
         </w:tc>
       </w:tr>
-      <w:tr ns2:paraId="177425A8" ns2:textId="77777777">
+      <w:tr>
         <w:trPr>
           <w:trHeight w:val="2263"/>
         </w:trPr>
@@ -15608,7 +15791,7 @@
           <w:tcPr>
             <w:tcW w:w="988" w:type="dxa"/>
           </w:tcPr>
-          <w:p ns2:paraId="00B4EFB2" ns2:textId="3B1CFCB1">
+          <w:p>
             <w:pPr>
               <w:ind w:left="360" w:right="-55"/>
               <w:rPr>
@@ -15631,7 +15814,7 @@
           <w:tcPr>
             <w:tcW w:w="4252" w:type="dxa"/>
           </w:tcPr>
-          <w:p ns2:paraId="385C1E16" ns2:textId="77777777">
+          <w:p>
             <w:pPr>
               <w:ind w:right="36"/>
               <w:jc w:val="both"/>
@@ -15667,7 +15850,7 @@
               <w:t>.</w:t>
             </w:r>
           </w:p>
-          <w:p ns2:paraId="40FB0218" ns2:textId="77777777">
+          <w:p>
             <w:pPr>
               <w:ind w:right="36"/>
               <w:jc w:val="both"/>
@@ -15679,7 +15862,7 @@
               </w:rPr>
             </w:pPr>
           </w:p>
-          <w:p ns2:paraId="788C1853" ns2:textId="77777777">
+          <w:p>
             <w:pPr>
               <w:ind w:right="36"/>
               <w:jc w:val="both"/>
@@ -15697,17 +15880,7 @@
                 <w:sz w:val="20"/>
                 <w:szCs w:val="20"/>
               </w:rPr>
-              <w:t xml:space="preserve">Jeigu prekių gamintojas ar jį kontroliuojantis asmuo yra nacionaliniam saugumui užtikrinti svarbi įmonė, valstybės įmonė, savivaldybės įmonė, taip pat valstybės valdoma bendrovė </w:t>
-            </w:r>
-            <w:r>
-              <w:rPr>
-                <w:rFonts w:ascii="Arial" w:hAnsi="Arial" w:cs="Arial"/>
-                <w:iCs/>
-                <w:sz w:val="20"/>
-                <w:szCs w:val="20"/>
-              </w:rPr>
-              <w:lastRenderedPageBreak/>
-              <w:t>ir jų dukterinės bendrovės, išvardintos Nacionaliniam saugumui užtikrinti svarbių objektų apsaugos įstatyme, šių subjektų atžvilgiu šis reikalavimas netaikomas.</w:t>
+              <w:t>Jeigu prekių gamintojas ar jį kontroliuojantis asmuo yra nacionaliniam saugumui užtikrinti svarbi įmonė, valstybės įmonė, savivaldybės įmonė, taip pat valstybės valdoma bendrovė ir jų dukterinės bendrovės, išvardintos Nacionaliniam saugumui užtikrinti svarbių objektų apsaugos įstatyme, šių subjektų atžvilgiu šis reikalavimas netaikomas.</w:t>
             </w:r>
           </w:p>
         </w:tc>
@@ -15716,7 +15889,7 @@
             <w:tcW w:w="4394" w:type="dxa"/>
             <w:vMerge w:val="restart"/>
           </w:tcPr>
-          <w:p ns2:paraId="318E1E8A" ns2:textId="09B1F25F">
+          <w:p>
             <w:pPr>
               <w:ind w:right="36"/>
               <w:jc w:val="both"/>
@@ -15736,7 +15909,6 @@
                 <w:sz w:val="20"/>
                 <w:szCs w:val="20"/>
               </w:rPr>
-              <w:lastRenderedPageBreak/>
               <w:t xml:space="preserve">Su </w:t>
             </w:r>
             <w:r>
@@ -15781,7 +15953,7 @@
               <w:t>).</w:t>
             </w:r>
           </w:p>
-          <w:p ns2:paraId="34366DAC" ns2:textId="77777777">
+          <w:p>
             <w:pPr>
               <w:ind w:right="36"/>
               <w:jc w:val="both"/>
@@ -15792,7 +15964,7 @@
               </w:rPr>
             </w:pPr>
           </w:p>
-          <w:p ns2:paraId="271A3BA6" ns2:textId="3F934E93">
+          <w:p>
             <w:pPr>
               <w:ind w:right="36"/>
               <w:jc w:val="both"/>
@@ -15892,7 +16064,7 @@
               <w:t xml:space="preserve">ir juos kontroliuojančių asmenų dokumentai: </w:t>
             </w:r>
           </w:p>
-          <w:p ns2:paraId="346F12D1" ns2:textId="0A8D063E">
+          <w:p>
             <w:pPr>
               <w:ind w:right="36"/>
               <w:jc w:val="both"/>
@@ -15908,7 +16080,6 @@
                 <w:sz w:val="20"/>
                 <w:szCs w:val="20"/>
               </w:rPr>
-              <w:lastRenderedPageBreak/>
               <w:t xml:space="preserve">Jei </w:t>
             </w:r>
             <w:r>
@@ -16009,7 +16180,7 @@
               <w:t xml:space="preserve">ar juos kontroliuojantys asmenys yra juridiniai asmenys: </w:t>
             </w:r>
           </w:p>
-          <w:p ns2:paraId="4F009529" ns2:textId="77777777">
+          <w:p>
             <w:pPr>
               <w:ind w:right="36"/>
               <w:jc w:val="both"/>
@@ -16037,7 +16208,7 @@
               <w:t>juridinio asmens vadovo patvirtintą juridinio asmens steigimo dokumentų kopiją,</w:t>
             </w:r>
           </w:p>
-          <w:p ns2:paraId="64673756" ns2:textId="77777777">
+          <w:p>
             <w:pPr>
               <w:ind w:right="36"/>
               <w:jc w:val="both"/>
@@ -16065,7 +16236,7 @@
               <w:t>Juridinių asmenų registro išplėstinį išrašą su istorija,</w:t>
             </w:r>
           </w:p>
-          <w:p ns2:paraId="66C2B83B" ns2:textId="77777777">
+          <w:p>
             <w:pPr>
               <w:ind w:right="36"/>
               <w:jc w:val="both"/>
@@ -16093,7 +16264,7 @@
               <w:t>Juridinių asmenų dalyvių informacinės sistemos išrašą,</w:t>
             </w:r>
           </w:p>
-          <w:p ns2:paraId="57228F0A" ns2:textId="77777777">
+          <w:p>
             <w:pPr>
               <w:ind w:right="36"/>
               <w:jc w:val="both"/>
@@ -16121,7 +16292,7 @@
               <w:t xml:space="preserve">duomenų apie juridinio asmens naudos gavėjus išrašą, </w:t>
             </w:r>
           </w:p>
-          <w:p ns2:paraId="178C5AAA" ns2:textId="63D66A24">
+          <w:p>
             <w:pPr>
               <w:ind w:right="36"/>
               <w:jc w:val="both"/>
@@ -16149,7 +16320,7 @@
               <w:t>arba atitinkamus valstybės narės ar trečiosios šalies dokumentus, nurodančius tiekėją, jo subtiekėją, ūkio subjektą, kurio pajėgumais remiamasi, tiekėjo siūlomų prekių gamintoją kontroliuojančius asmenis ir (arba) jų bei juos kontroliuojančių asmenų registracijos vietą.</w:t>
             </w:r>
           </w:p>
-          <w:p ns2:paraId="2431A8A8" ns2:textId="77777777">
+          <w:p>
             <w:pPr>
               <w:ind w:right="36"/>
               <w:jc w:val="both"/>
@@ -16160,7 +16331,7 @@
               </w:rPr>
             </w:pPr>
           </w:p>
-          <w:p ns2:paraId="201FE882" ns2:textId="5C571BFA">
+          <w:p>
             <w:pPr>
               <w:ind w:right="36"/>
               <w:jc w:val="both"/>
@@ -16204,7 +16375,7 @@
               <w:t xml:space="preserve">ir juos kontroliuojantys asmenys yra fiziniai asmenys:  </w:t>
             </w:r>
           </w:p>
-          <w:p ns2:paraId="338C68E6" ns2:textId="77777777">
+          <w:p>
             <w:pPr>
               <w:pStyle w:val="ListParagraph"/>
               <w:numPr>
@@ -16228,7 +16399,7 @@
               <w:t xml:space="preserve">asmens tapatybę patvirtinančio dokumento (tapatybės kortelės ar paso) kopiją, </w:t>
             </w:r>
           </w:p>
-          <w:p ns2:paraId="2CA0FE45" ns2:textId="77777777">
+          <w:p>
             <w:pPr>
               <w:pStyle w:val="ListParagraph"/>
               <w:numPr>
@@ -16252,7 +16423,7 @@
               <w:t xml:space="preserve">leidimo verstis atitinkama ūkine veikla patvirtinančio dokumento (pavyzdžiui, verslo liudijimo, individualios veiklos pažymėjimo ir pan.) kopiją, </w:t>
             </w:r>
           </w:p>
-          <w:p ns2:paraId="3747782E" ns2:textId="77777777">
+          <w:p>
             <w:pPr>
               <w:pStyle w:val="ListParagraph"/>
               <w:numPr>
@@ -16276,7 +16447,7 @@
               <w:t xml:space="preserve">pažymą apie deklaruotą gyvenamąją vietą; </w:t>
             </w:r>
           </w:p>
-          <w:p ns2:paraId="4BDA51C1" ns2:textId="77777777">
+          <w:p>
             <w:pPr>
               <w:pStyle w:val="ListParagraph"/>
               <w:numPr>
@@ -16297,10 +16468,11 @@
                 <w:sz w:val="20"/>
                 <w:szCs w:val="20"/>
               </w:rPr>
+              <w:lastRenderedPageBreak/>
               <w:t>arba atitinkamus valstybės narės ar trečiosios šalies dokumentus, nurodančius tiekėjo, jo subtiekėjo, ūkio subjekto, kurio pajėgumais remiamasi, ir (arba) tiekėjo siūlomų prekių gamintojo pilietybę ir nuolatinę gyvenamąją vietą.</w:t>
             </w:r>
           </w:p>
-          <w:p ns2:paraId="208814F2" ns2:textId="77777777">
+          <w:p>
             <w:pPr>
               <w:ind w:right="36"/>
               <w:jc w:val="both"/>
@@ -16311,7 +16483,7 @@
               </w:rPr>
             </w:pPr>
           </w:p>
-          <w:p ns2:paraId="1F985625" ns2:textId="77777777">
+          <w:p>
             <w:pPr>
               <w:ind w:right="36"/>
               <w:jc w:val="both"/>
@@ -16330,7 +16502,7 @@
               <w:t>Dokumentai, kuriuose nenurodytas galiojimo terminas, turi būti  išduoti ar atspausdinti iš informacinės sistemos ne anksčiau kaip prieš tris mėnesius iki tos dienos, kai Perkančiojo subjekto prašymu Tiekėjas turi pateikti dokumentus.</w:t>
             </w:r>
           </w:p>
-          <w:p ns2:paraId="27EE23D6" ns2:textId="77777777">
+          <w:p>
             <w:pPr>
               <w:jc w:val="both"/>
               <w:rPr>
@@ -16342,7 +16514,7 @@
               </w:rPr>
             </w:pPr>
           </w:p>
-          <w:p ns2:paraId="322D85D6" ns2:textId="75E18E6C">
+          <w:p>
             <w:pPr>
               <w:jc w:val="both"/>
               <w:rPr>
@@ -16396,12 +16568,12 @@
           </w:p>
         </w:tc>
       </w:tr>
-      <w:tr ns2:paraId="7E015387" ns2:textId="77777777">
+      <w:tr>
         <w:tc>
           <w:tcPr>
             <w:tcW w:w="988" w:type="dxa"/>
           </w:tcPr>
-          <w:p ns2:paraId="5DD5595F" ns2:textId="3071556D">
+          <w:p>
             <w:pPr>
               <w:ind w:left="360" w:right="-55"/>
               <w:rPr>
@@ -16424,7 +16596,7 @@
           <w:tcPr>
             <w:tcW w:w="4252" w:type="dxa"/>
           </w:tcPr>
-          <w:p ns2:paraId="5CD28C51" ns2:textId="77777777">
+          <w:p>
             <w:pPr>
               <w:ind w:right="36"/>
               <w:jc w:val="both"/>
@@ -16443,7 +16615,7 @@
               <w:t>paslaugų teikimas nebus vykdomas iš VPĮ 92 straipsnio 14 dalyje numatytame sąraše nurodytų valstybių ar teritorijų.</w:t>
             </w:r>
           </w:p>
-          <w:p ns2:paraId="145DF477" ns2:textId="77777777">
+          <w:p>
             <w:pPr>
               <w:ind w:right="36"/>
               <w:jc w:val="both"/>
@@ -16454,7 +16626,7 @@
               </w:rPr>
             </w:pPr>
           </w:p>
-          <w:p ns2:paraId="7378486D" ns2:textId="77777777">
+          <w:p>
             <w:pPr>
               <w:ind w:right="36"/>
               <w:jc w:val="both"/>
@@ -16481,7 +16653,7 @@
             <w:tcW w:w="4394" w:type="dxa"/>
             <w:vMerge/>
           </w:tcPr>
-          <w:p ns2:paraId="687F7D93" ns2:textId="77777777">
+          <w:p>
             <w:pPr>
               <w:jc w:val="both"/>
               <w:rPr>
@@ -16496,12 +16668,12 @@
           </w:p>
         </w:tc>
       </w:tr>
-      <w:tr ns2:paraId="43584135" ns2:textId="77777777">
+      <w:tr>
         <w:tc>
           <w:tcPr>
             <w:tcW w:w="988" w:type="dxa"/>
           </w:tcPr>
-          <w:p ns2:paraId="13EE6E29" ns2:textId="7930DDCD">
+          <w:p>
             <w:pPr>
               <w:ind w:left="360" w:right="-55"/>
               <w:rPr>
@@ -16524,7 +16696,7 @@
           <w:tcPr>
             <w:tcW w:w="4252" w:type="dxa"/>
           </w:tcPr>
-          <w:p ns2:paraId="3D04E825" ns2:textId="4A35D5BA">
+          <w:p>
             <w:pPr>
               <w:ind w:right="36"/>
               <w:jc w:val="both"/>
@@ -16689,7 +16861,7 @@
               <w:t xml:space="preserve"> ar kontroliuojantis asmuo yra fizinis asmuo – nuolat gyvenantis ar turintis pilietybę) VPĮ 92 straipsnio 14 dalyje numatytame sąraše nurodytose valstybėse ar teritorijose.</w:t>
             </w:r>
           </w:p>
-          <w:p ns2:paraId="004AB7B3" ns2:textId="46C85996">
+          <w:p>
             <w:pPr>
               <w:ind w:right="36"/>
               <w:jc w:val="both"/>
@@ -16797,7 +16969,7 @@
             <w:tcW w:w="4394" w:type="dxa"/>
             <w:vMerge/>
           </w:tcPr>
-          <w:p ns2:paraId="4D7602DA" ns2:textId="77777777">
+          <w:p>
             <w:pPr>
               <w:jc w:val="both"/>
               <w:rPr>
@@ -16812,12 +16984,12 @@
           </w:p>
         </w:tc>
       </w:tr>
-      <w:tr ns2:paraId="51AE0778" ns2:textId="77777777">
+      <w:tr>
         <w:tc>
           <w:tcPr>
             <w:tcW w:w="988" w:type="dxa"/>
           </w:tcPr>
-          <w:p ns2:paraId="2BCA7894" ns2:textId="77777777">
+          <w:p>
             <w:pPr>
               <w:pStyle w:val="ListParagraph"/>
               <w:numPr>
@@ -16837,7 +17009,7 @@
           <w:tcPr>
             <w:tcW w:w="4252" w:type="dxa"/>
           </w:tcPr>
-          <w:p ns2:paraId="118095F1" ns2:textId="77777777">
+          <w:p>
             <w:pPr>
               <w:ind w:right="36"/>
               <w:jc w:val="both"/>
@@ -16855,17 +17027,7 @@
                 <w:sz w:val="20"/>
                 <w:szCs w:val="20"/>
               </w:rPr>
-              <w:t xml:space="preserve">Pirkime negali dalyvauti Tiekėjai, Subtiekėjai, Tiekėjų grupės nariai, Ūkio subjektai, kurių pajėgumais remiamasi, kuriems ar jų siūlomų prekių gamintojui, juos kontroliuojantiems juridiniams ir (ar) fiziniams  asmenims taikomos Jungtinių Tautų saugumo tarybos, Europos Sąjungos, kitų tarptautinių organizacijų, kurių narė yra arba kuriose dalyvauja Lietuvos Respublika bei Jungtinių </w:t>
-            </w:r>
-            <w:r>
-              <w:rPr>
-                <w:rFonts w:ascii="Arial" w:hAnsi="Arial" w:cs="Arial"/>
-                <w:iCs/>
-                <w:sz w:val="20"/>
-                <w:szCs w:val="20"/>
-              </w:rPr>
-              <w:lastRenderedPageBreak/>
-              <w:t>Amerikos Valstijų sankcijos (ribojamosios priemonės).</w:t>
+              <w:t>Pirkime negali dalyvauti Tiekėjai, Subtiekėjai, Tiekėjų grupės nariai, Ūkio subjektai, kurių pajėgumais remiamasi, kuriems ar jų siūlomų prekių gamintojui, juos kontroliuojantiems juridiniams ir (ar) fiziniams  asmenims taikomos Jungtinių Tautų saugumo tarybos, Europos Sąjungos, kitų tarptautinių organizacijų, kurių narė yra arba kuriose dalyvauja Lietuvos Respublika bei Jungtinių Amerikos Valstijų sankcijos (ribojamosios priemonės).</w:t>
             </w:r>
           </w:p>
         </w:tc>
@@ -16873,7 +17035,7 @@
           <w:tcPr>
             <w:tcW w:w="4394" w:type="dxa"/>
           </w:tcPr>
-          <w:p ns2:paraId="0AABE36F" ns2:textId="77777777">
+          <w:p>
             <w:pPr>
               <w:spacing w:after="160" w:line="259" w:lineRule="auto"/>
               <w:ind w:right="36"/>
@@ -16890,7 +17052,6 @@
                 <w:sz w:val="20"/>
                 <w:szCs w:val="20"/>
               </w:rPr>
-              <w:lastRenderedPageBreak/>
               <w:t>Atitikimas reikalavimui turi būti deklaruojamas Paraiškoje ir Pasiūlyme (</w:t>
             </w:r>
             <w:r>
@@ -16911,7 +17072,7 @@
               <w:t xml:space="preserve">). </w:t>
             </w:r>
           </w:p>
-          <w:p ns2:paraId="13D0F0AE" ns2:textId="77777777">
+          <w:p>
             <w:pPr>
               <w:jc w:val="both"/>
               <w:rPr>
@@ -16927,12 +17088,12 @@
           </w:p>
         </w:tc>
       </w:tr>
-      <w:tr ns2:paraId="71AD20FB" ns2:textId="77777777">
+      <w:tr>
         <w:tc>
           <w:tcPr>
             <w:tcW w:w="988" w:type="dxa"/>
           </w:tcPr>
-          <w:p ns2:paraId="1C6172A5" ns2:textId="77777777">
+          <w:p>
             <w:pPr>
               <w:pStyle w:val="ListParagraph"/>
               <w:numPr>
@@ -16952,7 +17113,7 @@
           <w:tcPr>
             <w:tcW w:w="4252" w:type="dxa"/>
           </w:tcPr>
-          <w:p ns2:paraId="6177D491" ns2:textId="77777777">
+          <w:p>
             <w:pPr>
               <w:ind w:right="36"/>
               <w:jc w:val="both"/>
@@ -16999,7 +17160,7 @@
             <w:tcW w:w="4394" w:type="dxa"/>
             <w:vMerge w:val="restart"/>
           </w:tcPr>
-          <w:p ns2:paraId="7F40C049" ns2:textId="77777777">
+          <w:p>
             <w:pPr>
               <w:spacing w:after="160" w:line="259" w:lineRule="auto"/>
               <w:ind w:right="36"/>
@@ -17036,7 +17197,7 @@
               <w:t xml:space="preserve">). </w:t>
             </w:r>
           </w:p>
-          <w:p ns2:paraId="4857F70A" ns2:textId="77777777">
+          <w:p>
             <w:pPr>
               <w:jc w:val="both"/>
               <w:rPr>
@@ -17052,12 +17213,12 @@
           </w:p>
         </w:tc>
       </w:tr>
-      <w:tr ns2:paraId="76B19CFE" ns2:textId="77777777">
+      <w:tr>
         <w:tc>
           <w:tcPr>
             <w:tcW w:w="988" w:type="dxa"/>
           </w:tcPr>
-          <w:p ns2:paraId="19D74209" ns2:textId="77777777">
+          <w:p>
             <w:pPr>
               <w:ind w:right="-55"/>
               <w:rPr>
@@ -17080,7 +17241,7 @@
           <w:tcPr>
             <w:tcW w:w="4252" w:type="dxa"/>
           </w:tcPr>
-          <w:p ns2:paraId="720D08B1" ns2:textId="77777777">
+          <w:p>
             <w:pPr>
               <w:ind w:right="36"/>
               <w:jc w:val="both"/>
@@ -17107,7 +17268,7 @@
             <w:tcW w:w="4394" w:type="dxa"/>
             <w:vMerge/>
           </w:tcPr>
-          <w:p ns2:paraId="79135BB1" ns2:textId="77777777">
+          <w:p>
             <w:pPr>
               <w:jc w:val="both"/>
               <w:rPr>
@@ -17122,12 +17283,12 @@
           </w:p>
         </w:tc>
       </w:tr>
-      <w:tr ns2:paraId="0B7D1F03" ns2:textId="77777777">
+      <w:tr>
         <w:tc>
           <w:tcPr>
             <w:tcW w:w="988" w:type="dxa"/>
           </w:tcPr>
-          <w:p ns2:paraId="16E0BAAE" ns2:textId="77777777">
+          <w:p>
             <w:pPr>
               <w:ind w:right="-55"/>
               <w:rPr>
@@ -17150,7 +17311,7 @@
           <w:tcPr>
             <w:tcW w:w="4252" w:type="dxa"/>
           </w:tcPr>
-          <w:p ns2:paraId="4666692C" ns2:textId="269D453A">
+          <w:p>
             <w:pPr>
               <w:ind w:right="36"/>
               <w:jc w:val="both"/>
@@ -17236,7 +17397,7 @@
             <w:tcW w:w="4394" w:type="dxa"/>
             <w:vMerge/>
           </w:tcPr>
-          <w:p ns2:paraId="61DD8D28" ns2:textId="77777777">
+          <w:p>
             <w:pPr>
               <w:jc w:val="both"/>
               <w:rPr>
@@ -17251,12 +17412,12 @@
           </w:p>
         </w:tc>
       </w:tr>
-      <w:tr ns2:paraId="4D25D36A" ns2:textId="77777777">
+      <w:tr>
         <w:tc>
           <w:tcPr>
             <w:tcW w:w="988" w:type="dxa"/>
           </w:tcPr>
-          <w:p ns2:paraId="5A1B63A5" ns2:textId="77777777">
+          <w:p>
             <w:pPr>
               <w:ind w:right="-55"/>
               <w:rPr>
@@ -17279,7 +17440,7 @@
           <w:tcPr>
             <w:tcW w:w="4252" w:type="dxa"/>
           </w:tcPr>
-          <w:p ns2:paraId="67CA9B90" ns2:textId="0AA0A5B4">
+          <w:p>
             <w:pPr>
               <w:ind w:right="36"/>
               <w:jc w:val="both"/>
@@ -17365,7 +17526,7 @@
             <w:tcW w:w="4394" w:type="dxa"/>
             <w:vMerge/>
           </w:tcPr>
-          <w:p ns2:paraId="62BECF5B" ns2:textId="77777777">
+          <w:p>
             <w:pPr>
               <w:jc w:val="both"/>
               <w:rPr>
@@ -17380,12 +17541,12 @@
           </w:p>
         </w:tc>
       </w:tr>
-      <w:tr ns2:paraId="0B6D3861" ns2:textId="77777777">
+      <w:tr>
         <w:tc>
           <w:tcPr>
             <w:tcW w:w="988" w:type="dxa"/>
           </w:tcPr>
-          <w:p ns2:paraId="3F2C5EED" ns2:textId="77777777">
+          <w:p>
             <w:pPr>
               <w:ind w:right="-55"/>
               <w:rPr>
@@ -17408,7 +17569,7 @@
           <w:tcPr>
             <w:tcW w:w="4252" w:type="dxa"/>
           </w:tcPr>
-          <w:p ns2:paraId="244286A3" ns2:textId="68882587">
+          <w:p>
             <w:pPr>
               <w:ind w:right="36"/>
               <w:jc w:val="both"/>
@@ -17484,7 +17645,7 @@
             <w:tcW w:w="4394" w:type="dxa"/>
             <w:vMerge/>
           </w:tcPr>
-          <w:p ns2:paraId="2733DB35" ns2:textId="77777777">
+          <w:p>
             <w:pPr>
               <w:jc w:val="both"/>
               <w:rPr>
@@ -17499,12 +17660,12 @@
           </w:p>
         </w:tc>
       </w:tr>
-      <w:tr ns2:paraId="3E96CB37" ns2:textId="77777777">
+      <w:tr>
         <w:tc>
           <w:tcPr>
             <w:tcW w:w="988" w:type="dxa"/>
           </w:tcPr>
-          <w:p ns2:paraId="78189696" ns2:textId="77777777">
+          <w:p>
             <w:pPr>
               <w:pStyle w:val="ListParagraph"/>
               <w:numPr>
@@ -17524,7 +17685,7 @@
           <w:tcPr>
             <w:tcW w:w="4252" w:type="dxa"/>
           </w:tcPr>
-          <w:p ns2:paraId="6255DEEB" ns2:textId="77777777">
+          <w:p>
             <w:pPr>
               <w:ind w:right="36"/>
               <w:jc w:val="both"/>
@@ -17543,7 +17704,17 @@
                 <w:sz w:val="20"/>
                 <w:szCs w:val="20"/>
               </w:rPr>
-              <w:t>Pirkime negali dalyvauti Tiekėjai, Subtiekėjai, Tiekėjų grupės nariai, Ūkio subjektai, kurių pajėgumais remiamasi , kurie nėra registruoti (Tiekėjas, Tiekėjų grupės narys, Subtiekėjas, Ūkio subjektas, kurio pajėgumais remiamasi, Kvazisubtiekėjas, kuris yra fizinis asmuo – nuolat gyvenantis ar turintys pilietybę) Europos Sąjungos valstybėje narėje, Šiaurės Atlanto sutarties organizacijos valstybėje narėje ar trečiojoje šalyje, pasirašiusioje PĮ 29 straipsnio 4 dalyje nurodytus tarptautinius susitarimus.</w:t>
+              <w:t xml:space="preserve">Pirkime negali dalyvauti Tiekėjai, Subtiekėjai, Tiekėjų grupės nariai, Ūkio subjektai, kurių pajėgumais remiamasi , kurie nėra registruoti (Tiekėjas, Tiekėjų grupės narys, Subtiekėjas, Ūkio subjektas, kurio pajėgumais remiamasi, </w:t>
+            </w:r>
+            <w:r>
+              <w:rPr>
+                <w:rFonts w:ascii="Arial" w:hAnsi="Arial" w:cs="Arial"/>
+                <w:iCs/>
+                <w:sz w:val="20"/>
+                <w:szCs w:val="20"/>
+              </w:rPr>
+              <w:lastRenderedPageBreak/>
+              <w:t>Kvazisubtiekėjas, kuris yra fizinis asmuo – nuolat gyvenantis ar turintys pilietybę) Europos Sąjungos valstybėje narėje, Šiaurės Atlanto sutarties organizacijos valstybėje narėje ar trečiojoje šalyje, pasirašiusioje PĮ 29 straipsnio 4 dalyje nurodytus tarptautinius susitarimus.</w:t>
             </w:r>
             <w:r>
               <w:rPr>
@@ -17571,7 +17742,7 @@
           <w:tcPr>
             <w:tcW w:w="4394" w:type="dxa"/>
           </w:tcPr>
-          <w:p ns2:paraId="721D9BBD" ns2:textId="77777777">
+          <w:p>
             <w:pPr>
               <w:spacing w:after="160" w:line="259" w:lineRule="auto"/>
               <w:ind w:right="36"/>
@@ -17588,6 +17759,7 @@
                 <w:sz w:val="20"/>
                 <w:szCs w:val="20"/>
               </w:rPr>
+              <w:lastRenderedPageBreak/>
               <w:t>Atitikimas reikalavimui turi būti deklaruojamas Paraiškoje ir Pasiūlyme (</w:t>
             </w:r>
             <w:r>
@@ -17608,7 +17780,7 @@
               <w:t xml:space="preserve">). </w:t>
             </w:r>
           </w:p>
-          <w:p ns2:paraId="5C22D01D" ns2:textId="77777777">
+          <w:p>
             <w:pPr>
               <w:jc w:val="both"/>
               <w:rPr>
@@ -17624,12 +17796,12 @@
           </w:p>
         </w:tc>
       </w:tr>
-      <w:tr ns2:paraId="48552CDA" ns2:textId="77777777">
+      <w:tr>
         <w:tc>
           <w:tcPr>
             <w:tcW w:w="988" w:type="dxa"/>
           </w:tcPr>
-          <w:p ns2:paraId="3447AFFF" ns2:textId="77777777">
+          <w:p>
             <w:pPr>
               <w:pStyle w:val="ListParagraph"/>
               <w:numPr>
@@ -17649,7 +17821,7 @@
           <w:tcPr>
             <w:tcW w:w="4252" w:type="dxa"/>
           </w:tcPr>
-          <w:p ns2:paraId="3D37A6C6" ns2:textId="7048FD52">
+          <w:p>
             <w:pPr>
               <w:ind w:right="36"/>
               <w:jc w:val="both"/>
@@ -17846,7 +18018,7 @@
           <w:tcPr>
             <w:tcW w:w="4394" w:type="dxa"/>
           </w:tcPr>
-          <w:p ns2:paraId="754607C5" ns2:textId="77777777">
+          <w:p>
             <w:pPr>
               <w:rPr>
                 <w:rFonts w:ascii="Arial" w:eastAsia="Calibri" w:hAnsi="Arial" w:cs="Arial"/>
@@ -17880,7 +18052,7 @@
               <w:t>).</w:t>
             </w:r>
           </w:p>
-          <w:p ns2:paraId="415BBC0B" ns2:textId="77777777">
+          <w:p>
             <w:pPr>
               <w:spacing w:after="160" w:line="259" w:lineRule="auto"/>
               <w:ind w:right="36"/>
@@ -17892,7 +18064,7 @@
               </w:rPr>
             </w:pPr>
           </w:p>
-          <w:p ns2:paraId="1B05CB4E" ns2:textId="5F61B752">
+          <w:p>
             <w:pPr>
               <w:spacing w:after="160" w:line="259" w:lineRule="auto"/>
               <w:ind w:right="36"/>
@@ -17906,12 +18078,12 @@
           </w:p>
         </w:tc>
       </w:tr>
-      <w:tr ns2:paraId="74F986C6" ns2:textId="77777777">
+      <w:tr>
         <w:tc>
           <w:tcPr>
             <w:tcW w:w="988" w:type="dxa"/>
           </w:tcPr>
-          <w:p ns2:paraId="0CCE1CD3" ns2:textId="77777777">
+          <w:p>
             <w:pPr>
               <w:pStyle w:val="ListParagraph"/>
               <w:numPr>
@@ -17931,7 +18103,7 @@
           <w:tcPr>
             <w:tcW w:w="4252" w:type="dxa"/>
           </w:tcPr>
-          <w:p ns2:paraId="42D8E549" ns2:textId="77777777">
+          <w:p>
             <w:pPr>
               <w:ind w:right="36"/>
               <w:jc w:val="both"/>
@@ -17949,30 +18121,20 @@
                 <w:sz w:val="20"/>
                 <w:szCs w:val="20"/>
               </w:rPr>
-              <w:t xml:space="preserve">Ekonomiškai naudingiausią pasiūlymą pateikęs Tiekėjas/ Tiekėjų grupės nariai privalo užpildyti Veiklos partnerių patikros klausimyną ir užtikrinti, kad Sutarties šalis – </w:t>
-            </w:r>
-            <w:r>
-              <w:rPr>
+              <w:t>Ekonomiškai naudingiausią pasiūlymą pateikęs Tiekėjas/ Tiekėjų grupės nariai privalo užpildyti Veiklos partnerių patikros klausimyną ir užtikrinti, kad Sutarties šalis – veiklos partneris nekelia Perkančiajam subjektui rizikų</w:t>
+            </w:r>
+            <w:r>
+              <w:rPr>
+                <w:rStyle w:val="FootnoteReference"/>
                 <w:rFonts w:ascii="Arial" w:hAnsi="Arial" w:cs="Arial"/>
                 <w:iCs/>
                 <w:sz w:val="20"/>
                 <w:szCs w:val="20"/>
               </w:rPr>
-              <w:lastRenderedPageBreak/>
-              <w:t>veiklos partneris nekelia Perkančiajam subjektui rizikų</w:t>
-            </w:r>
-            <w:r>
-              <w:rPr>
-                <w:rStyle w:val="FootnoteReference"/>
-                <w:rFonts w:ascii="Arial" w:hAnsi="Arial" w:cs="Arial"/>
-                <w:iCs/>
-                <w:sz w:val="20"/>
-                <w:szCs w:val="20"/>
-              </w:rPr>
               <w:footnoteReference w:id="10"/>
             </w:r>
           </w:p>
-          <w:p ns2:paraId="5A346FBE" ns2:textId="15E0EB2D">
+          <w:p>
             <w:pPr>
               <w:ind w:right="36"/>
               <w:jc w:val="both"/>
@@ -17998,7 +18160,7 @@
           <w:tcPr>
             <w:tcW w:w="4394" w:type="dxa"/>
           </w:tcPr>
-          <w:p ns2:paraId="527AF286" ns2:textId="77777777">
+          <w:p>
             <w:pPr>
               <w:spacing w:after="160" w:line="259" w:lineRule="auto"/>
               <w:jc w:val="both"/>
@@ -18014,19 +18176,9 @@
                 <w:sz w:val="20"/>
                 <w:szCs w:val="20"/>
               </w:rPr>
-              <w:lastRenderedPageBreak/>
-              <w:t xml:space="preserve">Ekonomiškai naudingiausią pasiūlymą pateikusiam Tiekėjui/Tiekėjų grupės nariams Perkantysis subjektas pateiks prašymą per Perkančiojo subjekto nustatytą terminą, kuris </w:t>
-            </w:r>
-            <w:r>
-              <w:rPr>
-                <w:rFonts w:ascii="Arial" w:eastAsia="Calibri" w:hAnsi="Arial" w:cs="Arial"/>
-                <w:sz w:val="20"/>
-                <w:szCs w:val="20"/>
-              </w:rPr>
-              <w:lastRenderedPageBreak/>
-              <w:t xml:space="preserve">negali būti trumpesnis kaip 3 darbo dienos, užpildyti Veiklos partnerių patikros privalomai pildomą klausimyną, kuris bus atsiunčiamas Tiekėjo Pasiūlyme nurodytu elektroninio pašto adresu. Su klausimynu galima susipažinti nuorodoje: </w:t>
-            </w:r>
-            <w:hyperlink ns3:id="rId17" w:history="1">
+              <w:t xml:space="preserve">Ekonomiškai naudingiausią pasiūlymą pateikusiam Tiekėjui/Tiekėjų grupės nariams Perkantysis subjektas pateiks prašymą per Perkančiojo subjekto nustatytą terminą, kuris negali būti trumpesnis kaip 3 darbo dienos, užpildyti Veiklos partnerių patikros privalomai pildomą klausimyną, kuris bus atsiunčiamas Tiekėjo Pasiūlyme nurodytu elektroninio pašto adresu. Su klausimynu galima susipažinti nuorodoje: </w:t>
+            </w:r>
+            <w:hyperlink r:id="rId17" w:history="1">
               <w:r>
                 <w:rPr>
                   <w:rFonts w:ascii="Arial" w:eastAsia="Calibri" w:hAnsi="Arial" w:cs="Arial"/>
@@ -18046,7 +18198,7 @@
               <w:t>.</w:t>
             </w:r>
           </w:p>
-          <w:p ns2:paraId="51B6F1FE" ns2:textId="77777777">
+          <w:p>
             <w:pPr>
               <w:spacing w:after="160" w:line="259" w:lineRule="auto"/>
               <w:jc w:val="both"/>
@@ -18069,7 +18221,7 @@
               <w:t>Jei ekonomiškai naudingiausią pasiūlymą pateikęs Tiekėjas/Tiekėjų grupės narys šį klausimyną yra pildęs ne anksčiau kaip prieš 12 mėnesių iki Perkančiojo subjekto prašymo pateikimo ir informacija yra nepasikeitusi, jis gali nepildyti klausimyno, bet per klausimynui užpildyti skirtą terminą pateikti laisvos formos patvirtinimą, kad anksčiau šio tiekėjo  užpildytame Veiklos partnerių patikros klausimyne informacija yra nepasikeitusi.</w:t>
             </w:r>
           </w:p>
-          <w:p ns2:paraId="726E8C04" ns2:textId="77777777">
+          <w:p>
             <w:pPr>
               <w:spacing w:after="160" w:line="259" w:lineRule="auto"/>
               <w:jc w:val="both"/>
@@ -18088,7 +18240,7 @@
               <w:t xml:space="preserve"> </w:t>
             </w:r>
           </w:p>
-          <w:p ns2:paraId="15FE6121" ns2:textId="77777777">
+          <w:p>
             <w:pPr>
               <w:spacing w:after="160" w:line="259" w:lineRule="auto"/>
               <w:jc w:val="both"/>
@@ -18107,7 +18259,7 @@
               <w:t xml:space="preserve">Perkantysis subjektas atliks su ekonomiškai naudingiausią pasiūlymą pateikusiu tiekėju (tiekėjų grupės nariais, subtiekėjais) susijusių duomenų iš klausimyno ir (ar) prieinamų šaltinių įvertinimą  veiklos partnerio rizikos aspektu. Per Perkančiojo subjekto nustatytą terminą neužpildžius klausimyno, Tiekėjo pasiūlymas bus atmetamas.  </w:t>
             </w:r>
           </w:p>
-          <w:p ns2:paraId="5AE0E336" ns2:textId="77777777">
+          <w:p>
             <w:pPr>
               <w:spacing w:after="160" w:line="259" w:lineRule="auto"/>
               <w:jc w:val="both"/>
@@ -18118,7 +18270,7 @@
               </w:rPr>
             </w:pPr>
           </w:p>
-          <w:p ns2:paraId="00797F9D" ns2:textId="77777777">
+          <w:p>
             <w:pPr>
               <w:spacing w:after="160" w:line="259" w:lineRule="auto"/>
               <w:jc w:val="both"/>
@@ -18137,7 +18289,7 @@
               <w:t>Perkančiajam subjektui nustačius galimas rizikas, Perkantysis subjektas turi teisę taikyti toliau išdėstytas rizikų mažinimo priemones:</w:t>
             </w:r>
           </w:p>
-          <w:p ns2:paraId="50215A37" ns2:textId="77777777">
+          <w:p>
             <w:pPr>
               <w:numPr>
                 <w:ilvl w:val="0"/>
@@ -18160,7 +18312,7 @@
               <w:t xml:space="preserve">pareikalauti papildomų dokumentų, kurie panaikintų / sumažintų abejones dėl rizikos; </w:t>
             </w:r>
           </w:p>
-          <w:p ns2:paraId="2A8EC1F4" ns2:textId="77777777">
+          <w:p>
             <w:pPr>
               <w:numPr>
                 <w:ilvl w:val="0"/>
@@ -18183,7 +18335,7 @@
               <w:t xml:space="preserve">vykdyti dėmesingesnę Veiklos partnerio stebėseną ir su Veiklos partneriu sudaromos sutarties kontrolę; </w:t>
             </w:r>
           </w:p>
-          <w:p ns2:paraId="28AFA27E" ns2:textId="6B60EFB3">
+          <w:p>
             <w:pPr>
               <w:numPr>
                 <w:ilvl w:val="0"/>
@@ -18209,7 +18361,7 @@
         </w:tc>
       </w:tr>
     </w:tbl>
-    <w:p ns2:paraId="39FEDF49" ns2:textId="77777777">
+    <w:p>
       <w:pPr>
         <w:jc w:val="both"/>
         <w:rPr>
@@ -18222,7 +18374,7 @@
         </w:rPr>
       </w:pPr>
     </w:p>
-    <w:p ns2:paraId="07B8DD5A" ns2:textId="77777777">
+    <w:p>
       <w:pPr>
         <w:pStyle w:val="ListParagraph"/>
         <w:tabs>
@@ -18239,7 +18391,7 @@
         </w:rPr>
       </w:pPr>
     </w:p>
-    <w:p ns2:paraId="0120DA6F" ns2:textId="06415392">
+    <w:p>
       <w:pPr>
         <w:pStyle w:val="Heading1"/>
         <w:jc w:val="center"/>
@@ -18247,13 +18399,12 @@
       <w:bookmarkStart w:id="38" w:name="_Hlk125019608"/>
       <w:bookmarkStart w:id="39" w:name="_Toc184803750"/>
       <w:r>
-        <w:lastRenderedPageBreak/>
         <w:t>REIKALAVIMAI PARAIŠKŲ PATEIKIMUI</w:t>
       </w:r>
       <w:bookmarkEnd w:id="38"/>
       <w:bookmarkEnd w:id="39"/>
     </w:p>
-    <w:p ns2:paraId="17F456E7" ns2:textId="7B4602D8">
+    <w:p>
       <w:pPr>
         <w:tabs>
           <w:tab w:val="left" w:pos="567"/>
@@ -18391,7 +18542,7 @@
       </w:r>
       <w:bookmarkEnd w:id="40"/>
     </w:p>
-    <w:p ns2:paraId="1C11E4C3" ns2:textId="02839092">
+    <w:p>
       <w:pPr>
         <w:pStyle w:val="ListParagraph"/>
         <w:numPr>
@@ -18424,7 +18575,7 @@
         <w:t>Paraiškoje Tiekėjas turi pateikti:</w:t>
       </w:r>
     </w:p>
-    <w:p ns2:paraId="7D6C8485" ns2:textId="6A702F72">
+    <w:p>
       <w:pPr>
         <w:pStyle w:val="ListParagraph"/>
         <w:numPr>
@@ -18732,7 +18883,7 @@
       </w:r>
       <w:bookmarkStart w:id="41" w:name="_Hlk33619384"/>
     </w:p>
-    <w:p ns2:paraId="4F77F737" ns2:textId="7988F194">
+    <w:p>
       <w:pPr>
         <w:numPr>
           <w:ilvl w:val="2"/>
@@ -18833,7 +18984,7 @@
         <w:t xml:space="preserve"> EBVPD formą. </w:t>
       </w:r>
     </w:p>
-    <w:p ns2:paraId="062359A7" ns2:textId="1376C2ED">
+    <w:p>
       <w:pPr>
         <w:numPr>
           <w:ilvl w:val="2"/>
@@ -18909,7 +19060,7 @@
         <w:t xml:space="preserve">Jungtinės veiklos sutarčiai keliami reikalavimai nurodyti BPS. </w:t>
       </w:r>
     </w:p>
-    <w:p ns2:paraId="6CE00258" ns2:textId="2E2D645B">
+    <w:p>
       <w:pPr>
         <w:numPr>
           <w:ilvl w:val="2"/>
@@ -19021,7 +19172,7 @@
         <w:t>.</w:t>
       </w:r>
     </w:p>
-    <w:p ns2:paraId="021FD935" ns2:textId="3C1F6CB2">
+    <w:p>
       <w:pPr>
         <w:numPr>
           <w:ilvl w:val="2"/>
@@ -19137,7 +19288,7 @@
         <w:t>.</w:t>
       </w:r>
     </w:p>
-    <w:p ns2:paraId="3687A2C1" ns2:textId="29D0F232">
+    <w:p>
       <w:pPr>
         <w:numPr>
           <w:ilvl w:val="2"/>
@@ -19417,7 +19568,7 @@
         <w:t xml:space="preserve"> </w:t>
       </w:r>
     </w:p>
-    <w:p ns2:paraId="3AAB4D42" ns2:textId="77777777">
+    <w:p>
       <w:pPr>
         <w:numPr>
           <w:ilvl w:val="2"/>
@@ -19446,7 +19597,7 @@
       </w:r>
     </w:p>
     <w:bookmarkEnd w:id="41"/>
-    <w:p ns2:paraId="2262688F" ns2:textId="75D2392A">
+    <w:p>
       <w:pPr>
         <w:pStyle w:val="ListParagraph"/>
         <w:numPr>
@@ -19560,7 +19711,7 @@
         <w:t>Paraiškos forma, Pirkimo sąlygų priedai (išskyrus EBVPD formą) turi būti pateikiami lietuvių kalba, kiti dokumentai (įskaitant EBVPD formą) gali būti pateikiami lietuvių arba anglų kalbomis.</w:t>
       </w:r>
     </w:p>
-    <w:p ns2:paraId="2DE403A5" ns2:textId="77777777">
+    <w:p>
       <w:pPr>
         <w:pStyle w:val="ListParagraph"/>
         <w:tabs>
@@ -19579,7 +19730,7 @@
         </w:rPr>
       </w:pPr>
     </w:p>
-    <w:p ns2:paraId="3129567C" ns2:textId="3CA6C3EE">
+    <w:p>
       <w:pPr>
         <w:pStyle w:val="Heading1"/>
         <w:jc w:val="center"/>
@@ -19590,7 +19741,7 @@
       </w:r>
       <w:bookmarkEnd w:id="43"/>
     </w:p>
-    <w:p ns2:paraId="0B895AA8" ns2:textId="4012DBB0">
+    <w:p>
       <w:pPr>
         <w:pStyle w:val="ListParagraph"/>
         <w:numPr>
@@ -19710,7 +19861,7 @@
         <w:t>.</w:t>
       </w:r>
     </w:p>
-    <w:p ns2:paraId="0721134D" ns2:textId="7026046B">
+    <w:p>
       <w:pPr>
         <w:pStyle w:val="ListParagraph"/>
         <w:numPr>
@@ -19796,7 +19947,7 @@
         <w:t>asiūlymus.</w:t>
       </w:r>
     </w:p>
-    <w:p ns2:paraId="62431CDC" ns2:textId="77777777">
+    <w:p>
       <w:pPr>
         <w:pStyle w:val="ListParagraph"/>
         <w:tabs>
@@ -19815,7 +19966,7 @@
         </w:rPr>
       </w:pPr>
     </w:p>
-    <w:p ns2:paraId="1C09D9C6" ns2:textId="7E8CCBA7">
+    <w:p>
       <w:pPr>
         <w:pStyle w:val="Heading1"/>
         <w:numPr>
@@ -19842,6 +19993,7 @@
           <w:bCs/>
           <w:szCs w:val="20"/>
         </w:rPr>
+        <w:lastRenderedPageBreak/>
         <w:t>REIKALAVIMAI PASIŪLYMŲ PATEIKIMUI</w:t>
       </w:r>
       <w:bookmarkEnd w:id="44"/>
@@ -19854,7 +20006,7 @@
         <w:t xml:space="preserve"> </w:t>
       </w:r>
     </w:p>
-    <w:p ns2:paraId="434D4248" ns2:textId="38F4788A">
+    <w:p>
       <w:pPr>
         <w:tabs>
           <w:tab w:val="left" w:pos="567"/>
@@ -19991,7 +20143,7 @@
         <w:t xml:space="preserve"> priemonėmis, apie tai informuoja Tiekėją, o tokio Pasiūlymo nenagrinėja ir nevertina.</w:t>
       </w:r>
     </w:p>
-    <w:p ns2:paraId="0335EB05" ns2:textId="5860DE4E">
+    <w:p>
       <w:pPr>
         <w:pStyle w:val="ListParagraph"/>
         <w:numPr>
@@ -20040,7 +20192,7 @@
         <w:t>asiūlyme Tiekėjas turi pateikti:</w:t>
       </w:r>
     </w:p>
-    <w:p ns2:paraId="38B28600" ns2:textId="4AFFA206">
+    <w:p>
       <w:pPr>
         <w:pStyle w:val="ListParagraph"/>
         <w:numPr>
@@ -20108,7 +20260,7 @@
         <w:t>.</w:t>
       </w:r>
     </w:p>
-    <w:p ns2:paraId="5796626B" ns2:textId="77777777">
+    <w:p>
       <w:pPr>
         <w:numPr>
           <w:ilvl w:val="2"/>
@@ -20211,7 +20363,7 @@
         <w:t>.</w:t>
       </w:r>
     </w:p>
-    <w:p ns2:paraId="29FADFA3" ns2:textId="77777777">
+    <w:p>
       <w:pPr>
         <w:numPr>
           <w:ilvl w:val="2"/>
@@ -20251,7 +20403,7 @@
         <w:commentReference w:id="45"/>
       </w:r>
     </w:p>
-    <w:p ns2:paraId="4A35772C" ns2:textId="7EC04354">
+    <w:p>
       <w:pPr>
         <w:numPr>
           <w:ilvl w:val="2"/>
@@ -20293,7 +20445,7 @@
         <w:commentReference w:id="47"/>
       </w:r>
     </w:p>
-    <w:p ns2:paraId="14B119D7" ns2:textId="499AA408">
+    <w:p>
       <w:pPr>
         <w:numPr>
           <w:ilvl w:val="2"/>
@@ -20320,7 +20472,6 @@
           <w:sz w:val="20"/>
           <w:szCs w:val="20"/>
         </w:rPr>
-        <w:lastRenderedPageBreak/>
         <w:t xml:space="preserve">Užpildytą </w:t>
       </w:r>
       <w:r>
@@ -20353,7 +20504,7 @@
         <w:commentReference w:id="48"/>
       </w:r>
     </w:p>
-    <w:p ns2:paraId="595F6ABF" ns2:textId="38204CF7">
+    <w:p>
       <w:pPr>
         <w:numPr>
           <w:ilvl w:val="2"/>
@@ -20383,7 +20534,7 @@
         <w:t>Nurodyti kitus dokumentus, jei taikoma.</w:t>
       </w:r>
     </w:p>
-    <w:p ns2:paraId="4005BE11" ns2:textId="1CEED02F">
+    <w:p>
       <w:pPr>
         <w:pStyle w:val="ListParagraph"/>
         <w:tabs>
@@ -20471,7 +20622,7 @@
         <w:t>erybų atskiru pranešimu priemonėmis, kuriomis vykdomas Pirkimas.</w:t>
       </w:r>
     </w:p>
-    <w:p ns2:paraId="45F7A899" ns2:textId="77777777">
+    <w:p>
       <w:pPr>
         <w:pStyle w:val="ListParagraph"/>
         <w:tabs>
@@ -20490,7 +20641,7 @@
         </w:rPr>
       </w:pPr>
     </w:p>
-    <w:p ns2:paraId="4D9F5DCE" ns2:textId="7049921F">
+    <w:p>
       <w:pPr>
         <w:pStyle w:val="ListParagraph"/>
         <w:tabs>
@@ -20531,7 +20682,7 @@
         <w:t>.4. Galutiniame pasiūlyme Tiekėjas turi pateikti:</w:t>
       </w:r>
     </w:p>
-    <w:p ns2:paraId="75DE923B" ns2:textId="774E3D14">
+    <w:p>
       <w:pPr>
         <w:pStyle w:val="ListParagraph"/>
         <w:tabs>
@@ -20587,7 +20738,7 @@
         <w:t>.</w:t>
       </w:r>
     </w:p>
-    <w:p ns2:paraId="769CDEEF" ns2:textId="40CC8619">
+    <w:p>
       <w:pPr>
         <w:pStyle w:val="ListParagraph"/>
         <w:tabs>
@@ -20659,7 +20810,7 @@
         <w:t>.</w:t>
       </w:r>
     </w:p>
-    <w:p ns2:paraId="37B9559C" ns2:textId="417E2F92">
+    <w:p>
       <w:pPr>
         <w:pStyle w:val="ListParagraph"/>
         <w:tabs>
@@ -20788,7 +20939,7 @@
         <w:t xml:space="preserve"> Perkančiojo subjekto išnagrinėtame Pirminiame pasiūlyme.</w:t>
       </w:r>
     </w:p>
-    <w:p ns2:paraId="7B0A7FAE" ns2:textId="41458F5F">
+    <w:p>
       <w:pPr>
         <w:pStyle w:val="ListParagraph"/>
         <w:tabs>
@@ -20889,7 +21040,7 @@
       </w:r>
       <w:bookmarkEnd w:id="49"/>
     </w:p>
-    <w:p ns2:paraId="66AC890A" ns2:textId="421B2DC0">
+    <w:p>
       <w:pPr>
         <w:pStyle w:val="ListParagraph"/>
         <w:tabs>
@@ -20943,7 +21094,7 @@
         <w:t>Nurodyti kitus dokumentus, jei taikoma.</w:t>
       </w:r>
     </w:p>
-    <w:p ns2:paraId="15350F33" ns2:textId="30DBD0FF">
+    <w:p>
       <w:pPr>
         <w:pStyle w:val="ListParagraph"/>
         <w:tabs>
@@ -21070,7 +21221,7 @@
         <w:t>.</w:t>
       </w:r>
     </w:p>
-    <w:p ns2:paraId="49E398E2" ns2:textId="77777777">
+    <w:p>
       <w:pPr>
         <w:pStyle w:val="Heading1"/>
         <w:numPr>
@@ -21080,7 +21231,7 @@
         <w:ind w:left="720"/>
       </w:pPr>
     </w:p>
-    <w:p ns2:paraId="002901C6" ns2:textId="0D6D8911">
+    <w:p>
       <w:pPr>
         <w:pStyle w:val="Heading1"/>
         <w:numPr>
@@ -21104,7 +21255,7 @@
       </w:r>
       <w:bookmarkEnd w:id="50"/>
     </w:p>
-    <w:p ns2:paraId="46BE358B" ns2:textId="0A652265">
+    <w:p>
       <w:pPr>
         <w:numPr>
           <w:ilvl w:val="1"/>
@@ -21276,7 +21427,7 @@
       </w:r>
     </w:p>
     <w:bookmarkEnd w:id="52"/>
-    <w:p ns2:paraId="16287F21" ns2:textId="77777777">
+    <w:p>
       <w:pPr>
         <w:tabs>
           <w:tab w:val="left" w:pos="851"/>
@@ -21291,7 +21442,7 @@
         </w:rPr>
       </w:pPr>
     </w:p>
-    <w:p ns2:paraId="00691CE1" ns2:textId="506A4CA1">
+    <w:p>
       <w:pPr>
         <w:pStyle w:val="Heading1"/>
         <w:numPr>
@@ -21323,7 +21474,7 @@
       </w:r>
       <w:bookmarkEnd w:id="53"/>
     </w:p>
-    <w:p ns2:paraId="32FD2E4D" ns2:textId="77777777">
+    <w:p>
       <w:pPr>
         <w:pStyle w:val="ListParagraph"/>
         <w:numPr>
@@ -21361,7 +21512,7 @@
         <w:t>.</w:t>
       </w:r>
     </w:p>
-    <w:p ns2:paraId="7DA1D3D8" ns2:textId="332057DC">
+    <w:p>
       <w:pPr>
         <w:rPr>
           <w:rFonts w:ascii="Arial" w:hAnsi="Arial" w:cs="Arial"/>
@@ -21381,7 +21532,7 @@
       </w:r>
     </w:p>
     <w:bookmarkEnd w:id="51"/>
-    <w:p ns2:paraId="363D3546" ns2:textId="5500656D">
+    <w:p>
       <w:pPr>
         <w:jc w:val="both"/>
         <w:rPr>
@@ -21544,7 +21695,7 @@
           <w:sz w:val="20"/>
           <w:szCs w:val="20"/>
         </w:rPr>
-        <w:t>/ĮMONĖS PAVADINIMAS/</w:t>
+        <w:t>ĮMONĖS PAVADINIMAS</w:t>
       </w:r>
       <w:r>
         <w:rPr>
@@ -21576,7 +21727,16 @@
           <w:sz w:val="20"/>
           <w:szCs w:val="20"/>
         </w:rPr>
-        <w:t xml:space="preserve">pavadinimas, adresas. Pasiūlymo galiojimo užtikrinime turi būti nurodyta, jog garantas įsipareigoja sumokėti Perkančiajam subjektui Pasiūlymo galiojimo užtikrinimo sumą per 10 dienų nuo pirmo Perkančiojo subjekto rašytinio reikalavimo gavimo dienos Perkančiajam subjektui neprivalant pagrįsti savo reikalavimų, tačiau nurodžius, kad reikalaujama suma jam priklauso dėl </w:t>
+        <w:t xml:space="preserve">pavadinimas, adresas. Pasiūlymo galiojimo užtikrinime turi būti nurodyta, jog garantas įsipareigoja sumokėti Perkančiajam subjektui Pasiūlymo galiojimo užtikrinimo sumą per 10 dienų nuo pirmo Perkančiojo subjekto rašytinio reikalavimo gavimo dienos Perkančiajam subjektui neprivalant pagrįsti </w:t>
+      </w:r>
+      <w:r>
+        <w:rPr>
+          <w:rFonts w:ascii="Arial" w:hAnsi="Arial" w:cs="Arial"/>
+          <w:sz w:val="20"/>
+          <w:szCs w:val="20"/>
+        </w:rPr>
+        <w:lastRenderedPageBreak/>
+        <w:t xml:space="preserve">savo reikalavimų, tačiau nurodžius, kad reikalaujama suma jam priklauso dėl </w:t>
       </w:r>
       <w:r>
         <w:rPr>
@@ -21713,7 +21873,7 @@
         <w:t>asiūlymų pateikimo termino pabaigos ir joje turi būti nurodytas garantijos galiojimo terminas.</w:t>
       </w:r>
     </w:p>
-    <w:p ns2:paraId="65318EFA" ns2:textId="6A4B4323">
+    <w:p>
       <w:pPr>
         <w:ind w:firstLine="567"/>
         <w:jc w:val="both"/>
@@ -21740,7 +21900,7 @@
         <w:t>.2. Pasiūlymo galiojimo užtikrinime turi būti nurodyta, kad Perkantysis subjektas turi teisę pareikalauti iš garanto sumokėti Pasiūlymo galiojimo užtikrinimo sumą, jei:</w:t>
       </w:r>
     </w:p>
-    <w:p ns2:paraId="3946F0C6" ns2:textId="4C985D59">
+    <w:p>
       <w:pPr>
         <w:ind w:firstLine="567"/>
         <w:jc w:val="both"/>
@@ -21783,7 +21943,7 @@
         <w:t>atšaukia arba pakeičia savo Pasiūlymą;</w:t>
       </w:r>
     </w:p>
-    <w:p ns2:paraId="718FC19B" ns2:textId="4EA62B39">
+    <w:p>
       <w:pPr>
         <w:ind w:firstLine="567"/>
         <w:jc w:val="both"/>
@@ -21826,7 +21986,7 @@
         <w:t>Perkančiojo subjekto prašymu per jo nurodytą terminą neištaisė Pasiūlyme pastebėtų aritmetinių klaidų ir/ar nepaaiškino Pasiūlymo CVP IS elektroninėmis priemonėmis;</w:t>
       </w:r>
     </w:p>
-    <w:p ns2:paraId="330343CE" ns2:textId="00DA46BD">
+    <w:p>
       <w:pPr>
         <w:ind w:firstLine="567"/>
         <w:jc w:val="both"/>
@@ -21909,7 +22069,7 @@
         <w:t xml:space="preserve"> reikalavimams patvirtinančių dokumentų;</w:t>
       </w:r>
     </w:p>
-    <w:p ns2:paraId="1F4D1047" ns2:textId="7C826A74">
+    <w:p>
       <w:pPr>
         <w:ind w:firstLine="567"/>
         <w:jc w:val="both"/>
@@ -22030,7 +22190,7 @@
         <w:t>;</w:t>
       </w:r>
     </w:p>
-    <w:p ns2:paraId="6A76307C" ns2:textId="3876F093">
+    <w:p>
       <w:pPr>
         <w:ind w:firstLine="567"/>
         <w:jc w:val="both"/>
@@ -22105,7 +22265,7 @@
         <w:t>nurodytomis sąlygomis.</w:t>
       </w:r>
     </w:p>
-    <w:p ns2:paraId="5BE93A62" ns2:textId="77777777">
+    <w:p>
       <w:pPr>
         <w:spacing w:before="60" w:after="60"/>
         <w:rPr>
@@ -22115,7 +22275,7 @@
         </w:rPr>
       </w:pPr>
     </w:p>
-    <w:p ns2:paraId="2366A330" ns2:textId="362F052C">
+    <w:p>
       <w:pPr>
         <w:pStyle w:val="Heading1"/>
         <w:numPr>
@@ -22144,12 +22304,11 @@
           <w:iCs/>
           <w:szCs w:val="20"/>
         </w:rPr>
-        <w:lastRenderedPageBreak/>
         <w:t>KITOS NUOSTATOS</w:t>
       </w:r>
       <w:bookmarkEnd w:id="55"/>
     </w:p>
-    <w:p ns2:paraId="01F9826C" ns2:textId="59D3FC85">
+    <w:p>
       <w:pPr>
         <w:jc w:val="both"/>
         <w:rPr>
@@ -22252,7 +22411,7 @@
         <w:t>„Konfidenciali informacija“.</w:t>
       </w:r>
     </w:p>
-    <w:p ns2:paraId="5C72F8A4" ns2:textId="77777777">
+    <w:p>
       <w:pPr>
         <w:rPr>
           <w:rFonts w:ascii="Arial" w:hAnsi="Arial" w:cs="Arial"/>
@@ -22263,7 +22422,7 @@
         </w:rPr>
       </w:pPr>
     </w:p>
-    <w:p ns2:paraId="02DD8F25" ns2:textId="41B9845E">
+    <w:p>
       <w:pPr>
         <w:rPr>
           <w:rFonts w:ascii="Arial" w:hAnsi="Arial" w:cs="Arial"/>
@@ -22334,7 +22493,7 @@
         <w:t>:</w:t>
       </w:r>
     </w:p>
-    <w:p ns2:paraId="2D5BE30A" ns2:textId="4B176198">
+    <w:p>
       <w:pPr>
         <w:pStyle w:val="ListParagraph"/>
         <w:numPr>
@@ -22613,7 +22772,7 @@
         <w:t>be PVM.</w:t>
       </w:r>
     </w:p>
-    <w:p ns2:paraId="129F9741" ns2:textId="207887B3">
+    <w:p>
       <w:pPr>
         <w:pStyle w:val="ListParagraph"/>
         <w:tabs>
@@ -22662,7 +22821,7 @@
         <w:t>asiūlymo galiojimo užtikrinimas ir perkame pagal kainos ir kokybės santykį:</w:t>
       </w:r>
     </w:p>
-    <w:p ns2:paraId="5755DA16" ns2:textId="5F38A365">
+    <w:p>
       <w:pPr>
         <w:pStyle w:val="ListParagraph"/>
         <w:tabs>
@@ -22990,7 +23149,7 @@
       </w:r>
     </w:p>
     <w:bookmarkEnd w:id="58"/>
-    <w:p ns2:paraId="7A3F4CA3" ns2:textId="399C831E">
+    <w:p>
       <w:pPr>
         <w:rPr>
           <w:rFonts w:ascii="Arial" w:hAnsi="Arial" w:cs="Arial"/>
@@ -23041,7 +23200,7 @@
         <w:t>:</w:t>
       </w:r>
     </w:p>
-    <w:p ns2:paraId="79037E89" ns2:textId="116414B0">
+    <w:p>
       <w:pPr>
         <w:pStyle w:val="ListParagraph"/>
         <w:tabs>
@@ -23275,7 +23434,7 @@
         <w:t xml:space="preserve">asiūlymo galiojimo užtikrinimas. </w:t>
       </w:r>
     </w:p>
-    <w:p ns2:paraId="7311EFF6" ns2:textId="39C92294">
+    <w:p>
       <w:pPr>
         <w:widowControl w:val="0"/>
         <w:tabs>
@@ -23341,7 +23500,7 @@
       </w:r>
     </w:p>
     <w:bookmarkEnd w:id="56"/>
-    <w:p ns2:paraId="67EB61E3" ns2:textId="77777777">
+    <w:p>
       <w:pPr>
         <w:pStyle w:val="ListParagraph"/>
         <w:numPr>
@@ -23367,6 +23526,7 @@
           <w:sz w:val="20"/>
           <w:szCs w:val="20"/>
         </w:rPr>
+        <w:lastRenderedPageBreak/>
         <w:t xml:space="preserve"> </w:t>
       </w:r>
       <w:r>
@@ -23405,7 +23565,7 @@
         <w:commentReference w:id="59"/>
       </w:r>
     </w:p>
-    <w:p ns2:paraId="6763D373" ns2:textId="77777777">
+    <w:p>
       <w:pPr>
         <w:pStyle w:val="Heading1"/>
         <w:numPr>
@@ -23415,7 +23575,7 @@
         <w:ind w:left="720"/>
       </w:pPr>
     </w:p>
-    <w:p ns2:paraId="16183768" ns2:textId="79865534">
+    <w:p>
       <w:pPr>
         <w:pStyle w:val="Heading1"/>
         <w:numPr>
@@ -23455,7 +23615,7 @@
       </w:r>
       <w:bookmarkEnd w:id="63"/>
     </w:p>
-    <w:p ns2:paraId="074444CC" ns2:textId="33299438">
+    <w:p>
       <w:pPr>
         <w:pStyle w:val="ListParagraph"/>
         <w:numPr>
@@ -23631,7 +23791,7 @@
         <w:t>.</w:t>
       </w:r>
     </w:p>
-    <w:p ns2:paraId="2181CE66" ns2:textId="71306D7C">
+    <w:p>
       <w:pPr>
         <w:pStyle w:val="ListParagraph"/>
         <w:numPr>
@@ -23660,7 +23820,7 @@
         <w:t>Sutartyje bus numatyti Sutarties įvykdymo užtikrinimo būdai, tokie kaip delspinigiai ir baudos, už Sutartyje numatytų įsipareigojimų netinkamą vykdymą ir (ar) nevykdymą.</w:t>
       </w:r>
     </w:p>
-    <w:p ns2:paraId="5B275C05" ns2:textId="55F24202">
+    <w:p>
       <w:pPr>
         <w:tabs>
           <w:tab w:val="left" w:pos="567"/>
@@ -23701,7 +23861,7 @@
         <w:commentReference w:id="65"/>
       </w:r>
     </w:p>
-    <w:p ns2:paraId="43FCAEE9" ns2:textId="77D93E5B">
+    <w:p>
       <w:pPr>
         <w:tabs>
           <w:tab w:val="left" w:pos="567"/>
@@ -23887,7 +24047,7 @@
       </w:r>
     </w:p>
     <w:bookmarkEnd w:id="64"/>
-    <w:p ns2:paraId="34B3F2EB" ns2:textId="77777777">
+    <w:p>
       <w:pPr>
         <w:pStyle w:val="Heading1"/>
         <w:numPr>
@@ -23897,7 +24057,7 @@
         <w:ind w:left="720"/>
       </w:pPr>
     </w:p>
-    <w:p ns2:paraId="062105CB" ns2:textId="77777777">
+    <w:p>
       <w:pPr>
         <w:pStyle w:val="Heading1"/>
         <w:rPr>
@@ -23940,7 +24100,7 @@
       </w:r>
       <w:bookmarkEnd w:id="66"/>
     </w:p>
-    <w:p ns2:paraId="62A40230" ns2:textId="0708EA72">
+    <w:p>
       <w:pPr>
         <w:pStyle w:val="ListParagraph"/>
         <w:numPr>
@@ -24119,7 +24279,7 @@
         <w:t xml:space="preserve">. </w:t>
       </w:r>
     </w:p>
-    <w:p ns2:paraId="68347646" ns2:textId="0C93D9D3">
+    <w:p>
       <w:pPr>
         <w:pStyle w:val="ListParagraph"/>
         <w:tabs>
@@ -24137,7 +24297,7 @@
         </w:rPr>
       </w:pPr>
     </w:p>
-    <w:p ns2:paraId="171D7B48" ns2:textId="77DC5028">
+    <w:p>
       <w:pPr>
         <w:pStyle w:val="Heading1"/>
         <w:jc w:val="center"/>
@@ -24165,7 +24325,7 @@
         <w:commentReference w:id="70"/>
       </w:r>
     </w:p>
-    <w:p ns2:paraId="1F181F56" ns2:textId="03060B34">
+    <w:p>
       <w:pPr>
         <w:pStyle w:val="ListParagraph"/>
         <w:tabs>
@@ -24185,7 +24345,7 @@
       </w:pPr>
     </w:p>
     <w:bookmarkEnd w:id="68"/>
-    <w:p ns2:paraId="33D27C2F" ns2:textId="2F602834">
+    <w:p>
       <w:pPr>
         <w:pStyle w:val="ListParagraph"/>
         <w:numPr>
@@ -24215,7 +24375,7 @@
         <w:t xml:space="preserve">Toliau Tiekėjų informacijai pateikiamas preliminarus planuojamas Pirkimo procedūrų vykdymo grafikas, kurio atskiri etapai nebūtinai sutaps su faktinėmis datomis. Tiekėjai visais atvejais turi vadovautis pirmiausia CVP IS ir Perkančiojo subjekto pranešimuose nustatytais terminais. </w:t>
       </w:r>
     </w:p>
-    <w:p ns2:paraId="7D34F5C7" ns2:textId="77777777">
+    <w:p>
       <w:pPr>
         <w:tabs>
           <w:tab w:val="left" w:pos="90"/>
@@ -24232,7 +24392,7 @@
         </w:rPr>
       </w:pPr>
     </w:p>
-    <w:p ns2:paraId="1BA6AEB7" ns2:textId="7BAF6B03">
+    <w:p>
       <w:pPr>
         <w:pStyle w:val="Heading1"/>
         <w:numPr>
@@ -24298,7 +24458,7 @@
       </w:r>
       <w:bookmarkEnd w:id="71"/>
     </w:p>
-    <w:p ns2:paraId="13A9548B" ns2:textId="0431D892">
+    <w:p>
       <w:pPr>
         <w:rPr>
           <w:rFonts w:ascii="Arial" w:hAnsi="Arial" w:cs="Arial"/>
@@ -24351,7 +24511,7 @@
         <w:t>Priedas yra neatskiriama Pirkimo sąlygų dalis. Prie Pirkimo sąlygų pridedami šie priedai:</w:t>
       </w:r>
     </w:p>
-    <w:p ns2:paraId="74847692" ns2:textId="088C368F">
+    <w:p>
       <w:pPr>
         <w:tabs>
           <w:tab w:val="left" w:pos="567"/>
@@ -24406,7 +24566,7 @@
         <w:t xml:space="preserve"> </w:t>
       </w:r>
     </w:p>
-    <w:p ns2:paraId="767A1785" ns2:textId="52A4C752">
+    <w:p>
       <w:pPr>
         <w:tabs>
           <w:tab w:val="left" w:pos="567"/>
@@ -24451,7 +24611,7 @@
         <w:t>.</w:t>
       </w:r>
     </w:p>
-    <w:p ns2:paraId="5FCC099D" ns2:textId="2A7E50E8">
+    <w:p>
       <w:pPr>
         <w:tabs>
           <w:tab w:val="left" w:pos="567"/>
@@ -24496,7 +24656,7 @@
         <w:t>.</w:t>
       </w:r>
     </w:p>
-    <w:p ns2:paraId="54C33CE2" ns2:textId="2F2F6DA2">
+    <w:p>
       <w:pPr>
         <w:tabs>
           <w:tab w:val="left" w:pos="284"/>
@@ -24535,7 +24695,7 @@
         <w:t>– Techninė specifikacija.</w:t>
       </w:r>
     </w:p>
-    <w:p ns2:paraId="63102B8A" ns2:textId="58D53E1E">
+    <w:p>
       <w:pPr>
         <w:tabs>
           <w:tab w:val="left" w:pos="567"/>
@@ -24572,7 +24732,7 @@
         <w:t>– Sutarties projektas.</w:t>
       </w:r>
     </w:p>
-    <w:p ns2:paraId="05C9ACC4" ns2:textId="094D6548">
+    <w:p>
       <w:pPr>
         <w:tabs>
           <w:tab w:val="left" w:pos="567"/>
@@ -24673,7 +24833,7 @@
         <w:t>.</w:t>
       </w:r>
     </w:p>
-    <w:p ns2:paraId="79332497" ns2:textId="3A0F9FDB">
+    <w:p>
       <w:pPr>
         <w:tabs>
           <w:tab w:val="left" w:pos="567"/>
@@ -24717,7 +24877,7 @@
         <w:commentReference w:id="74"/>
       </w:r>
     </w:p>
-    <w:p ns2:paraId="0D7B3B7F" ns2:textId="24BD073B">
+    <w:p>
       <w:pPr>
         <w:pStyle w:val="ListParagraph"/>
         <w:ind w:left="0"/>
@@ -24778,7 +24938,7 @@
         <w:t>(bus prašoma pateikti tik galimo laimėtojo/laimėtojo)</w:t>
       </w:r>
     </w:p>
-    <w:p ns2:paraId="555F49DE" ns2:textId="43593E85">
+    <w:p>
       <w:pPr>
         <w:tabs>
           <w:tab w:val="left" w:pos="567"/>
@@ -24865,7 +25025,7 @@
       </w:r>
       <w:bookmarkEnd w:id="76"/>
     </w:p>
-    <w:p ns2:paraId="748ADCAB" ns2:textId="11A8C617">
+    <w:p>
       <w:pPr>
         <w:tabs>
           <w:tab w:val="left" w:pos="567"/>
@@ -24935,7 +25095,7 @@
         <w:t>.</w:t>
       </w:r>
     </w:p>
-    <w:p ns2:paraId="4CDBDB61" ns2:textId="0D916224">
+    <w:p>
       <w:pPr>
         <w:tabs>
           <w:tab w:val="left" w:pos="567"/>
@@ -25073,7 +25233,7 @@
         <w:t>.</w:t>
       </w:r>
     </w:p>
-    <w:p ns2:paraId="674292ED" ns2:textId="4F36CAEA">
+    <w:p>
       <w:pPr>
         <w:tabs>
           <w:tab w:val="left" w:pos="567"/>
@@ -25134,7 +25294,7 @@
         <w:t>Konfidencialumo įsipareigojimas.</w:t>
       </w:r>
     </w:p>
-    <w:p ns2:paraId="799BDE94" ns2:textId="694A4456">
+    <w:p>
       <w:pPr>
         <w:tabs>
           <w:tab w:val="left" w:pos="567"/>
@@ -25170,7 +25330,7 @@
         <w:t xml:space="preserve"> (bus prašoma pateikti tik galimo laimėtojo).</w:t>
       </w:r>
     </w:p>
-    <w:p ns2:paraId="328C23F3" ns2:textId="4880B038">
+    <w:p>
       <w:pPr>
         <w:pStyle w:val="ListParagraph"/>
         <w:tabs>
@@ -25213,7 +25373,7 @@
         <w:t xml:space="preserve"> priedas – Priimtinų bankų sąrašas.</w:t>
       </w:r>
     </w:p>
-    <w:p ns2:paraId="6AD0338B" ns2:textId="5A6956AE">
+    <w:p>
       <w:pPr>
         <w:pStyle w:val="ListParagraph"/>
         <w:tabs>
@@ -25286,7 +25446,7 @@
         <w:commentReference w:id="77"/>
       </w:r>
     </w:p>
-    <w:p ns2:paraId="45F28714" ns2:textId="2E78D685">
+    <w:p>
       <w:pPr>
         <w:pStyle w:val="ListParagraph"/>
         <w:tabs>
@@ -25367,7 +25527,7 @@
         <w:commentReference w:id="78"/>
       </w:r>
     </w:p>
-    <w:p ns2:paraId="6BC3BB3B" ns2:textId="77777777">
+    <w:p>
       <w:pPr>
         <w:pStyle w:val="ListParagraph"/>
         <w:tabs>
@@ -25383,7 +25543,7 @@
         </w:rPr>
       </w:pPr>
     </w:p>
-    <w:p ns2:paraId="526C6B54" ns2:textId="77777777">
+    <w:p>
       <w:pPr>
         <w:tabs>
           <w:tab w:val="left" w:pos="284"/>
@@ -25400,7 +25560,7 @@
         </w:rPr>
       </w:pPr>
     </w:p>
-    <w:p ns2:paraId="28095B5D" ns2:textId="4FCEED22">
+    <w:p>
       <w:pPr>
         <w:tabs>
           <w:tab w:val="left" w:pos="284"/>
@@ -25430,17 +25590,9 @@
         </w:rPr>
         <w:t xml:space="preserve"> </w:t>
       </w:r>
-      <w:r>
-        <w:rPr>
-          <w:rFonts w:ascii="Arial" w:hAnsi="Arial" w:cs="Arial"/>
-          <w:sz w:val="20"/>
-          <w:szCs w:val="20"/>
-        </w:rPr>
-        <w:t>/Pirkimo organizatorius/</w:t>
-      </w:r>
     </w:p>
     <w:bookmarkEnd w:id="79"/>
-    <w:p ns2:paraId="295FEDC2" ns2:textId="77777777">
+    <w:p>
       <w:pPr>
         <w:tabs>
           <w:tab w:val="left" w:pos="284"/>
@@ -25455,6 +25607,8 @@
       </w:pPr>
     </w:p>
     <w:sectPr>
+      <w:footerReference w:type="default" r:id="rId18"/>
+      <w:headerReference w:type="first" r:id="rId19"/>
       <w:pgSz w:w="11906" w:h="16838" w:code="9"/>
       <w:pgMar w:top="1134" w:right="567" w:bottom="1134" w:left="1701" w:header="170" w:footer="716" w:gutter="0"/>
       <w:cols w:space="708"/>
@@ -25704,18 +25858,7 @@
         <w:rPr>
           <w:color w:val="FF0000"/>
         </w:rPr>
-        <w:t>ČIA IR KITUR:</w:t>
-      </w:r>
-    </w:p>
-    <w:p>
-      <w:pPr>
-        <w:pStyle w:val="CommentText"/>
-      </w:pPr>
-      <w:r>
-        <w:rPr>
-          <w:color w:val="FF0000"/>
-        </w:rPr>
-        <w:t xml:space="preserve">Abejonių kyla ir dokumentų prašome visais atvejais, jei organizacijos nėra tikrinusi atitinkamo tiekėjo, subtiekėjo, ūkio subjekto, kurio pajėgumais remiamasi, ar gamintojo kilmės; arba tikrinusi, bet tuo metu gauti dokumentai yra išduoti anksčiau nei prieš 1 metus. </w:t>
+        <w:t>Abejonių kyla ir dokumentų prašome visais atvejais, jei atitinkamas tiekėjas, subtiekėjas, ūkio subjektas, kurio pajėgumais remiamasi, ar gamintojas yra užsienio šalyje registruotas subjektas. Iš Lietuvoje registruotų subjektų dokumentų standartiškai pagal šį reikalavimą neprašome.</w:t>
       </w:r>
     </w:p>
   </w:comment>
@@ -26007,7 +26150,7 @@
   <w15:commentEx w15:paraId="1368386A" w15:done="0"/>
   <w15:commentEx w15:paraId="6BC0E49D" w15:done="0"/>
   <w15:commentEx w15:paraId="56AFA4D9" w15:done="0"/>
-  <w15:commentEx w15:paraId="0FB618A3" w15:done="0"/>
+  <w15:commentEx w15:paraId="16B20986" w15:done="0"/>
   <w15:commentEx w15:paraId="7E5E3038" w15:done="0"/>
   <w15:commentEx w15:paraId="4ECB0242" w15:done="0"/>
   <w15:commentEx w15:paraId="5D22891F" w15:paraIdParent="4ECB0242" w15:done="0"/>
@@ -26035,7 +26178,7 @@
   <w16cid:commentId w16cid:paraId="1368386A" w16cid:durableId="27721777"/>
   <w16cid:commentId w16cid:paraId="6BC0E49D" w16cid:durableId="27738CA2"/>
   <w16cid:commentId w16cid:paraId="56AFA4D9" w16cid:durableId="27C7D7D2"/>
-  <w16cid:commentId w16cid:paraId="0FB618A3" w16cid:durableId="72AFAEB6"/>
+  <w16cid:commentId w16cid:paraId="16B20986" w16cid:durableId="27BC6904"/>
   <w16cid:commentId w16cid:paraId="7E5E3038" w16cid:durableId="1734BA53"/>
   <w16cid:commentId w16cid:paraId="4ECB0242" w16cid:durableId="275D7CF1"/>
   <w16cid:commentId w16cid:paraId="5D22891F" w16cid:durableId="27727CCD"/>
@@ -26075,6 +26218,27 @@
 </w:endnotes>
 </file>
 
+<file path=word/footer1.xml><?xml version="1.0" encoding="utf-8"?>
+<w:ftr xmlns:wpc="http://schemas.microsoft.com/office/word/2010/wordprocessingCanvas" xmlns:cx="http://schemas.microsoft.com/office/drawing/2014/chartex" xmlns:cx1="http://schemas.microsoft.com/office/drawing/2015/9/8/chartex" xmlns:cx2="http://schemas.microsoft.com/office/drawing/2015/10/21/chartex" xmlns:cx3="http://schemas.microsoft.com/office/drawing/2016/5/9/chartex" xmlns:cx4="http://schemas.microsoft.com/office/drawing/2016/5/10/chartex" xmlns:cx5="http://schemas.microsoft.com/office/drawing/2016/5/11/chartex" xmlns:cx6="http://schemas.microsoft.com/office/drawing/2016/5/12/chartex" xmlns:cx7="http://schemas.microsoft.com/office/drawing/2016/5/13/chartex" xmlns:cx8="http://schemas.microsoft.com/office/drawing/2016/5/14/chartex" xmlns:mc="http://schemas.openxmlformats.org/markup-compatibility/2006" xmlns:aink="http://schemas.microsoft.com/office/drawing/2016/ink" xmlns:am3d="http://schemas.microsoft.com/office/drawing/2017/model3d" xmlns:o="urn:schemas-microsoft-com:office:office" xmlns:oel="http://schemas.microsoft.com/office/2019/extlst" xmlns:r="http://schemas.openxmlformats.org/officeDocument/2006/relationships" xmlns:m="http://schemas.openxmlformats.org/officeDocument/2006/math" xmlns:v="urn:schemas-microsoft-com:vml" xmlns:wp14="http://schemas.microsoft.com/office/word/2010/wordprocessingDrawing" xmlns:wp="http://schemas.openxmlformats.org/drawingml/2006/wordprocessingDrawing" xmlns:w10="urn:schemas-microsoft-com:office:word" xmlns:w="http://schemas.openxmlformats.org/wordprocessingml/2006/main" xmlns:w14="http://schemas.microsoft.com/office/word/2010/wordml" xmlns:w15="http://schemas.microsoft.com/office/word/2012/wordml" xmlns:w16cex="http://schemas.microsoft.com/office/word/2018/wordml/cex" xmlns:w16cid="http://schemas.microsoft.com/office/word/2016/wordml/cid" xmlns:w16="http://schemas.microsoft.com/office/word/2018/wordml" xmlns:w16du="http://schemas.microsoft.com/office/word/2023/wordml/word16du" xmlns:w16sdtdh="http://schemas.microsoft.com/office/word/2020/wordml/sdtdatahash" xmlns:w16sdtfl="http://schemas.microsoft.com/office/word/2024/wordml/sdtformatlock" xmlns:w16se="http://schemas.microsoft.com/office/word/2015/wordml/symex" xmlns:wpg="http://schemas.microsoft.com/office/word/2010/wordprocessingGroup" xmlns:wpi="http://schemas.microsoft.com/office/word/2010/wordprocessingInk" xmlns:wne="http://schemas.microsoft.com/office/word/2006/wordml" xmlns:wps="http://schemas.microsoft.com/office/word/2010/wordprocessingShape" mc:Ignorable="w14 w15 w16se w16cid w16 w16cex w16sdtdh w16sdtfl w16du wp14">
+  <w:p>
+    <w:pPr>
+      <w:pStyle w:val="Footer"/>
+      <w:jc w:val="center"/>
+    </w:pPr>
+  </w:p>
+  <w:p>
+    <w:pPr>
+      <w:pStyle w:val="Footer"/>
+      <w:jc w:val="center"/>
+      <w:rPr>
+        <w:sz w:val="18"/>
+        <w:szCs w:val="18"/>
+      </w:rPr>
+    </w:pPr>
+  </w:p>
+</w:ftr>
+</file>
+
 <file path=word/footnotes.xml><?xml version="1.0" encoding="utf-8"?>
 <w:footnotes xmlns:wpc="http://schemas.microsoft.com/office/word/2010/wordprocessingCanvas" xmlns:cx="http://schemas.microsoft.com/office/drawing/2014/chartex" xmlns:cx1="http://schemas.microsoft.com/office/drawing/2015/9/8/chartex" xmlns:cx2="http://schemas.microsoft.com/office/drawing/2015/10/21/chartex" xmlns:cx3="http://schemas.microsoft.com/office/drawing/2016/5/9/chartex" xmlns:cx4="http://schemas.microsoft.com/office/drawing/2016/5/10/chartex" xmlns:cx5="http://schemas.microsoft.com/office/drawing/2016/5/11/chartex" xmlns:cx6="http://schemas.microsoft.com/office/drawing/2016/5/12/chartex" xmlns:cx7="http://schemas.microsoft.com/office/drawing/2016/5/13/chartex" xmlns:cx8="http://schemas.microsoft.com/office/drawing/2016/5/14/chartex" xmlns:mc="http://schemas.openxmlformats.org/markup-compatibility/2006" xmlns:aink="http://schemas.microsoft.com/office/drawing/2016/ink" xmlns:am3d="http://schemas.microsoft.com/office/drawing/2017/model3d" xmlns:o="urn:schemas-microsoft-com:office:office" xmlns:oel="http://schemas.microsoft.com/office/2019/extlst" xmlns:r="http://schemas.openxmlformats.org/officeDocument/2006/relationships" xmlns:m="http://schemas.openxmlformats.org/officeDocument/2006/math" xmlns:v="urn:schemas-microsoft-com:vml" xmlns:wp14="http://schemas.microsoft.com/office/word/2010/wordprocessingDrawing" xmlns:wp="http://schemas.openxmlformats.org/drawingml/2006/wordprocessingDrawing" xmlns:w10="urn:schemas-microsoft-com:office:word" xmlns:w="http://schemas.openxmlformats.org/wordprocessingml/2006/main" xmlns:w14="http://schemas.microsoft.com/office/word/2010/wordml" xmlns:w15="http://schemas.microsoft.com/office/word/2012/wordml" xmlns:w16cex="http://schemas.microsoft.com/office/word/2018/wordml/cex" xmlns:w16cid="http://schemas.microsoft.com/office/word/2016/wordml/cid" xmlns:w16="http://schemas.microsoft.com/office/word/2018/wordml" xmlns:w16du="http://schemas.microsoft.com/office/word/2023/wordml/word16du" xmlns:w16sdtdh="http://schemas.microsoft.com/office/word/2020/wordml/sdtdatahash" xmlns:w16sdtfl="http://schemas.microsoft.com/office/word/2024/wordml/sdtformatlock" xmlns:w16se="http://schemas.microsoft.com/office/word/2015/wordml/symex" xmlns:wpg="http://schemas.microsoft.com/office/word/2010/wordprocessingGroup" xmlns:wpi="http://schemas.microsoft.com/office/word/2010/wordprocessingInk" xmlns:wne="http://schemas.microsoft.com/office/word/2006/wordml" xmlns:wps="http://schemas.microsoft.com/office/word/2010/wordprocessingShape" mc:Ignorable="w14 w15 w16se w16cid w16 w16cex w16sdtdh w16sdtfl w16du wp14">
   <w:footnote w:type="separator" w:id="-1">
@@ -26670,6 +26834,69 @@
     </w:p>
   </w:footnote>
 </w:footnotes>
+</file>
+
+<file path=word/header1.xml><?xml version="1.0" encoding="utf-8"?>
+<w:hdr xmlns:wpc="http://schemas.microsoft.com/office/word/2010/wordprocessingCanvas" xmlns:cx="http://schemas.microsoft.com/office/drawing/2014/chartex" xmlns:cx1="http://schemas.microsoft.com/office/drawing/2015/9/8/chartex" xmlns:cx2="http://schemas.microsoft.com/office/drawing/2015/10/21/chartex" xmlns:cx3="http://schemas.microsoft.com/office/drawing/2016/5/9/chartex" xmlns:cx4="http://schemas.microsoft.com/office/drawing/2016/5/10/chartex" xmlns:cx5="http://schemas.microsoft.com/office/drawing/2016/5/11/chartex" xmlns:cx6="http://schemas.microsoft.com/office/drawing/2016/5/12/chartex" xmlns:cx7="http://schemas.microsoft.com/office/drawing/2016/5/13/chartex" xmlns:cx8="http://schemas.microsoft.com/office/drawing/2016/5/14/chartex" xmlns:mc="http://schemas.openxmlformats.org/markup-compatibility/2006" xmlns:aink="http://schemas.microsoft.com/office/drawing/2016/ink" xmlns:am3d="http://schemas.microsoft.com/office/drawing/2017/model3d" xmlns:o="urn:schemas-microsoft-com:office:office" xmlns:oel="http://schemas.microsoft.com/office/2019/extlst" xmlns:r="http://schemas.openxmlformats.org/officeDocument/2006/relationships" xmlns:m="http://schemas.openxmlformats.org/officeDocument/2006/math" xmlns:v="urn:schemas-microsoft-com:vml" xmlns:wp14="http://schemas.microsoft.com/office/word/2010/wordprocessingDrawing" xmlns:wp="http://schemas.openxmlformats.org/drawingml/2006/wordprocessingDrawing" xmlns:w10="urn:schemas-microsoft-com:office:word" xmlns:w="http://schemas.openxmlformats.org/wordprocessingml/2006/main" xmlns:w14="http://schemas.microsoft.com/office/word/2010/wordml" xmlns:w15="http://schemas.microsoft.com/office/word/2012/wordml" xmlns:w16cex="http://schemas.microsoft.com/office/word/2018/wordml/cex" xmlns:w16cid="http://schemas.microsoft.com/office/word/2016/wordml/cid" xmlns:w16="http://schemas.microsoft.com/office/word/2018/wordml" xmlns:w16du="http://schemas.microsoft.com/office/word/2023/wordml/word16du" xmlns:w16sdtdh="http://schemas.microsoft.com/office/word/2020/wordml/sdtdatahash" xmlns:w16sdtfl="http://schemas.microsoft.com/office/word/2024/wordml/sdtformatlock" xmlns:w16se="http://schemas.microsoft.com/office/word/2015/wordml/symex" xmlns:wpg="http://schemas.microsoft.com/office/word/2010/wordprocessingGroup" xmlns:wpi="http://schemas.microsoft.com/office/word/2010/wordprocessingInk" xmlns:wne="http://schemas.microsoft.com/office/word/2006/wordml" xmlns:wps="http://schemas.microsoft.com/office/word/2010/wordprocessingShape" mc:Ignorable="w14 w15 w16se w16cid w16 w16cex w16sdtdh w16sdtfl w16du wp14">
+  <w:p>
+    <w:pPr>
+      <w:pStyle w:val="Header"/>
+      <w:jc w:val="center"/>
+    </w:pPr>
+  </w:p>
+  <w:p>
+    <w:pPr>
+      <w:pStyle w:val="Header"/>
+      <w:jc w:val="center"/>
+    </w:pPr>
+    <w:r>
+      <w:rPr>
+        <w:noProof/>
+      </w:rPr>
+      <w:drawing>
+        <wp:inline distT="0" distB="0" distL="0" distR="0" wp14:anchorId="6CB87E02" wp14:editId="7CC70FC7">
+          <wp:extent cx="1080000" cy="397639"/>
+          <wp:effectExtent l="0" t="0" r="0" b="0"/>
+          <wp:docPr id="964352042" name="Graphic 70"/>
+          <wp:cNvGraphicFramePr>
+            <a:graphicFrameLocks xmlns:a="http://schemas.openxmlformats.org/drawingml/2006/main" noChangeAspect="1"/>
+          </wp:cNvGraphicFramePr>
+          <a:graphic xmlns:a="http://schemas.openxmlformats.org/drawingml/2006/main">
+            <a:graphicData uri="http://schemas.openxmlformats.org/drawingml/2006/picture">
+              <pic:pic xmlns:pic="http://schemas.openxmlformats.org/drawingml/2006/picture">
+                <pic:nvPicPr>
+                  <pic:cNvPr id="964352042" name="Graphic 70"/>
+                  <pic:cNvPicPr/>
+                </pic:nvPicPr>
+                <pic:blipFill>
+                  <a:blip r:embed="rId1">
+                    <a:extLst>
+                      <a:ext uri="{96DAC541-7B7A-43D3-8B79-37D633B846F1}">
+                        <asvg:svgBlip xmlns:asvg="http://schemas.microsoft.com/office/drawing/2016/SVG/main" r:embed="rId2"/>
+                      </a:ext>
+                    </a:extLst>
+                  </a:blip>
+                  <a:stretch>
+                    <a:fillRect/>
+                  </a:stretch>
+                </pic:blipFill>
+                <pic:spPr>
+                  <a:xfrm>
+                    <a:off x="0" y="0"/>
+                    <a:ext cx="1080000" cy="397639"/>
+                  </a:xfrm>
+                  <a:prstGeom prst="rect">
+                    <a:avLst/>
+                  </a:prstGeom>
+                </pic:spPr>
+              </pic:pic>
+            </a:graphicData>
+          </a:graphic>
+        </wp:inline>
+      </w:drawing>
+    </w:r>
+  </w:p>
+</w:hdr>
 </file>
 
 <file path=word/numbering.xml><?xml version="1.0" encoding="utf-8"?>
@@ -31149,6 +31376,7 @@
   <w:style w:type="character" w:default="1" w:styleId="DefaultParagraphFont">
     <w:name w:val="Default Paragraph Font"/>
     <w:uiPriority w:val="1"/>
+    <w:semiHidden/>
     <w:unhideWhenUsed/>
   </w:style>
   <w:style w:type="table" w:default="1" w:styleId="TableNormal">
@@ -32755,7 +32983,7 @@
   </w:font>
   <w:font w:name="Trebuchet MS">
     <w:panose1 w:val="020B0603020202020204"/>
-    <w:charset w:val="BA"/>
+    <w:charset w:val="00"/>
     <w:family w:val="swiss"/>
     <w:pitch w:val="variable"/>
     <w:sig w:usb0="00000687" w:usb1="00000000" w:usb2="00000000" w:usb3="00000000" w:csb0="0000009F" w:csb1="00000000"/>
@@ -32776,7 +33004,7 @@
   </w:font>
   <w:font w:name="Courier New">
     <w:panose1 w:val="02070309020205020404"/>
-    <w:charset w:val="BA"/>
+    <w:charset w:val="00"/>
     <w:family w:val="modern"/>
     <w:pitch w:val="fixed"/>
     <w:sig w:usb0="E0002EFF" w:usb1="C0007843" w:usb2="00000009" w:usb3="00000000" w:csb0="000001FF" w:csb1="00000000"/>
@@ -32790,21 +33018,21 @@
   </w:font>
   <w:font w:name="Cambria">
     <w:panose1 w:val="02040503050406030204"/>
-    <w:charset w:val="BA"/>
+    <w:charset w:val="00"/>
     <w:family w:val="roman"/>
     <w:pitch w:val="variable"/>
     <w:sig w:usb0="E00006FF" w:usb1="420024FF" w:usb2="02000000" w:usb3="00000000" w:csb0="0000019F" w:csb1="00000000"/>
   </w:font>
   <w:font w:name="Garamond">
     <w:panose1 w:val="02020404030301010803"/>
-    <w:charset w:val="BA"/>
+    <w:charset w:val="00"/>
     <w:family w:val="roman"/>
     <w:pitch w:val="variable"/>
     <w:sig w:usb0="00000287" w:usb1="00000000" w:usb2="00000000" w:usb3="00000000" w:csb0="0000009F" w:csb1="00000000"/>
   </w:font>
   <w:font w:name="Tahoma">
     <w:panose1 w:val="020B0604030504040204"/>
-    <w:charset w:val="BA"/>
+    <w:charset w:val="00"/>
     <w:family w:val="swiss"/>
     <w:pitch w:val="variable"/>
     <w:sig w:usb0="E1002EFF" w:usb1="C000605B" w:usb2="00000029" w:usb3="00000000" w:csb0="000101FF" w:csb1="00000000"/>
@@ -32818,14 +33046,14 @@
   </w:font>
   <w:font w:name="Consolas">
     <w:panose1 w:val="020B0609020204030204"/>
-    <w:charset w:val="BA"/>
+    <w:charset w:val="00"/>
     <w:family w:val="modern"/>
     <w:pitch w:val="fixed"/>
     <w:sig w:usb0="E00006FF" w:usb1="0000FCFF" w:usb2="00000001" w:usb3="00000000" w:csb0="0000019F" w:csb1="00000000"/>
   </w:font>
   <w:font w:name="Book Antiqua">
     <w:panose1 w:val="02040602050305030304"/>
-    <w:charset w:val="BA"/>
+    <w:charset w:val="00"/>
     <w:family w:val="roman"/>
     <w:pitch w:val="variable"/>
     <w:sig w:usb0="00000287" w:usb1="00000000" w:usb2="00000000" w:usb3="00000000" w:csb0="0000009F" w:csb1="00000000"/>
@@ -32877,6 +33105,8 @@
     <w:rsid w:val="00064ED4"/>
     <w:rsid w:val="000715B9"/>
     <w:rsid w:val="00093347"/>
+    <w:rsid w:val="00093DDA"/>
+    <w:rsid w:val="00094996"/>
     <w:rsid w:val="00095AF3"/>
     <w:rsid w:val="000B0318"/>
     <w:rsid w:val="000B06BC"/>
@@ -32913,7 +33143,9 @@
     <w:rsid w:val="0028216D"/>
     <w:rsid w:val="002B2FE8"/>
     <w:rsid w:val="002B3633"/>
+    <w:rsid w:val="002C05D2"/>
     <w:rsid w:val="002C245D"/>
+    <w:rsid w:val="002D3A0D"/>
     <w:rsid w:val="002D5BC3"/>
     <w:rsid w:val="002D6938"/>
     <w:rsid w:val="002E5214"/>
@@ -32929,6 +33161,7 @@
     <w:rsid w:val="00396FB8"/>
     <w:rsid w:val="003E4271"/>
     <w:rsid w:val="003E7344"/>
+    <w:rsid w:val="00403424"/>
     <w:rsid w:val="00406C36"/>
     <w:rsid w:val="004158FF"/>
     <w:rsid w:val="004166BC"/>
@@ -32995,6 +33228,7 @@
     <w:rsid w:val="007B10D6"/>
     <w:rsid w:val="007B3206"/>
     <w:rsid w:val="007C301B"/>
+    <w:rsid w:val="007C3BA6"/>
     <w:rsid w:val="007D298E"/>
     <w:rsid w:val="007D5DD2"/>
     <w:rsid w:val="007E021F"/>
@@ -33005,7 +33239,7 @@
     <w:rsid w:val="008A4F5E"/>
     <w:rsid w:val="008A79C5"/>
     <w:rsid w:val="008C00B6"/>
-    <w:rsid w:val="008F75BC"/>
+    <w:rsid w:val="008F2D50"/>
     <w:rsid w:val="00900DF9"/>
     <w:rsid w:val="0093313A"/>
     <w:rsid w:val="009520EB"/>
@@ -33036,6 +33270,7 @@
     <w:rsid w:val="00AF61AC"/>
     <w:rsid w:val="00B0455C"/>
     <w:rsid w:val="00B04DEA"/>
+    <w:rsid w:val="00B1233D"/>
     <w:rsid w:val="00B2369B"/>
     <w:rsid w:val="00B242F7"/>
     <w:rsid w:val="00B34A5A"/>
@@ -33043,11 +33278,13 @@
     <w:rsid w:val="00B44E8F"/>
     <w:rsid w:val="00B534D4"/>
     <w:rsid w:val="00B53641"/>
+    <w:rsid w:val="00B53B0A"/>
     <w:rsid w:val="00B57278"/>
     <w:rsid w:val="00B70DDD"/>
     <w:rsid w:val="00B827EC"/>
     <w:rsid w:val="00B87A7A"/>
     <w:rsid w:val="00B94113"/>
+    <w:rsid w:val="00BD0970"/>
     <w:rsid w:val="00BF1B2A"/>
     <w:rsid w:val="00BF1B76"/>
     <w:rsid w:val="00BF6F6B"/>
@@ -33055,11 +33292,14 @@
     <w:rsid w:val="00C24CB7"/>
     <w:rsid w:val="00C33C27"/>
     <w:rsid w:val="00C45D78"/>
+    <w:rsid w:val="00C4732C"/>
+    <w:rsid w:val="00C47462"/>
     <w:rsid w:val="00C5276A"/>
     <w:rsid w:val="00C57327"/>
     <w:rsid w:val="00C6280D"/>
     <w:rsid w:val="00C7152E"/>
     <w:rsid w:val="00C80934"/>
+    <w:rsid w:val="00C87AF5"/>
     <w:rsid w:val="00CA122E"/>
     <w:rsid w:val="00CA2C4B"/>
     <w:rsid w:val="00CA53E8"/>
@@ -33083,12 +33323,12 @@
     <w:rsid w:val="00D80F34"/>
     <w:rsid w:val="00D87ABF"/>
     <w:rsid w:val="00DC7382"/>
-    <w:rsid w:val="00DD081A"/>
     <w:rsid w:val="00DE1D0B"/>
     <w:rsid w:val="00E13F1F"/>
     <w:rsid w:val="00E17ECD"/>
     <w:rsid w:val="00E23271"/>
     <w:rsid w:val="00E34A63"/>
+    <w:rsid w:val="00E43BCA"/>
     <w:rsid w:val="00E4780F"/>
     <w:rsid w:val="00E525E7"/>
     <w:rsid w:val="00E56482"/>
@@ -33108,6 +33348,7 @@
     <w:rsid w:val="00F04112"/>
     <w:rsid w:val="00F16A3B"/>
     <w:rsid w:val="00F17116"/>
+    <w:rsid w:val="00F27788"/>
     <w:rsid w:val="00F53D69"/>
     <w:rsid w:val="00F64E43"/>
     <w:rsid w:val="00F74558"/>
@@ -33905,7 +34146,7 @@
 </file>
 
 <file path=customXml/itemProps1.xml><?xml version="1.0" encoding="utf-8"?>
-<ds:datastoreItem xmlns:ds="http://schemas.openxmlformats.org/officeDocument/2006/customXml" ds:itemID="{B18E79B0-20F8-4D2D-9A96-B46CB41A4086}">
+<ds:datastoreItem xmlns:ds="http://schemas.openxmlformats.org/officeDocument/2006/customXml" ds:itemID="{C0679888-1268-4008-9646-2696A1A528B8}">
   <ds:schemaRefs>
     <ds:schemaRef ds:uri="http://schemas.openxmlformats.org/officeDocument/2006/bibliography"/>
   </ds:schemaRefs>

--- a/PP-salygos/templates/TSD_LT_SPS.docx
+++ b/PP-salygos/templates/TSD_LT_SPS.docx
@@ -8920,7 +8920,7 @@
                 <w:sz w:val="20"/>
                 <w:szCs w:val="20"/>
               </w:rPr>
-              <w:t xml:space="preserve">Nurodyti dokumentai turi būti išduoti ne anksčiau kaip 180 dienų iki tos dienos, kai tiekėjas perkančiojo subjekto prašymu turės pateikti pašalinimo pagrindų nebuvimą patvirtinančius dokumentus. Pavyzdys: Jeigu perkantysis subjektas 2022-10-10 kreipėsi į tiekėją prašydama iki 2022-10-14 pateikti įrodančius dokumentus, jie turi būti išduoti ne anksčiau kaip 180 dienų, jas skaičiuojant atgal nuo 2022-10-14. </w:t>
+              <w:t xml:space="preserve">Nurodyti dokumentai turi būti išduoti ne anksčiau kaip 180 dienų iki tos dienos, kai tiekėjas perkančiojo subjekto prašymu turės pateikti pašalinimo pagrindų nebuvimą patvirtinančius dokumentus. Pavyzdys: Jeigu perkantysis subjektas 2022-10-10 kreipėsi į tiekėją prašydamas iki 2022-10-14 pateikti įrodančius dokumentus, jie turi būti išduoti ne anksčiau kaip 180 dienų, jas skaičiuojant atgal nuo 2022-10-14. </w:t>
             </w:r>
           </w:p>
           <w:p>
@@ -9192,7 +9192,7 @@
                 <w:sz w:val="20"/>
                 <w:szCs w:val="20"/>
               </w:rPr>
-              <w:t>Prireikus, Perkantysis subjektas turi teisę prašyti pateikti valstybės įmonės Registrų centro Lietuvos Respublikos Vyriausybės nustatyta tvarka išduoto dokumento, patvirtinančio jungtinius kompetentingų institucijų tvarkomus duomenis. Tokiu atveju dokumentas turi būti  išduotas ne anksčiau kaip 120 dienų iki tos dienos, kai tiekėjas perkančiojo subjekto prašymu turės pateikti pašalinimo pagrindų nebuvimą patvirtinančius dokumentus. Pavyzdys: Jeigu perkantysis subjektas 2022-10-10 kreipėsi į tiekėją prašydama iki 2022-10-14 pateikti įrodančius dokumentus, jie turi būti išduoti ne anksčiau kaip 120 dienų, jas skaičiuojant atgal nuo 2022-10-14.</w:t>
+              <w:t>Prireikus, Perkantysis subjektas turi teisę prašyti pateikti valstybės įmonės Registrų centro Lietuvos Respublikos Vyriausybės nustatyta tvarka išduoto dokumento, patvirtinančio jungtinius kompetentingų institucijų tvarkomus duomenis. Tokiu atveju dokumentas turi būti  išduotas ne anksčiau kaip 120 dienų iki tos dienos, kai tiekėjas perkančiojo subjekto prašymu turės pateikti pašalinimo pagrindų nebuvimą patvirtinančius dokumentus. Pavyzdys: Jeigu perkantysis subjektas 2022-10-10 kreipėsi į tiekėją prašydamas iki 2022-10-14 pateikti įrodančius dokumentus, jie turi būti išduoti ne anksčiau kaip 120 dienų, jas skaičiuojant atgal nuo 2022-10-14.</w:t>
             </w:r>
           </w:p>
           <w:p>
@@ -21614,7 +21614,7 @@
           <w:sz w:val="20"/>
           <w:szCs w:val="20"/>
         </w:rPr>
-        <w:t>12</w:t>
+        <w:t>14</w:t>
       </w:r>
       <w:r>
         <w:rPr>

--- a/PP-salygos/templates/TSD_LT_SPS.docx
+++ b/PP-salygos/templates/TSD_LT_SPS.docx
@@ -4988,7 +4988,7 @@
         <w:rPr>
           <w:rFonts w:ascii="Arial" w:hAnsi="Arial" w:cs="Arial"/>
         </w:rPr>
-        <w:t xml:space="preserve"> </w:t>
+        <w:t xml:space="preserve"/>
       </w:r>
       <w:r>
         <w:rPr>
@@ -5971,7 +5971,7 @@
                 <w:sz w:val="20"/>
                 <w:szCs w:val="20"/>
               </w:rPr>
-              <w:t>„e-Certis“ adresu:  https://ec.europa.eu/tools/ecertis/.</w:t>
+              <w:t>„e-Certis“ adresu: https://ec.europa.eu/tools/ecertis/.</w:t>
             </w:r>
           </w:p>
         </w:tc>
@@ -6257,7 +6257,7 @@
                 <w:sz w:val="20"/>
                 <w:szCs w:val="20"/>
               </w:rPr>
-              <w:t>„e-Certis“ adresu:  https://ec.europa.eu/tools/ecertis/.</w:t>
+              <w:t>„e-Certis“ adresu: https://ec.europa.eu/tools/ecertis/.</w:t>
             </w:r>
           </w:p>
         </w:tc>
@@ -6472,7 +6472,7 @@
                 <w:sz w:val="20"/>
                 <w:szCs w:val="20"/>
               </w:rPr>
-              <w:t>„e-Certis“ adresu:  https://ec.europa.eu/tools/ecertis/.</w:t>
+              <w:t>„e-Certis“ adresu: https://ec.europa.eu/tools/ecertis/.</w:t>
             </w:r>
           </w:p>
         </w:tc>
@@ -6785,7 +6785,7 @@
                 <w:sz w:val="20"/>
                 <w:szCs w:val="20"/>
               </w:rPr>
-              <w:t>„e-Certis“ adresu:  https://ec.europa.eu/tools/ecertis/.</w:t>
+              <w:t>„e-Certis“ adresu: https://ec.europa.eu/tools/ecertis/.</w:t>
             </w:r>
           </w:p>
         </w:tc>
@@ -6991,7 +6991,7 @@
                 <w:sz w:val="20"/>
                 <w:szCs w:val="20"/>
               </w:rPr>
-              <w:t>„e-Certis“ adresu:  https://ec.europa.eu/tools/ecertis/.</w:t>
+              <w:t>„e-Certis“ adresu: https://ec.europa.eu/tools/ecertis/.</w:t>
             </w:r>
           </w:p>
         </w:tc>
@@ -7357,7 +7357,7 @@
                 <w:sz w:val="20"/>
                 <w:szCs w:val="20"/>
               </w:rPr>
-              <w:t>„e-Certis“ adresu:  https://ec.europa.eu/tools/ecertis/.</w:t>
+              <w:t>„e-Certis“ adresu: https://ec.europa.eu/tools/ecertis/.</w:t>
             </w:r>
           </w:p>
         </w:tc>
@@ -7743,7 +7743,7 @@
                 <w:sz w:val="20"/>
                 <w:szCs w:val="20"/>
               </w:rPr>
-              <w:t xml:space="preserve">„e-Certis“ adresu:  </w:t>
+              <w:t xml:space="preserve">„e-Certis“ adresu: </w:t>
             </w:r>
             <w:hyperlink r:id="rId15" w:history="1">
               <w:r>
@@ -8221,7 +8221,7 @@
                 <w:sz w:val="20"/>
                 <w:szCs w:val="20"/>
               </w:rPr>
-              <w:t>„e-Certis“ adresu:  https://ec.europa.eu/tools/ecertis/.</w:t>
+              <w:t>„e-Certis“ adresu: https://ec.europa.eu/tools/ecertis/.</w:t>
             </w:r>
           </w:p>
         </w:tc>
@@ -9192,7 +9192,7 @@
                 <w:sz w:val="20"/>
                 <w:szCs w:val="20"/>
               </w:rPr>
-              <w:t>Prireikus, Perkantysis subjektas turi teisę prašyti pateikti valstybės įmonės Registrų centro Lietuvos Respublikos Vyriausybės nustatyta tvarka išduoto dokumento, patvirtinančio jungtinius kompetentingų institucijų tvarkomus duomenis. Tokiu atveju dokumentas turi būti  išduotas ne anksčiau kaip 120 dienų iki tos dienos, kai tiekėjas perkančiojo subjekto prašymu turės pateikti pašalinimo pagrindų nebuvimą patvirtinančius dokumentus. Pavyzdys: Jeigu perkantysis subjektas 2022-10-10 kreipėsi į tiekėją prašydamas iki 2022-10-14 pateikti įrodančius dokumentus, jie turi būti išduoti ne anksčiau kaip 120 dienų, jas skaičiuojant atgal nuo 2022-10-14.</w:t>
+              <w:t>Prireikus, Perkantysis subjektas turi teisę prašyti pateikti valstybės įmonės Registrų centro Lietuvos Respublikos Vyriausybės nustatyta tvarka išduoto dokumento, patvirtinančio jungtinius kompetentingų institucijų tvarkomus duomenis. Tokiu atveju dokumentas turi būti išduotas ne anksčiau kaip 120 dienų iki tos dienos, kai tiekėjas perkančiojo subjekto prašymu turės pateikti pašalinimo pagrindų nebuvimą patvirtinančius dokumentus. Pavyzdys: Jeigu perkantysis subjektas 2022-10-10 kreipėsi į tiekėją prašydamas iki 2022-10-14 pateikti įrodančius dokumentus, jie turi būti išduoti ne anksčiau kaip 120 dienų, jas skaičiuojant atgal nuo 2022-10-14.</w:t>
             </w:r>
           </w:p>
           <w:p>
@@ -9417,7 +9417,7 @@
                 <w:sz w:val="20"/>
                 <w:szCs w:val="20"/>
               </w:rPr>
-              <w:t>„e-Certis“ adresu:  https://ec.europa.eu/tools/ecertis/.</w:t>
+              <w:t>„e-Certis“ adresu: https://ec.europa.eu/tools/ecertis/.</w:t>
             </w:r>
           </w:p>
         </w:tc>
@@ -10152,7 +10152,7 @@
                 <w:szCs w:val="20"/>
                 <w:lang w:eastAsia="en-US"/>
               </w:rPr>
-              <w:t xml:space="preserve"> netikrinama, tačiau Tiekėjas  įsipareigoja, kad pirkimo sutartį vykdys tik tokią teisę turintys asmenys. Atitinkami reikalavimai nurodyti</w:t>
+              <w:t xml:space="preserve"> netikrinama, tačiau Tiekėjas įsipareigoja, kad pirkimo sutartį vykdys tik tokią teisę turintys asmenys. Atitinkami reikalavimai nurodyti</w:t>
             </w:r>
             <w:r>
               <w:rPr>
@@ -12425,7 +12425,7 @@
           <w:szCs w:val="20"/>
         </w:rPr>
         <w:lastRenderedPageBreak/>
-        <w:t xml:space="preserve">Tiekėjas arba jo pasitelktas subtiekėjas, arba ūkio subjektas, kurio pajėgumais remiamasi   privalo atitikti bent vieną iš socialinių reikalavimų, nurodytų </w:t>
+        <w:t xml:space="preserve">Tiekėjas arba jo pasitelktas subtiekėjas, arba ūkio subjektas, kurio pajėgumais remiamasi privalo atitikti bent vieną iš socialinių reikalavimų, nurodytų </w:t>
       </w:r>
       <w:r>
         <w:rPr>
@@ -12746,7 +12746,7 @@
                 <w:sz w:val="20"/>
                 <w:szCs w:val="20"/>
               </w:rPr>
-              <w:t xml:space="preserve">Sutarties vykdymo laikotarpiu tiekėjo arba jo pasitelkto subtiekėjo, arba  ūkio subjekto, kurio pajėgumais remiamasi, darbuotojui (-ams), tiesiogiai vykdantiems pirkimo sutartį, </w:t>
+              <w:t xml:space="preserve">Sutarties vykdymo laikotarpiu tiekėjo arba jo pasitelkto subtiekėjo, arba ūkio subjekto, kurio pajėgumais remiamasi, darbuotojui (-ams), tiesiogiai vykdantiems pirkimo sutartį, </w:t>
             </w:r>
             <w:r>
               <w:rPr>
@@ -13922,7 +13922,7 @@
                 <w:sz w:val="20"/>
                 <w:szCs w:val="20"/>
               </w:rPr>
-              <w:t xml:space="preserve"> savo darbuotojui (-ams), tiesiogiai vykdantiems pirkimo sutartį, </w:t>
+              <w:t xml:space="preserve">savo darbuotojui (-ams), tiesiogiai vykdantiems pirkimo sutartį, </w:t>
             </w:r>
             <w:r>
               <w:rPr>
@@ -14319,7 +14319,7 @@
           <w:sz w:val="20"/>
           <w:szCs w:val="20"/>
         </w:rPr>
-        <w:t xml:space="preserve">. Tiekėjai privalo deklaruoti atitiktį kitiems reikalavimams ir  (arba) pateikti dokumentus, pagrindžiančius atitiktį šiems reikalavimams </w:t>
+        <w:t xml:space="preserve">. Tiekėjai privalo deklaruoti atitiktį kitiems reikalavimams ir (arba) pateikti dokumentus, pagrindžiančius atitiktį šiems reikalavimams </w:t>
       </w:r>
       <w:r>
         <w:rPr>
@@ -15050,7 +15050,7 @@
                 <w:sz w:val="20"/>
                 <w:szCs w:val="20"/>
               </w:rPr>
-              <w:t>Dokumentai, kuriuose nenurodytas galiojimo terminas, turi būti  išduoti ar atspausdinti iš informacinės sistemos ne anksčiau kaip prieš tris mėnesius iki tos dienos, kai Perkančiojo subjekto prašymu Tiekėjas turi pateikti dokumentus.</w:t>
+              <w:t>Dokumentai, kuriuose nenurodytas galiojimo terminas, turi būti išduoti ar atspausdinti iš informacinės sistemos ne anksčiau kaip prieš tris mėnesius iki tos dienos, kai Perkančiojo subjekto prašymu Tiekėjas turi pateikti dokumentus.</w:t>
             </w:r>
           </w:p>
           <w:p>
@@ -15356,7 +15356,7 @@
                 <w:sz w:val="20"/>
                 <w:szCs w:val="20"/>
               </w:rPr>
-              <w:t xml:space="preserve"> Perkančiajam subjektui priimtinas</w:t>
+              <w:t xml:space="preserve">Perkančiajam subjektui priimtinas</w:t>
             </w:r>
             <w:r>
               <w:rPr>
@@ -15569,7 +15569,7 @@
                 <w:sz w:val="20"/>
                 <w:szCs w:val="20"/>
               </w:rPr>
-              <w:t xml:space="preserve"> ir nėra ūkio subjektų grupės, kurios bet kuris narys vykdo veiklą VPĮ  92 straipsnio 15 dalyje numatytame sąraše nurodytose valstybėse ar teritorijose, narys arba jos vadovas, kitas valdymo ar priežiūros organo narys ar kitas (kiti) asmuo (asmenys), turintis (turintys) teisę atstovauti tiekėjui, subtiekėjui, ūkio subjektui, kurio pajėgumais remiamasi, ar jį kontroliuoti, jo vardu priimti sprendimą, sudaryti sandorį, ir tokiu būdu dalyvauja tokių ūkio subjektų grupių ir (ar) ūkio subjektų veikloje.</w:t>
+              <w:t xml:space="preserve"> ir nėra ūkio subjektų grupės, kurios bet kuris narys vykdo veiklą VPĮ 92 straipsnio 15 dalyje numatytame sąraše nurodytose valstybėse ar teritorijose, narys arba jos vadovas, kitas valdymo ar priežiūros organo narys ar kitas (kiti) asmuo (asmenys), turintis (turintys) teisę atstovauti tiekėjui, subtiekėjui, ūkio subjektui, kurio pajėgumais remiamasi, ar jį kontroliuoti, jo vardu priimti sprendimą, sudaryti sandorį, ir tokiu būdu dalyvauja tokių ūkio subjektų grupių ir (ar) ūkio subjektų veikloje.</w:t>
             </w:r>
             <w:commentRangeEnd w:id="33"/>
             <w:r>
@@ -16134,7 +16134,7 @@
                 <w:sz w:val="20"/>
                 <w:szCs w:val="20"/>
               </w:rPr>
-              <w:t xml:space="preserve"> ar </w:t>
+              <w:t xml:space="preserve">ar </w:t>
             </w:r>
             <w:r>
               <w:rPr>
@@ -16347,7 +16347,7 @@
                 <w:sz w:val="20"/>
                 <w:szCs w:val="20"/>
               </w:rPr>
-              <w:t>Tiekėjas, jo Subtiekėjai, Tiekėjų grupės nariai,  ar Ūkio subjektai, kurių pajėgumais remiamasi,</w:t>
+              <w:t>Tiekėjas, jo Subtiekėjai, Tiekėjų grupės nariai, ar Ūkio subjektai, kurių pajėgumais remiamasi,</w:t>
             </w:r>
             <w:r>
               <w:rPr>
@@ -16499,7 +16499,7 @@
                 <w:sz w:val="20"/>
                 <w:szCs w:val="20"/>
               </w:rPr>
-              <w:t>Dokumentai, kuriuose nenurodytas galiojimo terminas, turi būti  išduoti ar atspausdinti iš informacinės sistemos ne anksčiau kaip prieš tris mėnesius iki tos dienos, kai Perkančiojo subjekto prašymu Tiekėjas turi pateikti dokumentus.</w:t>
+              <w:t>Dokumentai, kuriuose nenurodytas galiojimo terminas, turi būti išduoti ar atspausdinti iš informacinės sistemos ne anksčiau kaip prieš tris mėnesius iki tos dienos, kai Perkančiojo subjekto prašymu Tiekėjas turi pateikti dokumentus.</w:t>
             </w:r>
           </w:p>
           <w:p>
@@ -16759,7 +16759,7 @@
                 <w:sz w:val="20"/>
                 <w:szCs w:val="20"/>
               </w:rPr>
-              <w:t xml:space="preserve"> ar </w:t>
+              <w:t xml:space="preserve">ar </w:t>
             </w:r>
             <w:r>
               <w:rPr>
@@ -16831,7 +16831,7 @@
                 <w:sz w:val="20"/>
                 <w:szCs w:val="20"/>
               </w:rPr>
-              <w:t xml:space="preserve"> ar </w:t>
+              <w:t xml:space="preserve">ar </w:t>
             </w:r>
             <w:r>
               <w:rPr>
@@ -16933,7 +16933,7 @@
                 <w:sz w:val="20"/>
                 <w:szCs w:val="20"/>
               </w:rPr>
-              <w:t xml:space="preserve"> ar </w:t>
+              <w:t xml:space="preserve">ar </w:t>
             </w:r>
             <w:r>
               <w:rPr>
@@ -17027,7 +17027,7 @@
                 <w:sz w:val="20"/>
                 <w:szCs w:val="20"/>
               </w:rPr>
-              <w:t>Pirkime negali dalyvauti Tiekėjai, Subtiekėjai, Tiekėjų grupės nariai, Ūkio subjektai, kurių pajėgumais remiamasi, kuriems ar jų siūlomų prekių gamintojui, juos kontroliuojantiems juridiniams ir (ar) fiziniams  asmenims taikomos Jungtinių Tautų saugumo tarybos, Europos Sąjungos, kitų tarptautinių organizacijų, kurių narė yra arba kuriose dalyvauja Lietuvos Respublika bei Jungtinių Amerikos Valstijų sankcijos (ribojamosios priemonės).</w:t>
+              <w:t>Pirkime negali dalyvauti Tiekėjai, Subtiekėjai, Tiekėjų grupės nariai, Ūkio subjektai, kurių pajėgumais remiamasi, kuriems ar jų siūlomų prekių gamintojui, juos kontroliuojantiems juridiniams ir (ar) fiziniams asmenims taikomos Jungtinių Tautų saugumo tarybos, Europos Sąjungos, kitų tarptautinių organizacijų, kurių narė yra arba kuriose dalyvauja Lietuvos Respublika bei Jungtinių Amerikos Valstijų sankcijos (ribojamosios priemonės).</w:t>
             </w:r>
           </w:p>
         </w:tc>
@@ -17893,7 +17893,7 @@
                 <w:sz w:val="20"/>
                 <w:szCs w:val="20"/>
               </w:rPr>
-              <w:t xml:space="preserve">EPSO-G įmonių grupės  </w:t>
+              <w:t xml:space="preserve">EPSO-G įmonių grupės </w:t>
             </w:r>
             <w:r>
               <w:rPr>
@@ -18218,7 +18218,7 @@
                 <w:sz w:val="20"/>
                 <w:szCs w:val="20"/>
               </w:rPr>
-              <w:t>Jei ekonomiškai naudingiausią pasiūlymą pateikęs Tiekėjas/Tiekėjų grupės narys šį klausimyną yra pildęs ne anksčiau kaip prieš 12 mėnesių iki Perkančiojo subjekto prašymo pateikimo ir informacija yra nepasikeitusi, jis gali nepildyti klausimyno, bet per klausimynui užpildyti skirtą terminą pateikti laisvos formos patvirtinimą, kad anksčiau šio tiekėjo  užpildytame Veiklos partnerių patikros klausimyne informacija yra nepasikeitusi.</w:t>
+              <w:t>Jei ekonomiškai naudingiausią pasiūlymą pateikęs Tiekėjas/Tiekėjų grupės narys šį klausimyną yra pildęs ne anksčiau kaip prieš 12 mėnesių iki Perkančiojo subjekto prašymo pateikimo ir informacija yra nepasikeitusi, jis gali nepildyti klausimyno, bet per klausimynui užpildyti skirtą terminą pateikti laisvos formos patvirtinimą, kad anksčiau šio tiekėjo užpildytame Veiklos partnerių patikros klausimyne informacija yra nepasikeitusi.</w:t>
             </w:r>
           </w:p>
           <w:p>
@@ -18256,7 +18256,7 @@
                 <w:sz w:val="20"/>
                 <w:szCs w:val="20"/>
               </w:rPr>
-              <w:t xml:space="preserve">Perkantysis subjektas atliks su ekonomiškai naudingiausią pasiūlymą pateikusiu tiekėju (tiekėjų grupės nariais, subtiekėjais) susijusių duomenų iš klausimyno ir (ar) prieinamų šaltinių įvertinimą  veiklos partnerio rizikos aspektu. Per Perkančiojo subjekto nustatytą terminą neužpildžius klausimyno, Tiekėjo pasiūlymas bus atmetamas.  </w:t>
+              <w:t xml:space="preserve">Perkantysis subjektas atliks su ekonomiškai naudingiausią pasiūlymą pateikusiu tiekėju (tiekėjų grupės nariais, subtiekėjais) susijusių duomenų iš klausimyno ir (ar) prieinamų šaltinių įvertinimą veiklos partnerio rizikos aspektu. Per Perkančiojo subjekto nustatytą terminą neužpildžius klausimyno, Tiekėjo pasiūlymas bus atmetamas.  </w:t>
             </w:r>
           </w:p>
           <w:p>
@@ -18355,7 +18355,7 @@
                 <w:sz w:val="20"/>
                 <w:szCs w:val="20"/>
               </w:rPr>
-              <w:t xml:space="preserve"> sudaryti veiksmų vykdymo planą siekiant išvengti ar  mažinti nustatytas rizikas.</w:t>
+              <w:t xml:space="preserve"> sudaryti veiksmų vykdymo planą siekiant išvengti ar mažinti nustatytas rizikas.</w:t>
             </w:r>
           </w:p>
         </w:tc>
@@ -22373,7 +22373,7 @@
           <w:sz w:val="20"/>
           <w:szCs w:val="20"/>
         </w:rPr>
-        <w:t xml:space="preserve"> darbo dienos,  privalės pateikti užpildytą </w:t>
+        <w:t xml:space="preserve"> darbo dienos, privalės pateikti užpildytą </w:t>
       </w:r>
       <w:r>
         <w:rPr>
@@ -23487,7 +23487,7 @@
           <w:sz w:val="20"/>
           <w:szCs w:val="20"/>
         </w:rPr>
-        <w:t xml:space="preserve"> </w:t>
+        <w:t xml:space="preserve"/>
       </w:r>
       <w:r>
         <w:rPr>
@@ -23535,7 +23535,7 @@
           <w:sz w:val="20"/>
           <w:szCs w:val="20"/>
         </w:rPr>
-        <w:t xml:space="preserve">Pirkime numatoma, kad Perkantysis subjektas informuos Koordinavimo komisiją apie ketinamą sudaryti Sutartį. Atsižvelgiant į tai, Tiekėjas, kuris pateikė ekonomiškai naudingiausią pasiūlymą ir yra nustatytas galimu laimėtoju, Perkančiojo subjekto prašymu, per jo nustatytą terminą, kuris negali būti trumpesnis kaip 3 darbo dienos,  privalės pateikti Tiekėjo, kiekvieno Tiekėjų grupės nario, kiekvieno Ūkio subjekto, kurio pajėgumais remiamasi ir kiekvieno Subtiekėjo užpildytus </w:t>
+        <w:t xml:space="preserve">Pirkime numatoma, kad Perkantysis subjektas informuos Koordinavimo komisiją apie ketinamą sudaryti Sutartį. Atsižvelgiant į tai, Tiekėjas, kuris pateikė ekonomiškai naudingiausią pasiūlymą ir yra nustatytas galimu laimėtoju, Perkančiojo subjekto prašymu, per jo nustatytą terminą, kuris negali būti trumpesnis kaip 3 darbo dienos, privalės pateikti Tiekėjo, kiekvieno Tiekėjų grupės nario, kiekvieno Ūkio subjekto, kurio pajėgumais remiamasi ir kiekvieno Subtiekėjo užpildytus </w:t>
       </w:r>
       <w:r>
         <w:rPr>
@@ -23611,7 +23611,7 @@
         <w:rPr>
           <w:bCs/>
         </w:rPr>
-        <w:t xml:space="preserve">  IR SUTARTIES ĮVYKDYMO UŽTIKRINIMAS</w:t>
+        <w:t xml:space="preserve"> IR SUTARTIES ĮVYKDYMO UŽTIKRINIMAS</w:t>
       </w:r>
       <w:bookmarkEnd w:id="63"/>
     </w:p>
@@ -26755,7 +26755,7 @@
           <w:sz w:val="16"/>
           <w:szCs w:val="16"/>
         </w:rPr>
-        <w:t xml:space="preserve"> Tiekėjo finansinis stabilumas ir patikimumas; Tiekėjui taikomos/taikytos sankcijos ir kiti tarptautiniai ribojimai;  Veiklos vykdymas  trečiose šalyse; Veiklos partnerio naudos gavėjų įtakos ir ryšių su Perkančiuoju subjektu; Tiekėjo, jį kontroliuojančių asmenų nusikalstama veika arba ikiteisminiai tyrimai,  vykstantys teismo procesai dėl nusikalstamos veikos; Tiekėjo (ne) taikomos priemonės korupcijos rizikai valdyti, pinigų plovimo ir teroristų finansavimo prevencijai užtikrinti; Tiekėjo akcininkų, dalininkų, dalyvių, vadovų ar kolegialių ir (ar) valdymo organų reputacija.</w:t>
+        <w:t xml:space="preserve"> Tiekėjo finansinis stabilumas ir patikimumas; Tiekėjui taikomos/taikytos sankcijos ir kiti tarptautiniai ribojimai; Veiklos vykdymas trečiose šalyse; Veiklos partnerio naudos gavėjų įtakos ir ryšių su Perkančiuoju subjektu; Tiekėjo, jį kontroliuojančių asmenų nusikalstama veika arba ikiteisminiai tyrimai, vykstantys teismo procesai dėl nusikalstamos veikos; Tiekėjo (ne) taikomos priemonės korupcijos rizikai valdyti, pinigų plovimo ir teroristų finansavimo prevencijai užtikrinti; Tiekėjo akcininkų, dalininkų, dalyvių, vadovų ar kolegialių ir (ar) valdymo organų reputacija.</w:t>
       </w:r>
     </w:p>
     <w:p>

--- a/PP-salygos/templates/TSD_LT_SPS.docx
+++ b/PP-salygos/templates/TSD_LT_SPS.docx
@@ -4920,7 +4920,7 @@
           <w:szCs w:val="20"/>
         </w:rPr>
         <w:lastRenderedPageBreak/>
-        <w:t>prašoma pateikti tik iš Tiekėjo, kuris pagal sudarytą pasiūlymų eilę, pateikė ekonomiškai naudingiausią pasiūlymą.</w:t>
+        <w:t>prašoma pateikti tik iš Tiekėjo, kuris pagal sudarytą pasiūlymų eilę pateikė ekonomiškai naudingiausią pasiūlymą.</w:t>
       </w:r>
     </w:p>
     <w:bookmarkEnd w:id="16"/>
@@ -5224,7 +5224,7 @@
           <w:sz w:val="20"/>
           <w:szCs w:val="20"/>
         </w:rPr>
-        <w:t>, bus prašoma pateikti tik iš Tiekėjo, kuris pagal sudarytą pasiūlymų eilę, pateikė ekonomiškai naudingiausią pasiūlymą.</w:t>
+        <w:t>, bus prašoma pateikti tik iš Tiekėjo, kuris pagal sudarytą pasiūlymų eilę pateikė ekonomiškai naudingiausią pasiūlymą.</w:t>
       </w:r>
     </w:p>
     <w:p>
@@ -12425,7 +12425,7 @@
           <w:szCs w:val="20"/>
         </w:rPr>
         <w:lastRenderedPageBreak/>
-        <w:t xml:space="preserve">Tiekėjas arba jo pasitelktas subtiekėjas, arba ūkio subjektas, kurio pajėgumais remiamasi privalo atitikti bent vieną iš socialinių reikalavimų, nurodytų </w:t>
+        <w:t xml:space="preserve">Tiekėjas arba jo pasitelktas subtiekėjas, arba ūkio subjektas, kurio pajėgumais remiamasi, privalo atitikti bent vieną iš socialinių reikalavimų, nurodytų </w:t>
       </w:r>
       <w:r>
         <w:rPr>
@@ -12452,7 +12452,7 @@
           <w:sz w:val="20"/>
           <w:szCs w:val="20"/>
         </w:rPr>
-        <w:t xml:space="preserve"> t. y., bent vieną iš </w:t>
+        <w:t xml:space="preserve"> t. y. bent vieną iš </w:t>
       </w:r>
       <w:r>
         <w:rPr>
@@ -12473,7 +12473,7 @@
           <w:sz w:val="20"/>
           <w:szCs w:val="20"/>
         </w:rPr>
-        <w:t xml:space="preserve"> 1 punkte nurodytų šeimos ir darbo įsipareigojimų derinimo priemonių ir / </w:t>
+        <w:t xml:space="preserve"> 1 punkte nurodytų šeimos ir darbo įsipareigojimų derinimo priemonių ir (a</w:t>
       </w:r>
       <w:r>
         <w:rPr>
@@ -12484,7 +12484,7 @@
           <w:szCs w:val="20"/>
           <w:u w:val="single"/>
         </w:rPr>
-        <w:t>arba</w:t>
+        <w:t>rba)</w:t>
       </w:r>
       <w:r>
         <w:rPr>
@@ -12519,7 +12519,7 @@
           <w:sz w:val="20"/>
           <w:szCs w:val="20"/>
         </w:rPr>
-        <w:t xml:space="preserve"> (vieno ar kelių), bus prašoma pateikti tik iš Tiekėjo, kuris pagal sudarytą pasiūlymų eilę, pateikė ekonomiškai naudingiausią pasiūlymą.</w:t>
+        <w:t xml:space="preserve"> (vieno ar kelių), bus prašoma pateikti tik iš Tiekėjo, kuris pagal sudarytą pasiūlymų eilę pateikė ekonomiškai naudingiausią pasiūlymą.</w:t>
       </w:r>
     </w:p>
     <w:bookmarkEnd w:id="29"/>
@@ -13271,7 +13271,7 @@
                 <w:sz w:val="20"/>
                 <w:szCs w:val="20"/>
               </w:rPr>
-              <w:t>Kitų dokumentų bus prašoma pateikti tik iš Tiekėjo, kuris pagal sudarytą pasiūlymų eilę, pateikė ekonomiškai naudingiausią pasiūlymą:</w:t>
+              <w:t>Kitų dokumentų bus prašoma pateikti tik iš Tiekėjo, kuris pagal sudarytą pasiūlymų eilę pateikė ekonomiškai naudingiausią pasiūlymą:</w:t>
             </w:r>
             <w:r>
               <w:rPr>
@@ -14121,7 +14121,7 @@
                 <w:sz w:val="20"/>
                 <w:szCs w:val="20"/>
               </w:rPr>
-              <w:t>Kitų dokumentų (vieno ar kelių) bus prašoma pateikti tik iš Tiekėjo, kuris pagal sudarytą pasiūlymų eilę, pateikė ekonomiškai naudingiausią pasiūlymą:</w:t>
+              <w:t>Kitų dokumentų (vieno ar kelių) bus prašoma pateikti tik iš Tiekėjo, kuris pagal sudarytą pasiūlymų eilę pateikė ekonomiškai naudingiausią pasiūlymą:</w:t>
             </w:r>
           </w:p>
           <w:p>
@@ -15996,7 +15996,7 @@
                 <w:sz w:val="20"/>
                 <w:szCs w:val="20"/>
               </w:rPr>
-              <w:t xml:space="preserve"> bus prašoma pateikti tik iš Tiekėjo, kuris pagal sudarytą pasiūlymų eilę, pateikė ekonomiškai naudingiausią pasiūlymą: </w:t>
+              <w:t xml:space="preserve"> bus prašoma pateikti tik iš Tiekėjo, kuris pagal sudarytą pasiūlymų eilę pateikė ekonomiškai naudingiausią pasiūlymą: </w:t>
             </w:r>
             <w:r>
               <w:rPr>

--- a/PP-salygos/templates/TSD_LT_SPS.docx
+++ b/PP-salygos/templates/TSD_LT_SPS.docx
@@ -17027,7 +17027,7 @@
                 <w:sz w:val="20"/>
                 <w:szCs w:val="20"/>
               </w:rPr>
-              <w:t>Pirkime negali dalyvauti Tiekėjai, Subtiekėjai, Tiekėjų grupės nariai, Ūkio subjektai, kurių pajėgumais remiamasi, kuriems ar jų siūlomų prekių gamintojui, juos kontroliuojantiems juridiniams ir (ar) fiziniams asmenims taikomos Jungtinių Tautų saugumo tarybos, Europos Sąjungos, kitų tarptautinių organizacijų, kurių narė yra arba kuriose dalyvauja Lietuvos Respublika bei Jungtinių Amerikos Valstijų sankcijos (ribojamosios priemonės).</w:t>
+              <w:t>Pirkime negali dalyvauti Tiekėjai, Subtiekėjai, Tiekėjų grupės nariai, Ūkio subjektai, kurių pajėgumais remiamasi, kuriems ar jų siūlomų prekių gamintojui, juos kontroliuojantiems juridiniams ir (ar) fiziniams asmenims taikomos Jungtinių Tautų saugumo tarybos, Europos Sąjungos, kitų tarptautinių organizacijų, kurių narė yra arba kuriose dalyvauja Lietuvos Respublika, bei Jungtinių Amerikos Valstijų sankcijos (ribojamosios priemonės).</w:t>
             </w:r>
           </w:p>
         </w:tc>
@@ -17704,7 +17704,7 @@
                 <w:sz w:val="20"/>
                 <w:szCs w:val="20"/>
               </w:rPr>
-              <w:t xml:space="preserve">Pirkime negali dalyvauti Tiekėjai, Subtiekėjai, Tiekėjų grupės nariai, Ūkio subjektai, kurių pajėgumais remiamasi , kurie nėra registruoti (Tiekėjas, Tiekėjų grupės narys, Subtiekėjas, Ūkio subjektas, kurio pajėgumais remiamasi, </w:t>
+              <w:t xml:space="preserve">Pirkime negali dalyvauti Tiekėjai, Subtiekėjai, Tiekėjų grupės nariai, Ūkio subjektai, kurių pajėgumais remiamasi , kurie nėra registruoti (jeigu Tiekėjas, Tiekėjų grupės narys, Subtiekėjas, Ūkio subjektas, kurio pajėgumais remiamasi, ar Kvazisubtiekėjas yra fizinis asmuo – nuolat gyvenantis ar turintis pilietybę</w:t>
             </w:r>
             <w:r>
               <w:rPr>
@@ -17714,7 +17714,7 @@
                 <w:szCs w:val="20"/>
               </w:rPr>
               <w:lastRenderedPageBreak/>
-              <w:t>Kvazisubtiekėjas, kuris yra fizinis asmuo – nuolat gyvenantis ar turintys pilietybę) Europos Sąjungos valstybėje narėje, Šiaurės Atlanto sutarties organizacijos valstybėje narėje ar trečiojoje šalyje, pasirašiusioje PĮ 29 straipsnio 4 dalyje nurodytus tarptautinius susitarimus.</w:t>
+              <w:t>) Europos Sąjungos valstybėje narėje, Šiaurės Atlanto sutarties organizacijos valstybėje narėje ar trečiojoje šalyje, pasirašiusioje PĮ 29 straipsnio 4 dalyje nurodytus tarptautinius susitarimus.</w:t>
             </w:r>
             <w:r>
               <w:rPr>

--- a/PP-salygos/templates/TSD_LT_SPS.docx
+++ b/PP-salygos/templates/TSD_LT_SPS.docx
@@ -26057,7 +26057,7 @@
         <w:rPr>
           <w:u w:val="single"/>
         </w:rPr>
-        <w:t xml:space="preserve">kurių vertė viršija 803 tūkstančius eurų, </w:t>
+        <w:t xml:space="preserve">kurių vertė viršija vidaus taisyklėse nustatytą ribą, </w:t>
       </w:r>
       <w:r>
         <w:t xml:space="preserve">žemesnės vertės pirkimuose taikoma atsižvelgus į įsipareigojimų nevykdymo riziką. Užtikrinimo priemonių pirkimuose, </w:t>
@@ -26066,7 +26066,7 @@
         <w:rPr>
           <w:u w:val="single"/>
         </w:rPr>
-        <w:t>kurių vertė viršija 803 tūkstančius eurų</w:t>
+        <w:t>kurių vertė viršija vidaus taisyklėse nustatytą ribą</w:t>
       </w:r>
       <w:r>
         <w:t xml:space="preserve"> gali būti neprašoma, jeigu Pirkėjas prieš Pirkimą parengia ir pateikia Grupės iždui raštišką argumentaciją, kodėl Užtikrinimo priemonės konkretaus sandorio atžvilgiu nėra tikslingos arba jei, vadovaujantis teisės aktų nuostatomis, yra vykdoma neskelbiamo Pirkimo procedūra iš vienintelio Tiekėjo. Rekomenduojama užtikrinimo vertė nuo pradinės sutarties vertės – ne mažiau nei 10 proc.“. </w:t>

--- a/PP-salygos/templates/TSD_LT_SPS.docx
+++ b/PP-salygos/templates/TSD_LT_SPS.docx
@@ -23985,7 +23985,7 @@
           <w:sz w:val="20"/>
           <w:szCs w:val="20"/>
         </w:rPr>
-        <w:t xml:space="preserve">. Laimėjęs Tiekėjas pateikia Sutarties užtikrinimo įvykdymo užtikrinimą </w:t>
+        <w:t xml:space="preserve">. Laimėjęs Tiekėjas pateikia Sutarties įvykdymo užtikrinimą </w:t>
       </w:r>
       <w:r>
         <w:rPr>

--- a/PP-salygos/templates/TSD_LT_SPS.docx
+++ b/PP-salygos/templates/TSD_LT_SPS.docx
@@ -22391,7 +22391,7 @@
           <w:sz w:val="20"/>
           <w:szCs w:val="20"/>
         </w:rPr>
-        <w:t>7</w:t>
+        <w:t>8</w:t>
       </w:r>
       <w:r>
         <w:rPr>

--- a/PP-salygos/templates/TSD_LT_SPS.docx
+++ b/PP-salygos/templates/TSD_LT_SPS.docx
@@ -11162,7 +11162,7 @@
           <w:sz w:val="20"/>
           <w:szCs w:val="20"/>
         </w:rPr>
-        <w:t xml:space="preserve">unktų reikalavimams pagrįsti siūlomi specialistai yra Tiekėjo/Tiekėjų grupės nario arba Ūkio subjekto, kurio pajėgumais remiamasi grindžiant atitiktį Kvalifikacijos reikalavimams, darbuotojai (jeigu Tiekėjas SPS 5 priede nebus nurodęs, kad SPS 2 lentelės </w:t>
+        <w:t xml:space="preserve">unktų reikalavimams pagrįsti siūlomi specialistai yra Tiekėjo/Tiekėjų grupės nario arba Ūkio subjekto, kurio pajėgumais remiamasi grindžiant atitiktį Kvalifikacijos reikalavimams, darbuotojai (jeigu Tiekėjas SPS 6 priede nebus nurodęs, kad SPS 2 lentelės </w:t>
       </w:r>
       <w:r>
         <w:rPr>

--- a/PP-salygos/templates/TSD_LT_SPS.docx
+++ b/PP-salygos/templates/TSD_LT_SPS.docx
@@ -19313,7 +19313,7 @@
           <w:sz w:val="20"/>
           <w:szCs w:val="20"/>
         </w:rPr>
-        <w:t>Užpildytas ir pasirašytas deklaracijas, patvirtinančias sutikimą būti Subtiekėju, Ūkio subjektu, kurio pajėgumais remiamasi Perkančiojo subjekto atliekamame Pirkime, ar</w:t>
+        <w:t>Užpildytas ir pasirašytas deklaracijas, patvirtinančias sutikimą būti Subtiekėju, Ūkio subjektu, kurio pajėgumais remiamasi Perkančiojo subjekto atliekamame Pirkime, ir</w:t>
       </w:r>
       <w:r>
         <w:rPr>

--- a/PP-salygos/templates/TSD_LT_SPS.docx
+++ b/PP-salygos/templates/TSD_LT_SPS.docx
@@ -21563,7 +21563,7 @@
           <w:sz w:val="20"/>
           <w:szCs w:val="20"/>
         </w:rPr>
-        <w:t>Galutiniu</w:t>
+        <w:t>Pirminiu</w:t>
       </w:r>
       <w:r>
         <w:rPr>
@@ -21671,7 +21671,7 @@
           <w:sz w:val="20"/>
           <w:szCs w:val="20"/>
         </w:rPr>
-        <w:t>Galutinių</w:t>
+        <w:t>Pirminių</w:t>
       </w:r>
       <w:r>
         <w:rPr>
@@ -21854,7 +21854,7 @@
           <w:sz w:val="20"/>
           <w:szCs w:val="20"/>
         </w:rPr>
-        <w:t>Galutinių</w:t>
+        <w:t>Pirminių</w:t>
       </w:r>
       <w:r>
         <w:rPr>
@@ -21870,7 +21870,7 @@
           <w:sz w:val="20"/>
           <w:szCs w:val="20"/>
         </w:rPr>
-        <w:t>asiūlymų pateikimo termino pabaigos ir joje turi būti nurodytas garantijos galiojimo terminas.</w:t>
+        <w:t>asiūlymų pateikimo termino pabaigos ir joje turi būti nurodytas garantijos galiojimo terminas. Jeigu bus prašoma pateikti Galutinį pasiūlymą, banko garantija turi galioti tiek pat dienų po Galutinių pasiūlymų pateikimo termino pabaigos; prireikus Tiekėjas ją pratęsia ir pratęsimą pateikia kartu su Galutiniu pasiūlymu.</w:t>
       </w:r>
     </w:p>
     <w:p>
